--- a/data/outputs/v2/General_Science/SS3.2_Linear_Motion/General_Science_Linear_Motion_CBE_LessonSequence.docx
+++ b/data/outputs/v2/General_Science/SS3.2_Linear_Motion/General_Science_Linear_Motion_CBE_LessonSequence.docx
@@ -2959,32 +2959,32 @@
         <w:tc>
           <w:tcPr>
             <w:tcW w:type="dxa" w:w="1520"/>
-            <w:shd w:fill="F2F2F2" w:color="auto" w:val="clear"/>
-            <w:tcMar>
-              <w:top w:type="dxa" w:w="60"/>
-              <w:left w:type="dxa" w:w="120"/>
-              <w:bottom w:type="dxa" w:w="60"/>
-              <w:right w:type="dxa" w:w="120"/>
-            </w:tcMar>
-            <w:vAlign w:val="top"/>
-          </w:tcPr>
-          <w:p>
-            <w:pPr>
-              <w:spacing w:after="40" w:before="0"/>
-              <w:jc w:val="left"/>
-            </w:pPr>
-            <w:r>
-              <w:rPr>
-                <w:rFonts w:ascii="Arial" w:cs="Arial" w:eastAsia="Arial" w:hAnsi="Arial"/>
-                <w:b/>
-                <w:bCs/>
-                <w:i w:val="false"/>
-                <w:iCs w:val="false"/>
-                <w:color w:val="000000"/>
-                <w:sz w:val="18"/>
-                <w:szCs w:val="18"/>
-              </w:rPr>
-              <w:t xml:space="preserve">1 — PREDICT (Anchoring Phenomenon Launch)</w:t>
+            <w:shd w:fill="EAD1F5" w:color="auto" w:val="clear"/>
+            <w:tcMar>
+              <w:top w:type="dxa" w:w="60"/>
+              <w:left w:type="dxa" w:w="120"/>
+              <w:bottom w:type="dxa" w:w="60"/>
+              <w:right w:type="dxa" w:w="120"/>
+            </w:tcMar>
+            <w:vAlign w:val="top"/>
+          </w:tcPr>
+          <w:p>
+            <w:pPr>
+              <w:spacing w:after="40" w:before="0"/>
+              <w:jc w:val="left"/>
+            </w:pPr>
+            <w:r>
+              <w:rPr>
+                <w:rFonts w:ascii="Arial" w:cs="Arial" w:eastAsia="Arial" w:hAnsi="Arial"/>
+                <w:b/>
+                <w:bCs/>
+                <w:i w:val="false"/>
+                <w:iCs w:val="false"/>
+                <w:color w:val="000000"/>
+                <w:sz w:val="18"/>
+                <w:szCs w:val="18"/>
+              </w:rPr>
+              <w:t xml:space="preserve">Predict Phase</w:t>
             </w:r>
           </w:p>
           <w:p>
@@ -3007,7 +3007,7 @@
             <w:pPr>
               <w:spacing w:after="20" w:before="0"/>
             </w:pPr>
-            <w:hyperlink w:history="1" r:id="rId-p1vsuirmcj4ar7oktyqf">
+            <w:hyperlink w:history="1" r:id="rIdgpwpphybvcemftpjrgtey">
               <w:r>
                 <w:rPr>
                   <w:rFonts w:ascii="Arial" w:cs="Arial" w:eastAsia="Arial" w:hAnsi="Arial"/>
@@ -3040,7 +3040,7 @@
               <w:spacing w:after="10" w:before="0"/>
               <w:ind w:left="120"/>
             </w:pPr>
-            <w:hyperlink w:history="1" r:id="rIdpwxnlgzk6he-qzzljx9ed">
+            <w:hyperlink w:history="1" r:id="rIdhwqrhjxz-dxelfoeibaq5">
               <w:r>
                 <w:rPr>
                   <w:rFonts w:ascii="Arial" w:cs="Arial" w:eastAsia="Arial" w:hAnsi="Arial"/>
@@ -3085,7 +3085,7 @@
             <w:pPr>
               <w:spacing w:after="20" w:before="0"/>
             </w:pPr>
-            <w:hyperlink w:history="1" r:id="rIdcdg3wk6mfh9zrow3mne6r">
+            <w:hyperlink w:history="1" r:id="rId4cqp9mw64vgiyule9jysc">
               <w:r>
                 <w:rPr>
                   <w:rFonts w:ascii="Arial" w:cs="Arial" w:eastAsia="Arial" w:hAnsi="Arial"/>
@@ -3118,7 +3118,7 @@
               <w:spacing w:after="10" w:before="0"/>
               <w:ind w:left="120"/>
             </w:pPr>
-            <w:hyperlink w:history="1" r:id="rId3ei3rcjntz9tt6trguxjd">
+            <w:hyperlink w:history="1" r:id="rIdg6arkiraave62wbgs5wri">
               <w:r>
                 <w:rPr>
                   <w:rFonts w:ascii="Arial" w:cs="Arial" w:eastAsia="Arial" w:hAnsi="Arial"/>
@@ -3265,32 +3265,32 @@
         <w:tc>
           <w:tcPr>
             <w:tcW w:type="dxa" w:w="1520"/>
-            <w:shd w:fill="F2F2F2" w:color="auto" w:val="clear"/>
-            <w:tcMar>
-              <w:top w:type="dxa" w:w="60"/>
-              <w:left w:type="dxa" w:w="120"/>
-              <w:bottom w:type="dxa" w:w="60"/>
-              <w:right w:type="dxa" w:w="120"/>
-            </w:tcMar>
-            <w:vAlign w:val="top"/>
-          </w:tcPr>
-          <w:p>
-            <w:pPr>
-              <w:spacing w:after="40" w:before="0"/>
-              <w:jc w:val="left"/>
-            </w:pPr>
-            <w:r>
-              <w:rPr>
-                <w:rFonts w:ascii="Arial" w:cs="Arial" w:eastAsia="Arial" w:hAnsi="Arial"/>
-                <w:b/>
-                <w:bCs/>
-                <w:i w:val="false"/>
-                <w:iCs w:val="false"/>
-                <w:color w:val="000000"/>
-                <w:sz w:val="18"/>
-                <w:szCs w:val="18"/>
-              </w:rPr>
-              <w:t xml:space="preserve">2 — OBSERVE (Video Evidence Gathering)</w:t>
+            <w:shd w:fill="D9EEF1" w:color="auto" w:val="clear"/>
+            <w:tcMar>
+              <w:top w:type="dxa" w:w="60"/>
+              <w:left w:type="dxa" w:w="120"/>
+              <w:bottom w:type="dxa" w:w="60"/>
+              <w:right w:type="dxa" w:w="120"/>
+            </w:tcMar>
+            <w:vAlign w:val="top"/>
+          </w:tcPr>
+          <w:p>
+            <w:pPr>
+              <w:spacing w:after="40" w:before="0"/>
+              <w:jc w:val="left"/>
+            </w:pPr>
+            <w:r>
+              <w:rPr>
+                <w:rFonts w:ascii="Arial" w:cs="Arial" w:eastAsia="Arial" w:hAnsi="Arial"/>
+                <w:b/>
+                <w:bCs/>
+                <w:i w:val="false"/>
+                <w:iCs w:val="false"/>
+                <w:color w:val="000000"/>
+                <w:sz w:val="18"/>
+                <w:szCs w:val="18"/>
+              </w:rPr>
+              <w:t xml:space="preserve">Observe Phase</w:t>
             </w:r>
           </w:p>
           <w:p>
@@ -3313,7 +3313,7 @@
             <w:pPr>
               <w:spacing w:after="20" w:before="0"/>
             </w:pPr>
-            <w:hyperlink w:history="1" r:id="rIdrjukfqkzc7onu18u5qv1c">
+            <w:hyperlink w:history="1" r:id="rIdz_cjvvdubmj4cezzbfobw">
               <w:r>
                 <w:rPr>
                   <w:rFonts w:ascii="Arial" w:cs="Arial" w:eastAsia="Arial" w:hAnsi="Arial"/>
@@ -3346,7 +3346,7 @@
               <w:spacing w:after="10" w:before="0"/>
               <w:ind w:left="120"/>
             </w:pPr>
-            <w:hyperlink w:history="1" r:id="rIdclrmskhxt1zg_83jjeqzs">
+            <w:hyperlink w:history="1" r:id="rId7ykkjv9v5wqk1ppnd_mrx">
               <w:r>
                 <w:rPr>
                   <w:rFonts w:ascii="Arial" w:cs="Arial" w:eastAsia="Arial" w:hAnsi="Arial"/>
@@ -3391,7 +3391,7 @@
             <w:pPr>
               <w:spacing w:after="20" w:before="0"/>
             </w:pPr>
-            <w:hyperlink w:history="1" r:id="rIdw4e5wrw80p2cqkcgmniko">
+            <w:hyperlink w:history="1" r:id="rIdsnsmuilqh_n81jyr4s9qt">
               <w:r>
                 <w:rPr>
                   <w:rFonts w:ascii="Arial" w:cs="Arial" w:eastAsia="Arial" w:hAnsi="Arial"/>
@@ -3424,7 +3424,7 @@
               <w:spacing w:after="10" w:before="0"/>
               <w:ind w:left="120"/>
             </w:pPr>
-            <w:hyperlink w:history="1" r:id="rIdaqf-feeqop8aicnohneka">
+            <w:hyperlink w:history="1" r:id="rIdpxgiiyxgp851mzmjntyg2">
               <w:r>
                 <w:rPr>
                   <w:rFonts w:ascii="Arial" w:cs="Arial" w:eastAsia="Arial" w:hAnsi="Arial"/>
@@ -3571,32 +3571,32 @@
         <w:tc>
           <w:tcPr>
             <w:tcW w:type="dxa" w:w="1520"/>
-            <w:shd w:fill="F2F2F2" w:color="auto" w:val="clear"/>
-            <w:tcMar>
-              <w:top w:type="dxa" w:w="60"/>
-              <w:left w:type="dxa" w:w="120"/>
-              <w:bottom w:type="dxa" w:w="60"/>
-              <w:right w:type="dxa" w:w="120"/>
-            </w:tcMar>
-            <w:vAlign w:val="top"/>
-          </w:tcPr>
-          <w:p>
-            <w:pPr>
-              <w:spacing w:after="40" w:before="0"/>
-              <w:jc w:val="left"/>
-            </w:pPr>
-            <w:r>
-              <w:rPr>
-                <w:rFonts w:ascii="Arial" w:cs="Arial" w:eastAsia="Arial" w:hAnsi="Arial"/>
-                <w:b/>
-                <w:bCs/>
-                <w:i w:val="false"/>
-                <w:iCs w:val="false"/>
-                <w:color w:val="000000"/>
-                <w:sz w:val="18"/>
-                <w:szCs w:val="18"/>
-              </w:rPr>
-              <w:t xml:space="preserve">3 — EXPLAIN (Motion Vocabulary Sensemaking)</w:t>
+            <w:shd w:fill="E2EFDA" w:color="auto" w:val="clear"/>
+            <w:tcMar>
+              <w:top w:type="dxa" w:w="60"/>
+              <w:left w:type="dxa" w:w="120"/>
+              <w:bottom w:type="dxa" w:w="60"/>
+              <w:right w:type="dxa" w:w="120"/>
+            </w:tcMar>
+            <w:vAlign w:val="top"/>
+          </w:tcPr>
+          <w:p>
+            <w:pPr>
+              <w:spacing w:after="40" w:before="0"/>
+              <w:jc w:val="left"/>
+            </w:pPr>
+            <w:r>
+              <w:rPr>
+                <w:rFonts w:ascii="Arial" w:cs="Arial" w:eastAsia="Arial" w:hAnsi="Arial"/>
+                <w:b/>
+                <w:bCs/>
+                <w:i w:val="false"/>
+                <w:iCs w:val="false"/>
+                <w:color w:val="000000"/>
+                <w:sz w:val="18"/>
+                <w:szCs w:val="18"/>
+              </w:rPr>
+              <w:t xml:space="preserve">Explain Phase</w:t>
             </w:r>
           </w:p>
           <w:p>
@@ -3619,7 +3619,7 @@
             <w:pPr>
               <w:spacing w:after="20" w:before="0"/>
             </w:pPr>
-            <w:hyperlink w:history="1" r:id="rIdt_l8uorylssaev8uhpifs">
+            <w:hyperlink w:history="1" r:id="rIdqre2iehr3vk6p1qnwm_mz">
               <w:r>
                 <w:rPr>
                   <w:rFonts w:ascii="Arial" w:cs="Arial" w:eastAsia="Arial" w:hAnsi="Arial"/>
@@ -3652,7 +3652,7 @@
               <w:spacing w:after="10" w:before="0"/>
               <w:ind w:left="120"/>
             </w:pPr>
-            <w:hyperlink w:history="1" r:id="rId1qa6togzomqchfu1ztes4">
+            <w:hyperlink w:history="1" r:id="rId6698esagvrt6fytjnrfxk">
               <w:r>
                 <w:rPr>
                   <w:rFonts w:ascii="Arial" w:cs="Arial" w:eastAsia="Arial" w:hAnsi="Arial"/>
@@ -3697,7 +3697,7 @@
             <w:pPr>
               <w:spacing w:after="20" w:before="0"/>
             </w:pPr>
-            <w:hyperlink w:history="1" r:id="rIdslrdzxdn8ws4tibzd46cp">
+            <w:hyperlink w:history="1" r:id="rIdqtalxkby6tygp-ckiqzlu">
               <w:r>
                 <w:rPr>
                   <w:rFonts w:ascii="Arial" w:cs="Arial" w:eastAsia="Arial" w:hAnsi="Arial"/>
@@ -3730,7 +3730,7 @@
               <w:spacing w:after="10" w:before="0"/>
               <w:ind w:left="120"/>
             </w:pPr>
-            <w:hyperlink w:history="1" r:id="rIdf5sjikydwbu51ljg8_otq">
+            <w:hyperlink w:history="1" r:id="rIdj7zt7pdnwcdf-r5ehu9q_">
               <w:r>
                 <w:rPr>
                   <w:rFonts w:ascii="Arial" w:cs="Arial" w:eastAsia="Arial" w:hAnsi="Arial"/>
@@ -3877,32 +3877,32 @@
         <w:tc>
           <w:tcPr>
             <w:tcW w:type="dxa" w:w="1520"/>
-            <w:shd w:fill="F2F2F2" w:color="auto" w:val="clear"/>
-            <w:tcMar>
-              <w:top w:type="dxa" w:w="60"/>
-              <w:left w:type="dxa" w:w="120"/>
-              <w:bottom w:type="dxa" w:w="60"/>
-              <w:right w:type="dxa" w:w="120"/>
-            </w:tcMar>
-            <w:vAlign w:val="top"/>
-          </w:tcPr>
-          <w:p>
-            <w:pPr>
-              <w:spacing w:after="40" w:before="0"/>
-              <w:jc w:val="left"/>
-            </w:pPr>
-            <w:r>
-              <w:rPr>
-                <w:rFonts w:ascii="Arial" w:cs="Arial" w:eastAsia="Arial" w:hAnsi="Arial"/>
-                <w:b/>
-                <w:bCs/>
-                <w:i w:val="false"/>
-                <w:iCs w:val="false"/>
-                <w:color w:val="000000"/>
-                <w:sz w:val="18"/>
-                <w:szCs w:val="18"/>
-              </w:rPr>
-              <w:t xml:space="preserve">4 — DRIVING QUESTION BOARD (DQB) Creation</w:t>
+            <w:shd w:fill="FCE4D6" w:color="auto" w:val="clear"/>
+            <w:tcMar>
+              <w:top w:type="dxa" w:w="60"/>
+              <w:left w:type="dxa" w:w="120"/>
+              <w:bottom w:type="dxa" w:w="60"/>
+              <w:right w:type="dxa" w:w="120"/>
+            </w:tcMar>
+            <w:vAlign w:val="top"/>
+          </w:tcPr>
+          <w:p>
+            <w:pPr>
+              <w:spacing w:after="40" w:before="0"/>
+              <w:jc w:val="left"/>
+            </w:pPr>
+            <w:r>
+              <w:rPr>
+                <w:rFonts w:ascii="Arial" w:cs="Arial" w:eastAsia="Arial" w:hAnsi="Arial"/>
+                <w:b/>
+                <w:bCs/>
+                <w:i w:val="false"/>
+                <w:iCs w:val="false"/>
+                <w:color w:val="000000"/>
+                <w:sz w:val="18"/>
+                <w:szCs w:val="18"/>
+              </w:rPr>
+              <w:t xml:space="preserve">Driving Question Board (DQB) Creation</w:t>
             </w:r>
           </w:p>
           <w:p>
@@ -3925,7 +3925,7 @@
             <w:pPr>
               <w:spacing w:after="20" w:before="0"/>
             </w:pPr>
-            <w:hyperlink w:history="1" r:id="rIddohhbnybrexf79jusnsxq">
+            <w:hyperlink w:history="1" r:id="rIdmkqiexbamfq9fjaybhycq">
               <w:r>
                 <w:rPr>
                   <w:rFonts w:ascii="Arial" w:cs="Arial" w:eastAsia="Arial" w:hAnsi="Arial"/>
@@ -3958,7 +3958,7 @@
               <w:spacing w:after="10" w:before="0"/>
               <w:ind w:left="120"/>
             </w:pPr>
-            <w:hyperlink w:history="1" r:id="rIdhmfawpuqhn2uefvxm2f4d">
+            <w:hyperlink w:history="1" r:id="rIdd0zkdjgrlicjwjj1luofz">
               <w:r>
                 <w:rPr>
                   <w:rFonts w:ascii="Arial" w:cs="Arial" w:eastAsia="Arial" w:hAnsi="Arial"/>
@@ -4003,7 +4003,7 @@
             <w:pPr>
               <w:spacing w:after="20" w:before="0"/>
             </w:pPr>
-            <w:hyperlink w:history="1" r:id="rId2nhxsvdsojrgh_whrq4s5">
+            <w:hyperlink w:history="1" r:id="rIdzuxdcoumsy8bvilubltcy">
               <w:r>
                 <w:rPr>
                   <w:rFonts w:ascii="Arial" w:cs="Arial" w:eastAsia="Arial" w:hAnsi="Arial"/>
@@ -4036,7 +4036,7 @@
               <w:spacing w:after="10" w:before="0"/>
               <w:ind w:left="120"/>
             </w:pPr>
-            <w:hyperlink w:history="1" r:id="rIdkspgqrrjjf1wey5l-tded">
+            <w:hyperlink w:history="1" r:id="rIdhstwuvo_2i9pehnhibppp">
               <w:r>
                 <w:rPr>
                   <w:rFonts w:ascii="Arial" w:cs="Arial" w:eastAsia="Arial" w:hAnsi="Arial"/>
@@ -4183,32 +4183,32 @@
         <w:tc>
           <w:tcPr>
             <w:tcW w:type="dxa" w:w="1520"/>
-            <w:shd w:fill="F2F2F2" w:color="auto" w:val="clear"/>
-            <w:tcMar>
-              <w:top w:type="dxa" w:w="60"/>
-              <w:left w:type="dxa" w:w="120"/>
-              <w:bottom w:type="dxa" w:w="60"/>
-              <w:right w:type="dxa" w:w="120"/>
-            </w:tcMar>
-            <w:vAlign w:val="top"/>
-          </w:tcPr>
-          <w:p>
-            <w:pPr>
-              <w:spacing w:after="40" w:before="0"/>
-              <w:jc w:val="left"/>
-            </w:pPr>
-            <w:r>
-              <w:rPr>
-                <w:rFonts w:ascii="Arial" w:cs="Arial" w:eastAsia="Arial" w:hAnsi="Arial"/>
-                <w:b/>
-                <w:bCs/>
-                <w:i w:val="false"/>
-                <w:iCs w:val="false"/>
-                <w:color w:val="000000"/>
-                <w:sz w:val="18"/>
-                <w:szCs w:val="18"/>
-              </w:rPr>
-              <w:t xml:space="preserve">5 — MODEL BUILDING (Initial Qualitative Motion Model)</w:t>
+            <w:shd w:fill="D5E8F0" w:color="auto" w:val="clear"/>
+            <w:tcMar>
+              <w:top w:type="dxa" w:w="60"/>
+              <w:left w:type="dxa" w:w="120"/>
+              <w:bottom w:type="dxa" w:w="60"/>
+              <w:right w:type="dxa" w:w="120"/>
+            </w:tcMar>
+            <w:vAlign w:val="top"/>
+          </w:tcPr>
+          <w:p>
+            <w:pPr>
+              <w:spacing w:after="40" w:before="0"/>
+              <w:jc w:val="left"/>
+            </w:pPr>
+            <w:r>
+              <w:rPr>
+                <w:rFonts w:ascii="Arial" w:cs="Arial" w:eastAsia="Arial" w:hAnsi="Arial"/>
+                <w:b/>
+                <w:bCs/>
+                <w:i w:val="false"/>
+                <w:iCs w:val="false"/>
+                <w:color w:val="000000"/>
+                <w:sz w:val="18"/>
+                <w:szCs w:val="18"/>
+              </w:rPr>
+              <w:t xml:space="preserve">Model Building Phase</w:t>
             </w:r>
           </w:p>
           <w:p>
@@ -4231,7 +4231,7 @@
             <w:pPr>
               <w:spacing w:after="20" w:before="0"/>
             </w:pPr>
-            <w:hyperlink w:history="1" r:id="rIdykmyphdvu6x2neimauo91">
+            <w:hyperlink w:history="1" r:id="rId4mpkefgmz8zca4whgp3d-">
               <w:r>
                 <w:rPr>
                   <w:rFonts w:ascii="Arial" w:cs="Arial" w:eastAsia="Arial" w:hAnsi="Arial"/>
@@ -4264,7 +4264,7 @@
               <w:spacing w:after="10" w:before="0"/>
               <w:ind w:left="120"/>
             </w:pPr>
-            <w:hyperlink w:history="1" r:id="rIdlpeialzanu2wsh3b2m9l0">
+            <w:hyperlink w:history="1" r:id="rIdrgf_kijw1iviz4fo2kdna">
               <w:r>
                 <w:rPr>
                   <w:rFonts w:ascii="Arial" w:cs="Arial" w:eastAsia="Arial" w:hAnsi="Arial"/>
@@ -4309,7 +4309,7 @@
             <w:pPr>
               <w:spacing w:after="20" w:before="0"/>
             </w:pPr>
-            <w:hyperlink w:history="1" r:id="rIddi8alepkhld-csba3rucb">
+            <w:hyperlink w:history="1" r:id="rIdw3-kzek7u_0g9sja4bwju">
               <w:r>
                 <w:rPr>
                   <w:rFonts w:ascii="Arial" w:cs="Arial" w:eastAsia="Arial" w:hAnsi="Arial"/>
@@ -4342,7 +4342,7 @@
               <w:spacing w:after="10" w:before="0"/>
               <w:ind w:left="120"/>
             </w:pPr>
-            <w:hyperlink w:history="1" r:id="rIdeah1i3mydvfu7ghqlrydw">
+            <w:hyperlink w:history="1" r:id="rIdwdntdfaljqhrwwzvfjd1c">
               <w:r>
                 <w:rPr>
                   <w:rFonts w:ascii="Arial" w:cs="Arial" w:eastAsia="Arial" w:hAnsi="Arial"/>
@@ -5811,7 +5811,7 @@
             <w:pPr>
               <w:spacing w:after="20" w:before="0"/>
             </w:pPr>
-            <w:hyperlink w:history="1" r:id="rIdqflflucoetsizjjasniet">
+            <w:hyperlink w:history="1" r:id="rId0-vucw-d165q8i6ggy1g9">
               <w:r>
                 <w:rPr>
                   <w:rFonts w:ascii="Arial" w:cs="Arial" w:eastAsia="Arial" w:hAnsi="Arial"/>
@@ -5844,7 +5844,7 @@
               <w:spacing w:after="10" w:before="0"/>
               <w:ind w:left="120"/>
             </w:pPr>
-            <w:hyperlink w:history="1" r:id="rIdtoz11p_nikq2mthpueuvs">
+            <w:hyperlink w:history="1" r:id="rIdwfjkw8i45va6bsuw8swep">
               <w:r>
                 <w:rPr>
                   <w:rFonts w:ascii="Arial" w:cs="Arial" w:eastAsia="Arial" w:hAnsi="Arial"/>
@@ -5889,7 +5889,7 @@
             <w:pPr>
               <w:spacing w:after="20" w:before="0"/>
             </w:pPr>
-            <w:hyperlink w:history="1" r:id="rIdlxjdvpnfoagxvzly652hu">
+            <w:hyperlink w:history="1" r:id="rIdqrsnsnfbwspwfqy6dvhhv">
               <w:r>
                 <w:rPr>
                   <w:rFonts w:ascii="Arial" w:cs="Arial" w:eastAsia="Arial" w:hAnsi="Arial"/>
@@ -5922,7 +5922,7 @@
               <w:spacing w:after="10" w:before="0"/>
               <w:ind w:left="120"/>
             </w:pPr>
-            <w:hyperlink w:history="1" r:id="rId6qgxy4qj_kymda3tn6pou">
+            <w:hyperlink w:history="1" r:id="rId5zwcgefnpjuzj6fwrajbl">
               <w:r>
                 <w:rPr>
                   <w:rFonts w:ascii="Arial" w:cs="Arial" w:eastAsia="Arial" w:hAnsi="Arial"/>
@@ -6117,7 +6117,7 @@
             <w:pPr>
               <w:spacing w:after="20" w:before="0"/>
             </w:pPr>
-            <w:hyperlink w:history="1" r:id="rId1y9adwj3aryduqlrqu6uj">
+            <w:hyperlink w:history="1" r:id="rIdaezu333l37ncixckvjebt">
               <w:r>
                 <w:rPr>
                   <w:rFonts w:ascii="Arial" w:cs="Arial" w:eastAsia="Arial" w:hAnsi="Arial"/>
@@ -6150,7 +6150,7 @@
               <w:spacing w:after="10" w:before="0"/>
               <w:ind w:left="120"/>
             </w:pPr>
-            <w:hyperlink w:history="1" r:id="rIdmlarttbo46h0pjqubd20g">
+            <w:hyperlink w:history="1" r:id="rIdka4nmkskmgbkl9qmgeuav">
               <w:r>
                 <w:rPr>
                   <w:rFonts w:ascii="Arial" w:cs="Arial" w:eastAsia="Arial" w:hAnsi="Arial"/>
@@ -6195,7 +6195,7 @@
             <w:pPr>
               <w:spacing w:after="20" w:before="0"/>
             </w:pPr>
-            <w:hyperlink w:history="1" r:id="rIdsqba8k85m2_qstlg_pkyl">
+            <w:hyperlink w:history="1" r:id="rIdhbc6mc7hcg9glflhvxldx">
               <w:r>
                 <w:rPr>
                   <w:rFonts w:ascii="Arial" w:cs="Arial" w:eastAsia="Arial" w:hAnsi="Arial"/>
@@ -6228,7 +6228,7 @@
               <w:spacing w:after="10" w:before="0"/>
               <w:ind w:left="120"/>
             </w:pPr>
-            <w:hyperlink w:history="1" r:id="rId0joku-cjmxectaaa4qryq">
+            <w:hyperlink w:history="1" r:id="rIdgp5a80wmkjb4avvayerun">
               <w:r>
                 <w:rPr>
                   <w:rFonts w:ascii="Arial" w:cs="Arial" w:eastAsia="Arial" w:hAnsi="Arial"/>
@@ -6423,7 +6423,7 @@
             <w:pPr>
               <w:spacing w:after="20" w:before="0"/>
             </w:pPr>
-            <w:hyperlink w:history="1" r:id="rIdkyazxr9bjzfps5moiblvr">
+            <w:hyperlink w:history="1" r:id="rId335mmexfkdi7s7tlti-r9">
               <w:r>
                 <w:rPr>
                   <w:rFonts w:ascii="Arial" w:cs="Arial" w:eastAsia="Arial" w:hAnsi="Arial"/>
@@ -6456,7 +6456,7 @@
               <w:spacing w:after="10" w:before="0"/>
               <w:ind w:left="120"/>
             </w:pPr>
-            <w:hyperlink w:history="1" r:id="rIdauqz7bcowhgjce4uaho8j">
+            <w:hyperlink w:history="1" r:id="rIduunvpoagnn3uhaolop55u">
               <w:r>
                 <w:rPr>
                   <w:rFonts w:ascii="Arial" w:cs="Arial" w:eastAsia="Arial" w:hAnsi="Arial"/>
@@ -6501,7 +6501,7 @@
             <w:pPr>
               <w:spacing w:after="20" w:before="0"/>
             </w:pPr>
-            <w:hyperlink w:history="1" r:id="rIdafur0aziy8gy0jdvnu73_">
+            <w:hyperlink w:history="1" r:id="rId4nqfy9ewgdede7pw_domp">
               <w:r>
                 <w:rPr>
                   <w:rFonts w:ascii="Arial" w:cs="Arial" w:eastAsia="Arial" w:hAnsi="Arial"/>
@@ -6534,7 +6534,7 @@
               <w:spacing w:after="10" w:before="0"/>
               <w:ind w:left="120"/>
             </w:pPr>
-            <w:hyperlink w:history="1" r:id="rIdwnebsg7jha9cvfpx1n5lv">
+            <w:hyperlink w:history="1" r:id="rIdznn3r9d3ogpvqcnpm28ky">
               <w:r>
                 <w:rPr>
                   <w:rFonts w:ascii="Arial" w:cs="Arial" w:eastAsia="Arial" w:hAnsi="Arial"/>
@@ -6729,7 +6729,7 @@
             <w:pPr>
               <w:spacing w:after="20" w:before="0"/>
             </w:pPr>
-            <w:hyperlink w:history="1" r:id="rIdiys-wrzy6nujjqusoozfh">
+            <w:hyperlink w:history="1" r:id="rId2gfw1i2d_dzsk-nnugezx">
               <w:r>
                 <w:rPr>
                   <w:rFonts w:ascii="Arial" w:cs="Arial" w:eastAsia="Arial" w:hAnsi="Arial"/>
@@ -6762,7 +6762,7 @@
               <w:spacing w:after="10" w:before="0"/>
               <w:ind w:left="120"/>
             </w:pPr>
-            <w:hyperlink w:history="1" r:id="rIdt0omeqokpqjncbw84lnm-">
+            <w:hyperlink w:history="1" r:id="rIdav9eabgrhl86mq23h5kb4">
               <w:r>
                 <w:rPr>
                   <w:rFonts w:ascii="Arial" w:cs="Arial" w:eastAsia="Arial" w:hAnsi="Arial"/>
@@ -6807,7 +6807,7 @@
             <w:pPr>
               <w:spacing w:after="20" w:before="0"/>
             </w:pPr>
-            <w:hyperlink w:history="1" r:id="rIdsqehbqzyita5xfyhp7k2c">
+            <w:hyperlink w:history="1" r:id="rId4i8k2eltbx6m96bwbq7t9">
               <w:r>
                 <w:rPr>
                   <w:rFonts w:ascii="Arial" w:cs="Arial" w:eastAsia="Arial" w:hAnsi="Arial"/>
@@ -6840,7 +6840,7 @@
               <w:spacing w:after="10" w:before="0"/>
               <w:ind w:left="120"/>
             </w:pPr>
-            <w:hyperlink w:history="1" r:id="rIdxttgsbwvehdbhbpunes9x">
+            <w:hyperlink w:history="1" r:id="rIdbngp7ywukzxrxsfjoxhwq">
               <w:r>
                 <w:rPr>
                   <w:rFonts w:ascii="Arial" w:cs="Arial" w:eastAsia="Arial" w:hAnsi="Arial"/>
@@ -7035,7 +7035,7 @@
             <w:pPr>
               <w:spacing w:after="20" w:before="0"/>
             </w:pPr>
-            <w:hyperlink w:history="1" r:id="rIdyfw7khw_tmhlsfzdv77yc">
+            <w:hyperlink w:history="1" r:id="rIdktjy5n2_jmmncaklxqeww">
               <w:r>
                 <w:rPr>
                   <w:rFonts w:ascii="Arial" w:cs="Arial" w:eastAsia="Arial" w:hAnsi="Arial"/>
@@ -7068,7 +7068,7 @@
               <w:spacing w:after="10" w:before="0"/>
               <w:ind w:left="120"/>
             </w:pPr>
-            <w:hyperlink w:history="1" r:id="rIdtq8wcu7svpxxqykmikgc6">
+            <w:hyperlink w:history="1" r:id="rIdjucgn49zp_dnoqzjbaaqx">
               <w:r>
                 <w:rPr>
                   <w:rFonts w:ascii="Arial" w:cs="Arial" w:eastAsia="Arial" w:hAnsi="Arial"/>
@@ -7113,7 +7113,7 @@
             <w:pPr>
               <w:spacing w:after="20" w:before="0"/>
             </w:pPr>
-            <w:hyperlink w:history="1" r:id="rIdalp6vlt01wshqvho6fxso">
+            <w:hyperlink w:history="1" r:id="rIdlmmdwel-6sndynjwk1q0g">
               <w:r>
                 <w:rPr>
                   <w:rFonts w:ascii="Arial" w:cs="Arial" w:eastAsia="Arial" w:hAnsi="Arial"/>
@@ -7146,7 +7146,7 @@
               <w:spacing w:after="10" w:before="0"/>
               <w:ind w:left="120"/>
             </w:pPr>
-            <w:hyperlink w:history="1" r:id="rId85_lztph2tvvqgcbzhywy">
+            <w:hyperlink w:history="1" r:id="rId1sgu2vqqcjb3nqr8esk0i">
               <w:r>
                 <w:rPr>
                   <w:rFonts w:ascii="Arial" w:cs="Arial" w:eastAsia="Arial" w:hAnsi="Arial"/>
@@ -8585,32 +8585,32 @@
         <w:tc>
           <w:tcPr>
             <w:tcW w:type="dxa" w:w="1520"/>
-            <w:shd w:fill="F2F2F2" w:color="auto" w:val="clear"/>
-            <w:tcMar>
-              <w:top w:type="dxa" w:w="60"/>
-              <w:left w:type="dxa" w:w="120"/>
-              <w:bottom w:type="dxa" w:w="60"/>
-              <w:right w:type="dxa" w:w="120"/>
-            </w:tcMar>
-            <w:vAlign w:val="top"/>
-          </w:tcPr>
-          <w:p>
-            <w:pPr>
-              <w:spacing w:after="40" w:before="0"/>
-              <w:jc w:val="left"/>
-            </w:pPr>
-            <w:r>
-              <w:rPr>
-                <w:rFonts w:ascii="Arial" w:cs="Arial" w:eastAsia="Arial" w:hAnsi="Arial"/>
-                <w:b/>
-                <w:bCs/>
-                <w:i w:val="false"/>
-                <w:iCs w:val="false"/>
-                <w:color w:val="000000"/>
-                <w:sz w:val="18"/>
-                <w:szCs w:val="18"/>
-              </w:rPr>
-              <w:t xml:space="preserve">Phase 1 — Predict</w:t>
+            <w:shd w:fill="EAD1F5" w:color="auto" w:val="clear"/>
+            <w:tcMar>
+              <w:top w:type="dxa" w:w="60"/>
+              <w:left w:type="dxa" w:w="120"/>
+              <w:bottom w:type="dxa" w:w="60"/>
+              <w:right w:type="dxa" w:w="120"/>
+            </w:tcMar>
+            <w:vAlign w:val="top"/>
+          </w:tcPr>
+          <w:p>
+            <w:pPr>
+              <w:spacing w:after="40" w:before="0"/>
+              <w:jc w:val="left"/>
+            </w:pPr>
+            <w:r>
+              <w:rPr>
+                <w:rFonts w:ascii="Arial" w:cs="Arial" w:eastAsia="Arial" w:hAnsi="Arial"/>
+                <w:b/>
+                <w:bCs/>
+                <w:i w:val="false"/>
+                <w:iCs w:val="false"/>
+                <w:color w:val="000000"/>
+                <w:sz w:val="18"/>
+                <w:szCs w:val="18"/>
+              </w:rPr>
+              <w:t xml:space="preserve">Predict Phase</w:t>
             </w:r>
           </w:p>
           <w:p>
@@ -8633,7 +8633,7 @@
             <w:pPr>
               <w:spacing w:after="20" w:before="0"/>
             </w:pPr>
-            <w:hyperlink w:history="1" r:id="rIdcmvhgl9q4v95ra_qpc2nu">
+            <w:hyperlink w:history="1" r:id="rIdbl-0k69owqyx2-3ubgkhl">
               <w:r>
                 <w:rPr>
                   <w:rFonts w:ascii="Arial" w:cs="Arial" w:eastAsia="Arial" w:hAnsi="Arial"/>
@@ -8666,7 +8666,7 @@
               <w:spacing w:after="10" w:before="0"/>
               <w:ind w:left="120"/>
             </w:pPr>
-            <w:hyperlink w:history="1" r:id="rIdia2flvficn4dv0xmdh77u">
+            <w:hyperlink w:history="1" r:id="rIdu1px0ekarnqp-fapvrvia">
               <w:r>
                 <w:rPr>
                   <w:rFonts w:ascii="Arial" w:cs="Arial" w:eastAsia="Arial" w:hAnsi="Arial"/>
@@ -8711,7 +8711,7 @@
             <w:pPr>
               <w:spacing w:after="20" w:before="0"/>
             </w:pPr>
-            <w:hyperlink w:history="1" r:id="rIdzzdpzmqt4wvkxqeeyrbch">
+            <w:hyperlink w:history="1" r:id="rIdrjoonfothodiuvspg_8rn">
               <w:r>
                 <w:rPr>
                   <w:rFonts w:ascii="Arial" w:cs="Arial" w:eastAsia="Arial" w:hAnsi="Arial"/>
@@ -8744,7 +8744,7 @@
               <w:spacing w:after="10" w:before="0"/>
               <w:ind w:left="120"/>
             </w:pPr>
-            <w:hyperlink w:history="1" r:id="rIds5vkfktlq87vhj9ljypzt">
+            <w:hyperlink w:history="1" r:id="rIduszpj5dc5ktsdv0yspvqs">
               <w:r>
                 <w:rPr>
                   <w:rFonts w:ascii="Arial" w:cs="Arial" w:eastAsia="Arial" w:hAnsi="Arial"/>
@@ -8891,32 +8891,32 @@
         <w:tc>
           <w:tcPr>
             <w:tcW w:type="dxa" w:w="1520"/>
-            <w:shd w:fill="F2F2F2" w:color="auto" w:val="clear"/>
-            <w:tcMar>
-              <w:top w:type="dxa" w:w="60"/>
-              <w:left w:type="dxa" w:w="120"/>
-              <w:bottom w:type="dxa" w:w="60"/>
-              <w:right w:type="dxa" w:w="120"/>
-            </w:tcMar>
-            <w:vAlign w:val="top"/>
-          </w:tcPr>
-          <w:p>
-            <w:pPr>
-              <w:spacing w:after="40" w:before="0"/>
-              <w:jc w:val="left"/>
-            </w:pPr>
-            <w:r>
-              <w:rPr>
-                <w:rFonts w:ascii="Arial" w:cs="Arial" w:eastAsia="Arial" w:hAnsi="Arial"/>
-                <w:b/>
-                <w:bCs/>
-                <w:i w:val="false"/>
-                <w:iCs w:val="false"/>
-                <w:color w:val="000000"/>
-                <w:sz w:val="18"/>
-                <w:szCs w:val="18"/>
-              </w:rPr>
-              <w:t xml:space="preserve">Phase 2 — Observe (Structured Group Problem Solving)</w:t>
+            <w:shd w:fill="D9EEF1" w:color="auto" w:val="clear"/>
+            <w:tcMar>
+              <w:top w:type="dxa" w:w="60"/>
+              <w:left w:type="dxa" w:w="120"/>
+              <w:bottom w:type="dxa" w:w="60"/>
+              <w:right w:type="dxa" w:w="120"/>
+            </w:tcMar>
+            <w:vAlign w:val="top"/>
+          </w:tcPr>
+          <w:p>
+            <w:pPr>
+              <w:spacing w:after="40" w:before="0"/>
+              <w:jc w:val="left"/>
+            </w:pPr>
+            <w:r>
+              <w:rPr>
+                <w:rFonts w:ascii="Arial" w:cs="Arial" w:eastAsia="Arial" w:hAnsi="Arial"/>
+                <w:b/>
+                <w:bCs/>
+                <w:i w:val="false"/>
+                <w:iCs w:val="false"/>
+                <w:color w:val="000000"/>
+                <w:sz w:val="18"/>
+                <w:szCs w:val="18"/>
+              </w:rPr>
+              <w:t xml:space="preserve">Observe Phase</w:t>
             </w:r>
           </w:p>
           <w:p>
@@ -8939,7 +8939,7 @@
             <w:pPr>
               <w:spacing w:after="20" w:before="0"/>
             </w:pPr>
-            <w:hyperlink w:history="1" r:id="rIdp2ig5ix7zrfhcfrlp3na7">
+            <w:hyperlink w:history="1" r:id="rId0dzdwqglntmq_19gows_z">
               <w:r>
                 <w:rPr>
                   <w:rFonts w:ascii="Arial" w:cs="Arial" w:eastAsia="Arial" w:hAnsi="Arial"/>
@@ -8972,7 +8972,7 @@
               <w:spacing w:after="10" w:before="0"/>
               <w:ind w:left="120"/>
             </w:pPr>
-            <w:hyperlink w:history="1" r:id="rIdxxlzypnssspltbgd5tm9l">
+            <w:hyperlink w:history="1" r:id="rId8ljmfabn6np6-wuahj3xt">
               <w:r>
                 <w:rPr>
                   <w:rFonts w:ascii="Arial" w:cs="Arial" w:eastAsia="Arial" w:hAnsi="Arial"/>
@@ -9017,7 +9017,7 @@
             <w:pPr>
               <w:spacing w:after="20" w:before="0"/>
             </w:pPr>
-            <w:hyperlink w:history="1" r:id="rIda_boqvertypwxuo0b1hch">
+            <w:hyperlink w:history="1" r:id="rIdbajlxsukr6cw--vmqd1og">
               <w:r>
                 <w:rPr>
                   <w:rFonts w:ascii="Arial" w:cs="Arial" w:eastAsia="Arial" w:hAnsi="Arial"/>
@@ -9050,7 +9050,7 @@
               <w:spacing w:after="10" w:before="0"/>
               <w:ind w:left="120"/>
             </w:pPr>
-            <w:hyperlink w:history="1" r:id="rIdlef7ukl65p7sqxtvnnxsb">
+            <w:hyperlink w:history="1" r:id="rId4xbsls2zobnmsa51oie8g">
               <w:r>
                 <w:rPr>
                   <w:rFonts w:ascii="Arial" w:cs="Arial" w:eastAsia="Arial" w:hAnsi="Arial"/>
@@ -9197,32 +9197,32 @@
         <w:tc>
           <w:tcPr>
             <w:tcW w:type="dxa" w:w="1520"/>
-            <w:shd w:fill="F2F2F2" w:color="auto" w:val="clear"/>
-            <w:tcMar>
-              <w:top w:type="dxa" w:w="60"/>
-              <w:left w:type="dxa" w:w="120"/>
-              <w:bottom w:type="dxa" w:w="60"/>
-              <w:right w:type="dxa" w:w="120"/>
-            </w:tcMar>
-            <w:vAlign w:val="top"/>
-          </w:tcPr>
-          <w:p>
-            <w:pPr>
-              <w:spacing w:after="40" w:before="0"/>
-              <w:jc w:val="left"/>
-            </w:pPr>
-            <w:r>
-              <w:rPr>
-                <w:rFonts w:ascii="Arial" w:cs="Arial" w:eastAsia="Arial" w:hAnsi="Arial"/>
-                <w:b/>
-                <w:bCs/>
-                <w:i w:val="false"/>
-                <w:iCs w:val="false"/>
-                <w:color w:val="000000"/>
-                <w:sz w:val="18"/>
-                <w:szCs w:val="18"/>
-              </w:rPr>
-              <w:t xml:space="preserve">Phase 3 — Explain (Board Presentations and Whole-Class Sensemaking)</w:t>
+            <w:shd w:fill="E2EFDA" w:color="auto" w:val="clear"/>
+            <w:tcMar>
+              <w:top w:type="dxa" w:w="60"/>
+              <w:left w:type="dxa" w:w="120"/>
+              <w:bottom w:type="dxa" w:w="60"/>
+              <w:right w:type="dxa" w:w="120"/>
+            </w:tcMar>
+            <w:vAlign w:val="top"/>
+          </w:tcPr>
+          <w:p>
+            <w:pPr>
+              <w:spacing w:after="40" w:before="0"/>
+              <w:jc w:val="left"/>
+            </w:pPr>
+            <w:r>
+              <w:rPr>
+                <w:rFonts w:ascii="Arial" w:cs="Arial" w:eastAsia="Arial" w:hAnsi="Arial"/>
+                <w:b/>
+                <w:bCs/>
+                <w:i w:val="false"/>
+                <w:iCs w:val="false"/>
+                <w:color w:val="000000"/>
+                <w:sz w:val="18"/>
+                <w:szCs w:val="18"/>
+              </w:rPr>
+              <w:t xml:space="preserve">Explain Phase</w:t>
             </w:r>
           </w:p>
           <w:p>
@@ -9245,7 +9245,7 @@
             <w:pPr>
               <w:spacing w:after="20" w:before="0"/>
             </w:pPr>
-            <w:hyperlink w:history="1" r:id="rIdwzxpvkig6-pwu2f9hakf0">
+            <w:hyperlink w:history="1" r:id="rIdfaegz1eve_w4b5zipakk5">
               <w:r>
                 <w:rPr>
                   <w:rFonts w:ascii="Arial" w:cs="Arial" w:eastAsia="Arial" w:hAnsi="Arial"/>
@@ -9278,7 +9278,7 @@
               <w:spacing w:after="10" w:before="0"/>
               <w:ind w:left="120"/>
             </w:pPr>
-            <w:hyperlink w:history="1" r:id="rIdkr_ncmqquof3i2ifsmuoy">
+            <w:hyperlink w:history="1" r:id="rIdoogua6xlfypzvfx198g-x">
               <w:r>
                 <w:rPr>
                   <w:rFonts w:ascii="Arial" w:cs="Arial" w:eastAsia="Arial" w:hAnsi="Arial"/>
@@ -9323,7 +9323,7 @@
             <w:pPr>
               <w:spacing w:after="20" w:before="0"/>
             </w:pPr>
-            <w:hyperlink w:history="1" r:id="rId0gb_pnaqcntzqoyqhkqkr">
+            <w:hyperlink w:history="1" r:id="rIdjstbqsbg90yfsjg6pasil">
               <w:r>
                 <w:rPr>
                   <w:rFonts w:ascii="Arial" w:cs="Arial" w:eastAsia="Arial" w:hAnsi="Arial"/>
@@ -9356,7 +9356,7 @@
               <w:spacing w:after="10" w:before="0"/>
               <w:ind w:left="120"/>
             </w:pPr>
-            <w:hyperlink w:history="1" r:id="rId1owlcl1rswjsexdjv722h">
+            <w:hyperlink w:history="1" r:id="rIdw9bq2m-s3evz14szyf9c-">
               <w:r>
                 <w:rPr>
                   <w:rFonts w:ascii="Arial" w:cs="Arial" w:eastAsia="Arial" w:hAnsi="Arial"/>
@@ -9503,32 +9503,32 @@
         <w:tc>
           <w:tcPr>
             <w:tcW w:type="dxa" w:w="1520"/>
-            <w:shd w:fill="F2F2F2" w:color="auto" w:val="clear"/>
-            <w:tcMar>
-              <w:top w:type="dxa" w:w="60"/>
-              <w:left w:type="dxa" w:w="120"/>
-              <w:bottom w:type="dxa" w:w="60"/>
-              <w:right w:type="dxa" w:w="120"/>
-            </w:tcMar>
-            <w:vAlign w:val="top"/>
-          </w:tcPr>
-          <w:p>
-            <w:pPr>
-              <w:spacing w:after="40" w:before="0"/>
-              <w:jc w:val="left"/>
-            </w:pPr>
-            <w:r>
-              <w:rPr>
-                <w:rFonts w:ascii="Arial" w:cs="Arial" w:eastAsia="Arial" w:hAnsi="Arial"/>
-                <w:b/>
-                <w:bCs/>
-                <w:i w:val="false"/>
-                <w:iCs w:val="false"/>
-                <w:color w:val="000000"/>
-                <w:sz w:val="18"/>
-                <w:szCs w:val="18"/>
-              </w:rPr>
-              <w:t xml:space="preserve">Phase 4 — Driving Question Board (DQB) Update</w:t>
+            <w:shd w:fill="FCE4D6" w:color="auto" w:val="clear"/>
+            <w:tcMar>
+              <w:top w:type="dxa" w:w="60"/>
+              <w:left w:type="dxa" w:w="120"/>
+              <w:bottom w:type="dxa" w:w="60"/>
+              <w:right w:type="dxa" w:w="120"/>
+            </w:tcMar>
+            <w:vAlign w:val="top"/>
+          </w:tcPr>
+          <w:p>
+            <w:pPr>
+              <w:spacing w:after="40" w:before="0"/>
+              <w:jc w:val="left"/>
+            </w:pPr>
+            <w:r>
+              <w:rPr>
+                <w:rFonts w:ascii="Arial" w:cs="Arial" w:eastAsia="Arial" w:hAnsi="Arial"/>
+                <w:b/>
+                <w:bCs/>
+                <w:i w:val="false"/>
+                <w:iCs w:val="false"/>
+                <w:color w:val="000000"/>
+                <w:sz w:val="18"/>
+                <w:szCs w:val="18"/>
+              </w:rPr>
+              <w:t xml:space="preserve">Driving Question Board (DQB) Creation</w:t>
             </w:r>
           </w:p>
           <w:p>
@@ -9551,7 +9551,7 @@
             <w:pPr>
               <w:spacing w:after="20" w:before="0"/>
             </w:pPr>
-            <w:hyperlink w:history="1" r:id="rIdw8yfg5i720hkadekdoemg">
+            <w:hyperlink w:history="1" r:id="rIdlnx-uhhfnzyrupcsjw3i_">
               <w:r>
                 <w:rPr>
                   <w:rFonts w:ascii="Arial" w:cs="Arial" w:eastAsia="Arial" w:hAnsi="Arial"/>
@@ -9584,7 +9584,7 @@
               <w:spacing w:after="10" w:before="0"/>
               <w:ind w:left="120"/>
             </w:pPr>
-            <w:hyperlink w:history="1" r:id="rIdmbrnvh2b69bcogfzfq139">
+            <w:hyperlink w:history="1" r:id="rIdh4it4st1ghrdpqlztgsfg">
               <w:r>
                 <w:rPr>
                   <w:rFonts w:ascii="Arial" w:cs="Arial" w:eastAsia="Arial" w:hAnsi="Arial"/>
@@ -9629,7 +9629,7 @@
             <w:pPr>
               <w:spacing w:after="20" w:before="0"/>
             </w:pPr>
-            <w:hyperlink w:history="1" r:id="rIdv-z4bovavwhycnkddcnao">
+            <w:hyperlink w:history="1" r:id="rIdca-wjjhttr9jz0qaomdie">
               <w:r>
                 <w:rPr>
                   <w:rFonts w:ascii="Arial" w:cs="Arial" w:eastAsia="Arial" w:hAnsi="Arial"/>
@@ -9662,7 +9662,7 @@
               <w:spacing w:after="10" w:before="0"/>
               <w:ind w:left="120"/>
             </w:pPr>
-            <w:hyperlink w:history="1" r:id="rIdxsdqwihs63vp8s8mpzbwc">
+            <w:hyperlink w:history="1" r:id="rIdn2yorzvkhgdm7mgyds71z">
               <w:r>
                 <w:rPr>
                   <w:rFonts w:ascii="Arial" w:cs="Arial" w:eastAsia="Arial" w:hAnsi="Arial"/>
@@ -9809,32 +9809,32 @@
         <w:tc>
           <w:tcPr>
             <w:tcW w:type="dxa" w:w="1520"/>
-            <w:shd w:fill="F2F2F2" w:color="auto" w:val="clear"/>
-            <w:tcMar>
-              <w:top w:type="dxa" w:w="60"/>
-              <w:left w:type="dxa" w:w="120"/>
-              <w:bottom w:type="dxa" w:w="60"/>
-              <w:right w:type="dxa" w:w="120"/>
-            </w:tcMar>
-            <w:vAlign w:val="top"/>
-          </w:tcPr>
-          <w:p>
-            <w:pPr>
-              <w:spacing w:after="40" w:before="0"/>
-              <w:jc w:val="left"/>
-            </w:pPr>
-            <w:r>
-              <w:rPr>
-                <w:rFonts w:ascii="Arial" w:cs="Arial" w:eastAsia="Arial" w:hAnsi="Arial"/>
-                <w:b/>
-                <w:bCs/>
-                <w:i w:val="false"/>
-                <w:iCs w:val="false"/>
-                <w:color w:val="000000"/>
-                <w:sz w:val="18"/>
-                <w:szCs w:val="18"/>
-              </w:rPr>
-              <w:t xml:space="preserve">Phase 5 — Model Building</w:t>
+            <w:shd w:fill="D5E8F0" w:color="auto" w:val="clear"/>
+            <w:tcMar>
+              <w:top w:type="dxa" w:w="60"/>
+              <w:left w:type="dxa" w:w="120"/>
+              <w:bottom w:type="dxa" w:w="60"/>
+              <w:right w:type="dxa" w:w="120"/>
+            </w:tcMar>
+            <w:vAlign w:val="top"/>
+          </w:tcPr>
+          <w:p>
+            <w:pPr>
+              <w:spacing w:after="40" w:before="0"/>
+              <w:jc w:val="left"/>
+            </w:pPr>
+            <w:r>
+              <w:rPr>
+                <w:rFonts w:ascii="Arial" w:cs="Arial" w:eastAsia="Arial" w:hAnsi="Arial"/>
+                <w:b/>
+                <w:bCs/>
+                <w:i w:val="false"/>
+                <w:iCs w:val="false"/>
+                <w:color w:val="000000"/>
+                <w:sz w:val="18"/>
+                <w:szCs w:val="18"/>
+              </w:rPr>
+              <w:t xml:space="preserve">Model Building Phase</w:t>
             </w:r>
           </w:p>
           <w:p>
@@ -9857,7 +9857,7 @@
             <w:pPr>
               <w:spacing w:after="20" w:before="0"/>
             </w:pPr>
-            <w:hyperlink w:history="1" r:id="rIdpzdu42drz0qhbpatykfwq">
+            <w:hyperlink w:history="1" r:id="rIdiyxm7gojzmse5jaojz7qu">
               <w:r>
                 <w:rPr>
                   <w:rFonts w:ascii="Arial" w:cs="Arial" w:eastAsia="Arial" w:hAnsi="Arial"/>
@@ -9890,7 +9890,7 @@
               <w:spacing w:after="10" w:before="0"/>
               <w:ind w:left="120"/>
             </w:pPr>
-            <w:hyperlink w:history="1" r:id="rIdm0u6ljwy5ox_tgnutyvu5">
+            <w:hyperlink w:history="1" r:id="rIdhoch7dgxxcm8fpjmihc6s">
               <w:r>
                 <w:rPr>
                   <w:rFonts w:ascii="Arial" w:cs="Arial" w:eastAsia="Arial" w:hAnsi="Arial"/>
@@ -9935,7 +9935,7 @@
             <w:pPr>
               <w:spacing w:after="20" w:before="0"/>
             </w:pPr>
-            <w:hyperlink w:history="1" r:id="rIdwxqzk-i-ql8b99xekbw2l">
+            <w:hyperlink w:history="1" r:id="rId3lfsmwlkfpglmhhm_b_pb">
               <w:r>
                 <w:rPr>
                   <w:rFonts w:ascii="Arial" w:cs="Arial" w:eastAsia="Arial" w:hAnsi="Arial"/>
@@ -9968,7 +9968,7 @@
               <w:spacing w:after="10" w:before="0"/>
               <w:ind w:left="120"/>
             </w:pPr>
-            <w:hyperlink w:history="1" r:id="rIdy4ewhdao7xm2-skzuorj0">
+            <w:hyperlink w:history="1" r:id="rIdu0_hwv_bifc-zt-tl63mo">
               <w:r>
                 <w:rPr>
                   <w:rFonts w:ascii="Arial" w:cs="Arial" w:eastAsia="Arial" w:hAnsi="Arial"/>
@@ -11407,32 +11407,32 @@
         <w:tc>
           <w:tcPr>
             <w:tcW w:type="dxa" w:w="1520"/>
-            <w:shd w:fill="F2F2F2" w:color="auto" w:val="clear"/>
-            <w:tcMar>
-              <w:top w:type="dxa" w:w="60"/>
-              <w:left w:type="dxa" w:w="120"/>
-              <w:bottom w:type="dxa" w:w="60"/>
-              <w:right w:type="dxa" w:w="120"/>
-            </w:tcMar>
-            <w:vAlign w:val="top"/>
-          </w:tcPr>
-          <w:p>
-            <w:pPr>
-              <w:spacing w:after="40" w:before="0"/>
-              <w:jc w:val="left"/>
-            </w:pPr>
-            <w:r>
-              <w:rPr>
-                <w:rFonts w:ascii="Arial" w:cs="Arial" w:eastAsia="Arial" w:hAnsi="Arial"/>
-                <w:b/>
-                <w:bCs/>
-                <w:i w:val="false"/>
-                <w:iCs w:val="false"/>
-                <w:color w:val="000000"/>
-                <w:sz w:val="18"/>
-                <w:szCs w:val="18"/>
-              </w:rPr>
-              <w:t xml:space="preserve">Phase 1 — Predict</w:t>
+            <w:shd w:fill="EAD1F5" w:color="auto" w:val="clear"/>
+            <w:tcMar>
+              <w:top w:type="dxa" w:w="60"/>
+              <w:left w:type="dxa" w:w="120"/>
+              <w:bottom w:type="dxa" w:w="60"/>
+              <w:right w:type="dxa" w:w="120"/>
+            </w:tcMar>
+            <w:vAlign w:val="top"/>
+          </w:tcPr>
+          <w:p>
+            <w:pPr>
+              <w:spacing w:after="40" w:before="0"/>
+              <w:jc w:val="left"/>
+            </w:pPr>
+            <w:r>
+              <w:rPr>
+                <w:rFonts w:ascii="Arial" w:cs="Arial" w:eastAsia="Arial" w:hAnsi="Arial"/>
+                <w:b/>
+                <w:bCs/>
+                <w:i w:val="false"/>
+                <w:iCs w:val="false"/>
+                <w:color w:val="000000"/>
+                <w:sz w:val="18"/>
+                <w:szCs w:val="18"/>
+              </w:rPr>
+              <w:t xml:space="preserve">Predict Phase</w:t>
             </w:r>
           </w:p>
           <w:p>
@@ -11455,7 +11455,7 @@
             <w:pPr>
               <w:spacing w:after="20" w:before="0"/>
             </w:pPr>
-            <w:hyperlink w:history="1" r:id="rIdy2q535ibgmoohodoiribo">
+            <w:hyperlink w:history="1" r:id="rIdsedm-hy-7mku5p1lo9il8">
               <w:r>
                 <w:rPr>
                   <w:rFonts w:ascii="Arial" w:cs="Arial" w:eastAsia="Arial" w:hAnsi="Arial"/>
@@ -11488,7 +11488,7 @@
               <w:spacing w:after="10" w:before="0"/>
               <w:ind w:left="120"/>
             </w:pPr>
-            <w:hyperlink w:history="1" r:id="rIdhqhemcomlnqmv-dayfsan">
+            <w:hyperlink w:history="1" r:id="rId06o-q4rkivhk0sfxan7j7">
               <w:r>
                 <w:rPr>
                   <w:rFonts w:ascii="Arial" w:cs="Arial" w:eastAsia="Arial" w:hAnsi="Arial"/>
@@ -11533,7 +11533,7 @@
             <w:pPr>
               <w:spacing w:after="20" w:before="0"/>
             </w:pPr>
-            <w:hyperlink w:history="1" r:id="rIdapqtvnjdiy12lhjil7xmi">
+            <w:hyperlink w:history="1" r:id="rIdieedmm8oog4wxvqgqv56r">
               <w:r>
                 <w:rPr>
                   <w:rFonts w:ascii="Arial" w:cs="Arial" w:eastAsia="Arial" w:hAnsi="Arial"/>
@@ -11566,7 +11566,7 @@
               <w:spacing w:after="10" w:before="0"/>
               <w:ind w:left="120"/>
             </w:pPr>
-            <w:hyperlink w:history="1" r:id="rIdo6vpmgv9dzo9v72pf1fdd">
+            <w:hyperlink w:history="1" r:id="rIdzhrxabh9vsdu-sw1ks8xu">
               <w:r>
                 <w:rPr>
                   <w:rFonts w:ascii="Arial" w:cs="Arial" w:eastAsia="Arial" w:hAnsi="Arial"/>
@@ -11713,32 +11713,32 @@
         <w:tc>
           <w:tcPr>
             <w:tcW w:type="dxa" w:w="1520"/>
-            <w:shd w:fill="F2F2F2" w:color="auto" w:val="clear"/>
-            <w:tcMar>
-              <w:top w:type="dxa" w:w="60"/>
-              <w:left w:type="dxa" w:w="120"/>
-              <w:bottom w:type="dxa" w:w="60"/>
-              <w:right w:type="dxa" w:w="120"/>
-            </w:tcMar>
-            <w:vAlign w:val="top"/>
-          </w:tcPr>
-          <w:p>
-            <w:pPr>
-              <w:spacing w:after="40" w:before="0"/>
-              <w:jc w:val="left"/>
-            </w:pPr>
-            <w:r>
-              <w:rPr>
-                <w:rFonts w:ascii="Arial" w:cs="Arial" w:eastAsia="Arial" w:hAnsi="Arial"/>
-                <w:b/>
-                <w:bCs/>
-                <w:i w:val="false"/>
-                <w:iCs w:val="false"/>
-                <w:color w:val="000000"/>
-                <w:sz w:val="18"/>
-                <w:szCs w:val="18"/>
-              </w:rPr>
-              <w:t xml:space="preserve">Phase 2 — Observe (Experiment: The Great Limuru Drop)</w:t>
+            <w:shd w:fill="D9EEF1" w:color="auto" w:val="clear"/>
+            <w:tcMar>
+              <w:top w:type="dxa" w:w="60"/>
+              <w:left w:type="dxa" w:w="120"/>
+              <w:bottom w:type="dxa" w:w="60"/>
+              <w:right w:type="dxa" w:w="120"/>
+            </w:tcMar>
+            <w:vAlign w:val="top"/>
+          </w:tcPr>
+          <w:p>
+            <w:pPr>
+              <w:spacing w:after="40" w:before="0"/>
+              <w:jc w:val="left"/>
+            </w:pPr>
+            <w:r>
+              <w:rPr>
+                <w:rFonts w:ascii="Arial" w:cs="Arial" w:eastAsia="Arial" w:hAnsi="Arial"/>
+                <w:b/>
+                <w:bCs/>
+                <w:i w:val="false"/>
+                <w:iCs w:val="false"/>
+                <w:color w:val="000000"/>
+                <w:sz w:val="18"/>
+                <w:szCs w:val="18"/>
+              </w:rPr>
+              <w:t xml:space="preserve">Observe Phase</w:t>
             </w:r>
           </w:p>
           <w:p>
@@ -11761,7 +11761,7 @@
             <w:pPr>
               <w:spacing w:after="20" w:before="0"/>
             </w:pPr>
-            <w:hyperlink w:history="1" r:id="rIdzyue5phxwjq9fhvgx-wtj">
+            <w:hyperlink w:history="1" r:id="rIdsgbbcvot0leti-e3e2gfj">
               <w:r>
                 <w:rPr>
                   <w:rFonts w:ascii="Arial" w:cs="Arial" w:eastAsia="Arial" w:hAnsi="Arial"/>
@@ -11794,7 +11794,7 @@
               <w:spacing w:after="10" w:before="0"/>
               <w:ind w:left="120"/>
             </w:pPr>
-            <w:hyperlink w:history="1" r:id="rId9cr-eavhajlbbggppis0e">
+            <w:hyperlink w:history="1" r:id="rIdjondhy-7jahxaev21ffnb">
               <w:r>
                 <w:rPr>
                   <w:rFonts w:ascii="Arial" w:cs="Arial" w:eastAsia="Arial" w:hAnsi="Arial"/>
@@ -11839,7 +11839,7 @@
             <w:pPr>
               <w:spacing w:after="20" w:before="0"/>
             </w:pPr>
-            <w:hyperlink w:history="1" r:id="rIdg9gq7ffvxfnlsqp8yciqg">
+            <w:hyperlink w:history="1" r:id="rId6g2m6vbbkjxneujekrku8">
               <w:r>
                 <w:rPr>
                   <w:rFonts w:ascii="Arial" w:cs="Arial" w:eastAsia="Arial" w:hAnsi="Arial"/>
@@ -11872,7 +11872,7 @@
               <w:spacing w:after="10" w:before="0"/>
               <w:ind w:left="120"/>
             </w:pPr>
-            <w:hyperlink w:history="1" r:id="rIda1yo1nuhcxfpkww6iaqwz">
+            <w:hyperlink w:history="1" r:id="rIdvz1stmw3th-wzprficfan">
               <w:r>
                 <w:rPr>
                   <w:rFonts w:ascii="Arial" w:cs="Arial" w:eastAsia="Arial" w:hAnsi="Arial"/>
@@ -12019,32 +12019,32 @@
         <w:tc>
           <w:tcPr>
             <w:tcW w:type="dxa" w:w="1520"/>
-            <w:shd w:fill="F2F2F2" w:color="auto" w:val="clear"/>
-            <w:tcMar>
-              <w:top w:type="dxa" w:w="60"/>
-              <w:left w:type="dxa" w:w="120"/>
-              <w:bottom w:type="dxa" w:w="60"/>
-              <w:right w:type="dxa" w:w="120"/>
-            </w:tcMar>
-            <w:vAlign w:val="top"/>
-          </w:tcPr>
-          <w:p>
-            <w:pPr>
-              <w:spacing w:after="40" w:before="0"/>
-              <w:jc w:val="left"/>
-            </w:pPr>
-            <w:r>
-              <w:rPr>
-                <w:rFonts w:ascii="Arial" w:cs="Arial" w:eastAsia="Arial" w:hAnsi="Arial"/>
-                <w:b/>
-                <w:bCs/>
-                <w:i w:val="false"/>
-                <w:iCs w:val="false"/>
-                <w:color w:val="000000"/>
-                <w:sz w:val="18"/>
-                <w:szCs w:val="18"/>
-              </w:rPr>
-              <w:t xml:space="preserve">Phase 3 — Explain</w:t>
+            <w:shd w:fill="E2EFDA" w:color="auto" w:val="clear"/>
+            <w:tcMar>
+              <w:top w:type="dxa" w:w="60"/>
+              <w:left w:type="dxa" w:w="120"/>
+              <w:bottom w:type="dxa" w:w="60"/>
+              <w:right w:type="dxa" w:w="120"/>
+            </w:tcMar>
+            <w:vAlign w:val="top"/>
+          </w:tcPr>
+          <w:p>
+            <w:pPr>
+              <w:spacing w:after="40" w:before="0"/>
+              <w:jc w:val="left"/>
+            </w:pPr>
+            <w:r>
+              <w:rPr>
+                <w:rFonts w:ascii="Arial" w:cs="Arial" w:eastAsia="Arial" w:hAnsi="Arial"/>
+                <w:b/>
+                <w:bCs/>
+                <w:i w:val="false"/>
+                <w:iCs w:val="false"/>
+                <w:color w:val="000000"/>
+                <w:sz w:val="18"/>
+                <w:szCs w:val="18"/>
+              </w:rPr>
+              <w:t xml:space="preserve">Explain Phase</w:t>
             </w:r>
           </w:p>
           <w:p>
@@ -12067,7 +12067,7 @@
             <w:pPr>
               <w:spacing w:after="20" w:before="0"/>
             </w:pPr>
-            <w:hyperlink w:history="1" r:id="rIdbne-h78wxjzxcklxhufef">
+            <w:hyperlink w:history="1" r:id="rIdap0rskatdmck15s0xpbqc">
               <w:r>
                 <w:rPr>
                   <w:rFonts w:ascii="Arial" w:cs="Arial" w:eastAsia="Arial" w:hAnsi="Arial"/>
@@ -12100,7 +12100,7 @@
               <w:spacing w:after="10" w:before="0"/>
               <w:ind w:left="120"/>
             </w:pPr>
-            <w:hyperlink w:history="1" r:id="rIdngc5e7xlowybqybbc96wj">
+            <w:hyperlink w:history="1" r:id="rIdhdj-pqjirqqjxci70nq2v">
               <w:r>
                 <w:rPr>
                   <w:rFonts w:ascii="Arial" w:cs="Arial" w:eastAsia="Arial" w:hAnsi="Arial"/>
@@ -12145,7 +12145,7 @@
             <w:pPr>
               <w:spacing w:after="20" w:before="0"/>
             </w:pPr>
-            <w:hyperlink w:history="1" r:id="rId131kiirstmqjbv7_rsato">
+            <w:hyperlink w:history="1" r:id="rIdtc-onwlrnsxrtv1rnps-1">
               <w:r>
                 <w:rPr>
                   <w:rFonts w:ascii="Arial" w:cs="Arial" w:eastAsia="Arial" w:hAnsi="Arial"/>
@@ -12178,7 +12178,7 @@
               <w:spacing w:after="10" w:before="0"/>
               <w:ind w:left="120"/>
             </w:pPr>
-            <w:hyperlink w:history="1" r:id="rId4g_dbn1vyucgu1p0g2niu">
+            <w:hyperlink w:history="1" r:id="rIdc8brejh6ey8elj45uwssv">
               <w:r>
                 <w:rPr>
                   <w:rFonts w:ascii="Arial" w:cs="Arial" w:eastAsia="Arial" w:hAnsi="Arial"/>
@@ -12325,32 +12325,32 @@
         <w:tc>
           <w:tcPr>
             <w:tcW w:type="dxa" w:w="1520"/>
-            <w:shd w:fill="F2F2F2" w:color="auto" w:val="clear"/>
-            <w:tcMar>
-              <w:top w:type="dxa" w:w="60"/>
-              <w:left w:type="dxa" w:w="120"/>
-              <w:bottom w:type="dxa" w:w="60"/>
-              <w:right w:type="dxa" w:w="120"/>
-            </w:tcMar>
-            <w:vAlign w:val="top"/>
-          </w:tcPr>
-          <w:p>
-            <w:pPr>
-              <w:spacing w:after="40" w:before="0"/>
-              <w:jc w:val="left"/>
-            </w:pPr>
-            <w:r>
-              <w:rPr>
-                <w:rFonts w:ascii="Arial" w:cs="Arial" w:eastAsia="Arial" w:hAnsi="Arial"/>
-                <w:b/>
-                <w:bCs/>
-                <w:i w:val="false"/>
-                <w:iCs w:val="false"/>
-                <w:color w:val="000000"/>
-                <w:sz w:val="18"/>
-                <w:szCs w:val="18"/>
-              </w:rPr>
-              <w:t xml:space="preserve">Phase 4 — Driving Question Board (DQB) Update</w:t>
+            <w:shd w:fill="FCE4D6" w:color="auto" w:val="clear"/>
+            <w:tcMar>
+              <w:top w:type="dxa" w:w="60"/>
+              <w:left w:type="dxa" w:w="120"/>
+              <w:bottom w:type="dxa" w:w="60"/>
+              <w:right w:type="dxa" w:w="120"/>
+            </w:tcMar>
+            <w:vAlign w:val="top"/>
+          </w:tcPr>
+          <w:p>
+            <w:pPr>
+              <w:spacing w:after="40" w:before="0"/>
+              <w:jc w:val="left"/>
+            </w:pPr>
+            <w:r>
+              <w:rPr>
+                <w:rFonts w:ascii="Arial" w:cs="Arial" w:eastAsia="Arial" w:hAnsi="Arial"/>
+                <w:b/>
+                <w:bCs/>
+                <w:i w:val="false"/>
+                <w:iCs w:val="false"/>
+                <w:color w:val="000000"/>
+                <w:sz w:val="18"/>
+                <w:szCs w:val="18"/>
+              </w:rPr>
+              <w:t xml:space="preserve">Driving Question Board (DQB) Creation</w:t>
             </w:r>
           </w:p>
           <w:p>
@@ -12373,7 +12373,7 @@
             <w:pPr>
               <w:spacing w:after="20" w:before="0"/>
             </w:pPr>
-            <w:hyperlink w:history="1" r:id="rIdro8dkrnb1mllxybtpvphd">
+            <w:hyperlink w:history="1" r:id="rIdcyl2jhufapktjqj2fdigh">
               <w:r>
                 <w:rPr>
                   <w:rFonts w:ascii="Arial" w:cs="Arial" w:eastAsia="Arial" w:hAnsi="Arial"/>
@@ -12406,7 +12406,7 @@
               <w:spacing w:after="10" w:before="0"/>
               <w:ind w:left="120"/>
             </w:pPr>
-            <w:hyperlink w:history="1" r:id="rId9oavt13quna3apaqxt7ss">
+            <w:hyperlink w:history="1" r:id="rIdawoew_3zjay-vcbldeen2">
               <w:r>
                 <w:rPr>
                   <w:rFonts w:ascii="Arial" w:cs="Arial" w:eastAsia="Arial" w:hAnsi="Arial"/>
@@ -12451,7 +12451,7 @@
             <w:pPr>
               <w:spacing w:after="20" w:before="0"/>
             </w:pPr>
-            <w:hyperlink w:history="1" r:id="rIduhmsgdgcln8598smtev1h">
+            <w:hyperlink w:history="1" r:id="rId0pleuieetjsxy_emb4asv">
               <w:r>
                 <w:rPr>
                   <w:rFonts w:ascii="Arial" w:cs="Arial" w:eastAsia="Arial" w:hAnsi="Arial"/>
@@ -12484,7 +12484,7 @@
               <w:spacing w:after="10" w:before="0"/>
               <w:ind w:left="120"/>
             </w:pPr>
-            <w:hyperlink w:history="1" r:id="rIdxyqarhn6roi-rds7n6o-i">
+            <w:hyperlink w:history="1" r:id="rId8n3c5j7zktj9bdyail1mm">
               <w:r>
                 <w:rPr>
                   <w:rFonts w:ascii="Arial" w:cs="Arial" w:eastAsia="Arial" w:hAnsi="Arial"/>
@@ -12631,32 +12631,32 @@
         <w:tc>
           <w:tcPr>
             <w:tcW w:type="dxa" w:w="1520"/>
-            <w:shd w:fill="F2F2F2" w:color="auto" w:val="clear"/>
-            <w:tcMar>
-              <w:top w:type="dxa" w:w="60"/>
-              <w:left w:type="dxa" w:w="120"/>
-              <w:bottom w:type="dxa" w:w="60"/>
-              <w:right w:type="dxa" w:w="120"/>
-            </w:tcMar>
-            <w:vAlign w:val="top"/>
-          </w:tcPr>
-          <w:p>
-            <w:pPr>
-              <w:spacing w:after="40" w:before="0"/>
-              <w:jc w:val="left"/>
-            </w:pPr>
-            <w:r>
-              <w:rPr>
-                <w:rFonts w:ascii="Arial" w:cs="Arial" w:eastAsia="Arial" w:hAnsi="Arial"/>
-                <w:b/>
-                <w:bCs/>
-                <w:i w:val="false"/>
-                <w:iCs w:val="false"/>
-                <w:color w:val="000000"/>
-                <w:sz w:val="18"/>
-                <w:szCs w:val="18"/>
-              </w:rPr>
-              <w:t xml:space="preserve">Phase 5 — Model Building</w:t>
+            <w:shd w:fill="D5E8F0" w:color="auto" w:val="clear"/>
+            <w:tcMar>
+              <w:top w:type="dxa" w:w="60"/>
+              <w:left w:type="dxa" w:w="120"/>
+              <w:bottom w:type="dxa" w:w="60"/>
+              <w:right w:type="dxa" w:w="120"/>
+            </w:tcMar>
+            <w:vAlign w:val="top"/>
+          </w:tcPr>
+          <w:p>
+            <w:pPr>
+              <w:spacing w:after="40" w:before="0"/>
+              <w:jc w:val="left"/>
+            </w:pPr>
+            <w:r>
+              <w:rPr>
+                <w:rFonts w:ascii="Arial" w:cs="Arial" w:eastAsia="Arial" w:hAnsi="Arial"/>
+                <w:b/>
+                <w:bCs/>
+                <w:i w:val="false"/>
+                <w:iCs w:val="false"/>
+                <w:color w:val="000000"/>
+                <w:sz w:val="18"/>
+                <w:szCs w:val="18"/>
+              </w:rPr>
+              <w:t xml:space="preserve">Model Building Phase</w:t>
             </w:r>
           </w:p>
           <w:p>
@@ -12679,7 +12679,7 @@
             <w:pPr>
               <w:spacing w:after="20" w:before="0"/>
             </w:pPr>
-            <w:hyperlink w:history="1" r:id="rIdbomwrdcj5wm4hn49sucyy">
+            <w:hyperlink w:history="1" r:id="rIdillv87m_xqkdfa8zhw-pe">
               <w:r>
                 <w:rPr>
                   <w:rFonts w:ascii="Arial" w:cs="Arial" w:eastAsia="Arial" w:hAnsi="Arial"/>
@@ -12712,7 +12712,7 @@
               <w:spacing w:after="10" w:before="0"/>
               <w:ind w:left="120"/>
             </w:pPr>
-            <w:hyperlink w:history="1" r:id="rIdskakwdgc-do6s-rmrraeo">
+            <w:hyperlink w:history="1" r:id="rIdyw_6fxpxzhx53ihlo9ujy">
               <w:r>
                 <w:rPr>
                   <w:rFonts w:ascii="Arial" w:cs="Arial" w:eastAsia="Arial" w:hAnsi="Arial"/>
@@ -12757,7 +12757,7 @@
             <w:pPr>
               <w:spacing w:after="20" w:before="0"/>
             </w:pPr>
-            <w:hyperlink w:history="1" r:id="rId11pwn-yge2vm_xx6gddu4">
+            <w:hyperlink w:history="1" r:id="rIdmzeare7aoceqwzvcutcmg">
               <w:r>
                 <w:rPr>
                   <w:rFonts w:ascii="Arial" w:cs="Arial" w:eastAsia="Arial" w:hAnsi="Arial"/>
@@ -12790,7 +12790,7 @@
               <w:spacing w:after="10" w:before="0"/>
               <w:ind w:left="120"/>
             </w:pPr>
-            <w:hyperlink w:history="1" r:id="rIdl5sfaubisytszel34ftxe">
+            <w:hyperlink w:history="1" r:id="rIdbovw6flw-d4ytmynctfvw">
               <w:r>
                 <w:rPr>
                   <w:rFonts w:ascii="Arial" w:cs="Arial" w:eastAsia="Arial" w:hAnsi="Arial"/>
@@ -14229,32 +14229,32 @@
         <w:tc>
           <w:tcPr>
             <w:tcW w:type="dxa" w:w="1520"/>
-            <w:shd w:fill="F2F2F2" w:color="auto" w:val="clear"/>
-            <w:tcMar>
-              <w:top w:type="dxa" w:w="60"/>
-              <w:left w:type="dxa" w:w="120"/>
-              <w:bottom w:type="dxa" w:w="60"/>
-              <w:right w:type="dxa" w:w="120"/>
-            </w:tcMar>
-            <w:vAlign w:val="top"/>
-          </w:tcPr>
-          <w:p>
-            <w:pPr>
-              <w:spacing w:after="40" w:before="0"/>
-              <w:jc w:val="left"/>
-            </w:pPr>
-            <w:r>
-              <w:rPr>
-                <w:rFonts w:ascii="Arial" w:cs="Arial" w:eastAsia="Arial" w:hAnsi="Arial"/>
-                <w:b/>
-                <w:bCs/>
-                <w:i w:val="false"/>
-                <w:iCs w:val="false"/>
-                <w:color w:val="000000"/>
-                <w:sz w:val="18"/>
-                <w:szCs w:val="18"/>
-              </w:rPr>
-              <w:t xml:space="preserve">1 — PREDICT (15 minutes)</w:t>
+            <w:shd w:fill="EAD1F5" w:color="auto" w:val="clear"/>
+            <w:tcMar>
+              <w:top w:type="dxa" w:w="60"/>
+              <w:left w:type="dxa" w:w="120"/>
+              <w:bottom w:type="dxa" w:w="60"/>
+              <w:right w:type="dxa" w:w="120"/>
+            </w:tcMar>
+            <w:vAlign w:val="top"/>
+          </w:tcPr>
+          <w:p>
+            <w:pPr>
+              <w:spacing w:after="40" w:before="0"/>
+              <w:jc w:val="left"/>
+            </w:pPr>
+            <w:r>
+              <w:rPr>
+                <w:rFonts w:ascii="Arial" w:cs="Arial" w:eastAsia="Arial" w:hAnsi="Arial"/>
+                <w:b/>
+                <w:bCs/>
+                <w:i w:val="false"/>
+                <w:iCs w:val="false"/>
+                <w:color w:val="000000"/>
+                <w:sz w:val="18"/>
+                <w:szCs w:val="18"/>
+              </w:rPr>
+              <w:t xml:space="preserve">Predict Phase</w:t>
             </w:r>
           </w:p>
           <w:p>
@@ -14277,7 +14277,7 @@
             <w:pPr>
               <w:spacing w:after="20" w:before="0"/>
             </w:pPr>
-            <w:hyperlink w:history="1" r:id="rIdzn9bvgkvarmtoagzdok14">
+            <w:hyperlink w:history="1" r:id="rIdeiboxmrhxjstk4zhl3l7v">
               <w:r>
                 <w:rPr>
                   <w:rFonts w:ascii="Arial" w:cs="Arial" w:eastAsia="Arial" w:hAnsi="Arial"/>
@@ -14310,7 +14310,7 @@
               <w:spacing w:after="10" w:before="0"/>
               <w:ind w:left="120"/>
             </w:pPr>
-            <w:hyperlink w:history="1" r:id="rIdvla3xwf3ny-iy1wa5uvhk">
+            <w:hyperlink w:history="1" r:id="rIdhi0kgqzpfffm6kgj3jscs">
               <w:r>
                 <w:rPr>
                   <w:rFonts w:ascii="Arial" w:cs="Arial" w:eastAsia="Arial" w:hAnsi="Arial"/>
@@ -14355,7 +14355,7 @@
             <w:pPr>
               <w:spacing w:after="20" w:before="0"/>
             </w:pPr>
-            <w:hyperlink w:history="1" r:id="rIdm52-oj4lggf1j7ku19sfa">
+            <w:hyperlink w:history="1" r:id="rIdvjrgfldebglxupxwe8tam">
               <w:r>
                 <w:rPr>
                   <w:rFonts w:ascii="Arial" w:cs="Arial" w:eastAsia="Arial" w:hAnsi="Arial"/>
@@ -14388,7 +14388,7 @@
               <w:spacing w:after="10" w:before="0"/>
               <w:ind w:left="120"/>
             </w:pPr>
-            <w:hyperlink w:history="1" r:id="rIdkivvfnhbylguh7hnnaueb">
+            <w:hyperlink w:history="1" r:id="rId0lwxira0lbqeuvl4wiseg">
               <w:r>
                 <w:rPr>
                   <w:rFonts w:ascii="Arial" w:cs="Arial" w:eastAsia="Arial" w:hAnsi="Arial"/>
@@ -14535,32 +14535,32 @@
         <w:tc>
           <w:tcPr>
             <w:tcW w:type="dxa" w:w="1520"/>
-            <w:shd w:fill="F2F2F2" w:color="auto" w:val="clear"/>
-            <w:tcMar>
-              <w:top w:type="dxa" w:w="60"/>
-              <w:left w:type="dxa" w:w="120"/>
-              <w:bottom w:type="dxa" w:w="60"/>
-              <w:right w:type="dxa" w:w="120"/>
-            </w:tcMar>
-            <w:vAlign w:val="top"/>
-          </w:tcPr>
-          <w:p>
-            <w:pPr>
-              <w:spacing w:after="40" w:before="0"/>
-              <w:jc w:val="left"/>
-            </w:pPr>
-            <w:r>
-              <w:rPr>
-                <w:rFonts w:ascii="Arial" w:cs="Arial" w:eastAsia="Arial" w:hAnsi="Arial"/>
-                <w:b/>
-                <w:bCs/>
-                <w:i w:val="false"/>
-                <w:iCs w:val="false"/>
-                <w:color w:val="000000"/>
-                <w:sz w:val="18"/>
-                <w:szCs w:val="18"/>
-              </w:rPr>
-              <w:t xml:space="preserve">2 — OBSERVE / EVIDENCE GATHERING (20 minutes)</w:t>
+            <w:shd w:fill="D9EEF1" w:color="auto" w:val="clear"/>
+            <w:tcMar>
+              <w:top w:type="dxa" w:w="60"/>
+              <w:left w:type="dxa" w:w="120"/>
+              <w:bottom w:type="dxa" w:w="60"/>
+              <w:right w:type="dxa" w:w="120"/>
+            </w:tcMar>
+            <w:vAlign w:val="top"/>
+          </w:tcPr>
+          <w:p>
+            <w:pPr>
+              <w:spacing w:after="40" w:before="0"/>
+              <w:jc w:val="left"/>
+            </w:pPr>
+            <w:r>
+              <w:rPr>
+                <w:rFonts w:ascii="Arial" w:cs="Arial" w:eastAsia="Arial" w:hAnsi="Arial"/>
+                <w:b/>
+                <w:bCs/>
+                <w:i w:val="false"/>
+                <w:iCs w:val="false"/>
+                <w:color w:val="000000"/>
+                <w:sz w:val="18"/>
+                <w:szCs w:val="18"/>
+              </w:rPr>
+              <w:t xml:space="preserve">Observe Phase</w:t>
             </w:r>
           </w:p>
           <w:p>
@@ -14583,7 +14583,7 @@
             <w:pPr>
               <w:spacing w:after="20" w:before="0"/>
             </w:pPr>
-            <w:hyperlink w:history="1" r:id="rId_dc3_sbaq_6dii-mhtbjr">
+            <w:hyperlink w:history="1" r:id="rId60a8wfpkhjwua8ows-7xr">
               <w:r>
                 <w:rPr>
                   <w:rFonts w:ascii="Arial" w:cs="Arial" w:eastAsia="Arial" w:hAnsi="Arial"/>
@@ -14616,7 +14616,7 @@
               <w:spacing w:after="10" w:before="0"/>
               <w:ind w:left="120"/>
             </w:pPr>
-            <w:hyperlink w:history="1" r:id="rIdxt0q0dgzgjh5a-gl0w7g5">
+            <w:hyperlink w:history="1" r:id="rIdobha2gz6ysuxsgr7tvq31">
               <w:r>
                 <w:rPr>
                   <w:rFonts w:ascii="Arial" w:cs="Arial" w:eastAsia="Arial" w:hAnsi="Arial"/>
@@ -14661,7 +14661,7 @@
             <w:pPr>
               <w:spacing w:after="20" w:before="0"/>
             </w:pPr>
-            <w:hyperlink w:history="1" r:id="rIdzzeaxoixtt53lin3r0nxa">
+            <w:hyperlink w:history="1" r:id="rId2s6y6crveeilme-3fi0yb">
               <w:r>
                 <w:rPr>
                   <w:rFonts w:ascii="Arial" w:cs="Arial" w:eastAsia="Arial" w:hAnsi="Arial"/>
@@ -14694,7 +14694,7 @@
               <w:spacing w:after="10" w:before="0"/>
               <w:ind w:left="120"/>
             </w:pPr>
-            <w:hyperlink w:history="1" r:id="rIdc8sahhi6nrqv5f81r44ji">
+            <w:hyperlink w:history="1" r:id="rIdk21metbm1wq2bas8irocd">
               <w:r>
                 <w:rPr>
                   <w:rFonts w:ascii="Arial" w:cs="Arial" w:eastAsia="Arial" w:hAnsi="Arial"/>
@@ -14841,32 +14841,32 @@
         <w:tc>
           <w:tcPr>
             <w:tcW w:type="dxa" w:w="1520"/>
-            <w:shd w:fill="F2F2F2" w:color="auto" w:val="clear"/>
-            <w:tcMar>
-              <w:top w:type="dxa" w:w="60"/>
-              <w:left w:type="dxa" w:w="120"/>
-              <w:bottom w:type="dxa" w:w="60"/>
-              <w:right w:type="dxa" w:w="120"/>
-            </w:tcMar>
-            <w:vAlign w:val="top"/>
-          </w:tcPr>
-          <w:p>
-            <w:pPr>
-              <w:spacing w:after="40" w:before="0"/>
-              <w:jc w:val="left"/>
-            </w:pPr>
-            <w:r>
-              <w:rPr>
-                <w:rFonts w:ascii="Arial" w:cs="Arial" w:eastAsia="Arial" w:hAnsi="Arial"/>
-                <w:b/>
-                <w:bCs/>
-                <w:i w:val="false"/>
-                <w:iCs w:val="false"/>
-                <w:color w:val="000000"/>
-                <w:sz w:val="18"/>
-                <w:szCs w:val="18"/>
-              </w:rPr>
-              <w:t xml:space="preserve">3 — EXPLAIN / SENSEMAKING (25 minutes)</w:t>
+            <w:shd w:fill="E2EFDA" w:color="auto" w:val="clear"/>
+            <w:tcMar>
+              <w:top w:type="dxa" w:w="60"/>
+              <w:left w:type="dxa" w:w="120"/>
+              <w:bottom w:type="dxa" w:w="60"/>
+              <w:right w:type="dxa" w:w="120"/>
+            </w:tcMar>
+            <w:vAlign w:val="top"/>
+          </w:tcPr>
+          <w:p>
+            <w:pPr>
+              <w:spacing w:after="40" w:before="0"/>
+              <w:jc w:val="left"/>
+            </w:pPr>
+            <w:r>
+              <w:rPr>
+                <w:rFonts w:ascii="Arial" w:cs="Arial" w:eastAsia="Arial" w:hAnsi="Arial"/>
+                <w:b/>
+                <w:bCs/>
+                <w:i w:val="false"/>
+                <w:iCs w:val="false"/>
+                <w:color w:val="000000"/>
+                <w:sz w:val="18"/>
+                <w:szCs w:val="18"/>
+              </w:rPr>
+              <w:t xml:space="preserve">Explain Phase</w:t>
             </w:r>
           </w:p>
           <w:p>
@@ -14889,7 +14889,7 @@
             <w:pPr>
               <w:spacing w:after="20" w:before="0"/>
             </w:pPr>
-            <w:hyperlink w:history="1" r:id="rId3v6b-cqnf2r43jcnha5r7">
+            <w:hyperlink w:history="1" r:id="rIdtry7u5ta3cgwpaur_h8jz">
               <w:r>
                 <w:rPr>
                   <w:rFonts w:ascii="Arial" w:cs="Arial" w:eastAsia="Arial" w:hAnsi="Arial"/>
@@ -14922,7 +14922,7 @@
               <w:spacing w:after="10" w:before="0"/>
               <w:ind w:left="120"/>
             </w:pPr>
-            <w:hyperlink w:history="1" r:id="rId4vb7zmlhwfjdrjgtlr9lw">
+            <w:hyperlink w:history="1" r:id="rId6v6dvcp0koy-oj_ig3d1y">
               <w:r>
                 <w:rPr>
                   <w:rFonts w:ascii="Arial" w:cs="Arial" w:eastAsia="Arial" w:hAnsi="Arial"/>
@@ -14967,7 +14967,7 @@
             <w:pPr>
               <w:spacing w:after="20" w:before="0"/>
             </w:pPr>
-            <w:hyperlink w:history="1" r:id="rIds6eyxzfsbk5dldqyvcb7h">
+            <w:hyperlink w:history="1" r:id="rIdcxxk2okpmpgrd9qgswmr7">
               <w:r>
                 <w:rPr>
                   <w:rFonts w:ascii="Arial" w:cs="Arial" w:eastAsia="Arial" w:hAnsi="Arial"/>
@@ -15000,7 +15000,7 @@
               <w:spacing w:after="10" w:before="0"/>
               <w:ind w:left="120"/>
             </w:pPr>
-            <w:hyperlink w:history="1" r:id="rIdvgdqwqtdsach7zkxw9mf1">
+            <w:hyperlink w:history="1" r:id="rIdpurymfovmyryzdn2ni3ce">
               <w:r>
                 <w:rPr>
                   <w:rFonts w:ascii="Arial" w:cs="Arial" w:eastAsia="Arial" w:hAnsi="Arial"/>
@@ -15147,32 +15147,32 @@
         <w:tc>
           <w:tcPr>
             <w:tcW w:type="dxa" w:w="1520"/>
-            <w:shd w:fill="F2F2F2" w:color="auto" w:val="clear"/>
-            <w:tcMar>
-              <w:top w:type="dxa" w:w="60"/>
-              <w:left w:type="dxa" w:w="120"/>
-              <w:bottom w:type="dxa" w:w="60"/>
-              <w:right w:type="dxa" w:w="120"/>
-            </w:tcMar>
-            <w:vAlign w:val="top"/>
-          </w:tcPr>
-          <w:p>
-            <w:pPr>
-              <w:spacing w:after="40" w:before="0"/>
-              <w:jc w:val="left"/>
-            </w:pPr>
-            <w:r>
-              <w:rPr>
-                <w:rFonts w:ascii="Arial" w:cs="Arial" w:eastAsia="Arial" w:hAnsi="Arial"/>
-                <w:b/>
-                <w:bCs/>
-                <w:i w:val="false"/>
-                <w:iCs w:val="false"/>
-                <w:color w:val="000000"/>
-                <w:sz w:val="18"/>
-                <w:szCs w:val="18"/>
-              </w:rPr>
-              <w:t xml:space="preserve">4 — DRIVING QUESTION BOARD (DQB) UPDATE (10 minutes)</w:t>
+            <w:shd w:fill="FCE4D6" w:color="auto" w:val="clear"/>
+            <w:tcMar>
+              <w:top w:type="dxa" w:w="60"/>
+              <w:left w:type="dxa" w:w="120"/>
+              <w:bottom w:type="dxa" w:w="60"/>
+              <w:right w:type="dxa" w:w="120"/>
+            </w:tcMar>
+            <w:vAlign w:val="top"/>
+          </w:tcPr>
+          <w:p>
+            <w:pPr>
+              <w:spacing w:after="40" w:before="0"/>
+              <w:jc w:val="left"/>
+            </w:pPr>
+            <w:r>
+              <w:rPr>
+                <w:rFonts w:ascii="Arial" w:cs="Arial" w:eastAsia="Arial" w:hAnsi="Arial"/>
+                <w:b/>
+                <w:bCs/>
+                <w:i w:val="false"/>
+                <w:iCs w:val="false"/>
+                <w:color w:val="000000"/>
+                <w:sz w:val="18"/>
+                <w:szCs w:val="18"/>
+              </w:rPr>
+              <w:t xml:space="preserve">Driving Question Board (DQB) Creation</w:t>
             </w:r>
           </w:p>
           <w:p>
@@ -15195,7 +15195,7 @@
             <w:pPr>
               <w:spacing w:after="20" w:before="0"/>
             </w:pPr>
-            <w:hyperlink w:history="1" r:id="rIdw8e-wvkerphaag1cjptyb">
+            <w:hyperlink w:history="1" r:id="rIdcr56aiisszl4fzv-l6js8">
               <w:r>
                 <w:rPr>
                   <w:rFonts w:ascii="Arial" w:cs="Arial" w:eastAsia="Arial" w:hAnsi="Arial"/>
@@ -15228,7 +15228,7 @@
               <w:spacing w:after="10" w:before="0"/>
               <w:ind w:left="120"/>
             </w:pPr>
-            <w:hyperlink w:history="1" r:id="rIdgddhc63xu6pdgxscpdb3b">
+            <w:hyperlink w:history="1" r:id="rIdpf6z2-gjrtdfj2iwoldn8">
               <w:r>
                 <w:rPr>
                   <w:rFonts w:ascii="Arial" w:cs="Arial" w:eastAsia="Arial" w:hAnsi="Arial"/>
@@ -15273,7 +15273,7 @@
             <w:pPr>
               <w:spacing w:after="20" w:before="0"/>
             </w:pPr>
-            <w:hyperlink w:history="1" r:id="rIdxrs3mcl6__rkmf_pmzpsz">
+            <w:hyperlink w:history="1" r:id="rIdq8oack_rnh7dme9n1au3e">
               <w:r>
                 <w:rPr>
                   <w:rFonts w:ascii="Arial" w:cs="Arial" w:eastAsia="Arial" w:hAnsi="Arial"/>
@@ -15306,7 +15306,7 @@
               <w:spacing w:after="10" w:before="0"/>
               <w:ind w:left="120"/>
             </w:pPr>
-            <w:hyperlink w:history="1" r:id="rIdfbt9fh3retzvtckkzhkab">
+            <w:hyperlink w:history="1" r:id="rIdcmhh5tlfbqpivplnf_mmh">
               <w:r>
                 <w:rPr>
                   <w:rFonts w:ascii="Arial" w:cs="Arial" w:eastAsia="Arial" w:hAnsi="Arial"/>
@@ -15453,32 +15453,32 @@
         <w:tc>
           <w:tcPr>
             <w:tcW w:type="dxa" w:w="1520"/>
-            <w:shd w:fill="F2F2F2" w:color="auto" w:val="clear"/>
-            <w:tcMar>
-              <w:top w:type="dxa" w:w="60"/>
-              <w:left w:type="dxa" w:w="120"/>
-              <w:bottom w:type="dxa" w:w="60"/>
-              <w:right w:type="dxa" w:w="120"/>
-            </w:tcMar>
-            <w:vAlign w:val="top"/>
-          </w:tcPr>
-          <w:p>
-            <w:pPr>
-              <w:spacing w:after="40" w:before="0"/>
-              <w:jc w:val="left"/>
-            </w:pPr>
-            <w:r>
-              <w:rPr>
-                <w:rFonts w:ascii="Arial" w:cs="Arial" w:eastAsia="Arial" w:hAnsi="Arial"/>
-                <w:b/>
-                <w:bCs/>
-                <w:i w:val="false"/>
-                <w:iCs w:val="false"/>
-                <w:color w:val="000000"/>
-                <w:sz w:val="18"/>
-                <w:szCs w:val="18"/>
-              </w:rPr>
-              <w:t xml:space="preserve">5 — MODEL BUILDING (10 minutes)</w:t>
+            <w:shd w:fill="D5E8F0" w:color="auto" w:val="clear"/>
+            <w:tcMar>
+              <w:top w:type="dxa" w:w="60"/>
+              <w:left w:type="dxa" w:w="120"/>
+              <w:bottom w:type="dxa" w:w="60"/>
+              <w:right w:type="dxa" w:w="120"/>
+            </w:tcMar>
+            <w:vAlign w:val="top"/>
+          </w:tcPr>
+          <w:p>
+            <w:pPr>
+              <w:spacing w:after="40" w:before="0"/>
+              <w:jc w:val="left"/>
+            </w:pPr>
+            <w:r>
+              <w:rPr>
+                <w:rFonts w:ascii="Arial" w:cs="Arial" w:eastAsia="Arial" w:hAnsi="Arial"/>
+                <w:b/>
+                <w:bCs/>
+                <w:i w:val="false"/>
+                <w:iCs w:val="false"/>
+                <w:color w:val="000000"/>
+                <w:sz w:val="18"/>
+                <w:szCs w:val="18"/>
+              </w:rPr>
+              <w:t xml:space="preserve">Model Building Phase</w:t>
             </w:r>
           </w:p>
           <w:p>
@@ -15501,7 +15501,7 @@
             <w:pPr>
               <w:spacing w:after="20" w:before="0"/>
             </w:pPr>
-            <w:hyperlink w:history="1" r:id="rIduljkc1dzzdqaph4srkyhm">
+            <w:hyperlink w:history="1" r:id="rIdjofr7dmmu-xmio-2nizdc">
               <w:r>
                 <w:rPr>
                   <w:rFonts w:ascii="Arial" w:cs="Arial" w:eastAsia="Arial" w:hAnsi="Arial"/>
@@ -15534,7 +15534,7 @@
               <w:spacing w:after="10" w:before="0"/>
               <w:ind w:left="120"/>
             </w:pPr>
-            <w:hyperlink w:history="1" r:id="rIdx26nvziv7n98pypm0ghm_">
+            <w:hyperlink w:history="1" r:id="rId33oqdm60yr13g5puuwkco">
               <w:r>
                 <w:rPr>
                   <w:rFonts w:ascii="Arial" w:cs="Arial" w:eastAsia="Arial" w:hAnsi="Arial"/>
@@ -15579,7 +15579,7 @@
             <w:pPr>
               <w:spacing w:after="20" w:before="0"/>
             </w:pPr>
-            <w:hyperlink w:history="1" r:id="rIdxhzi4ohby42ebpx_mwnvi">
+            <w:hyperlink w:history="1" r:id="rIdihp5fagjmbposw4djk2ru">
               <w:r>
                 <w:rPr>
                   <w:rFonts w:ascii="Arial" w:cs="Arial" w:eastAsia="Arial" w:hAnsi="Arial"/>
@@ -15612,7 +15612,7 @@
               <w:spacing w:after="10" w:before="0"/>
               <w:ind w:left="120"/>
             </w:pPr>
-            <w:hyperlink w:history="1" r:id="rIdu_zcuw-bwaz1beevcubz_">
+            <w:hyperlink w:history="1" r:id="rId9rwpumwlfixs8m6u6z3tf">
               <w:r>
                 <w:rPr>
                   <w:rFonts w:ascii="Arial" w:cs="Arial" w:eastAsia="Arial" w:hAnsi="Arial"/>
@@ -17051,32 +17051,32 @@
         <w:tc>
           <w:tcPr>
             <w:tcW w:type="dxa" w:w="1520"/>
-            <w:shd w:fill="F2F2F2" w:color="auto" w:val="clear"/>
-            <w:tcMar>
-              <w:top w:type="dxa" w:w="60"/>
-              <w:left w:type="dxa" w:w="120"/>
-              <w:bottom w:type="dxa" w:w="60"/>
-              <w:right w:type="dxa" w:w="120"/>
-            </w:tcMar>
-            <w:vAlign w:val="top"/>
-          </w:tcPr>
-          <w:p>
-            <w:pPr>
-              <w:spacing w:after="40" w:before="0"/>
-              <w:jc w:val="left"/>
-            </w:pPr>
-            <w:r>
-              <w:rPr>
-                <w:rFonts w:ascii="Arial" w:cs="Arial" w:eastAsia="Arial" w:hAnsi="Arial"/>
-                <w:b/>
-                <w:bCs/>
-                <w:i w:val="false"/>
-                <w:iCs w:val="false"/>
-                <w:color w:val="000000"/>
-                <w:sz w:val="18"/>
-                <w:szCs w:val="18"/>
-              </w:rPr>
-              <w:t xml:space="preserve">Phase 1 — Predict</w:t>
+            <w:shd w:fill="EAD1F5" w:color="auto" w:val="clear"/>
+            <w:tcMar>
+              <w:top w:type="dxa" w:w="60"/>
+              <w:left w:type="dxa" w:w="120"/>
+              <w:bottom w:type="dxa" w:w="60"/>
+              <w:right w:type="dxa" w:w="120"/>
+            </w:tcMar>
+            <w:vAlign w:val="top"/>
+          </w:tcPr>
+          <w:p>
+            <w:pPr>
+              <w:spacing w:after="40" w:before="0"/>
+              <w:jc w:val="left"/>
+            </w:pPr>
+            <w:r>
+              <w:rPr>
+                <w:rFonts w:ascii="Arial" w:cs="Arial" w:eastAsia="Arial" w:hAnsi="Arial"/>
+                <w:b/>
+                <w:bCs/>
+                <w:i w:val="false"/>
+                <w:iCs w:val="false"/>
+                <w:color w:val="000000"/>
+                <w:sz w:val="18"/>
+                <w:szCs w:val="18"/>
+              </w:rPr>
+              <w:t xml:space="preserve">Predict Phase</w:t>
             </w:r>
           </w:p>
           <w:p>
@@ -17099,7 +17099,7 @@
             <w:pPr>
               <w:spacing w:after="20" w:before="0"/>
             </w:pPr>
-            <w:hyperlink w:history="1" r:id="rIdtgxvzctwntr_xgbivjof9">
+            <w:hyperlink w:history="1" r:id="rIdnepjfetpse0xt05eid-jq">
               <w:r>
                 <w:rPr>
                   <w:rFonts w:ascii="Arial" w:cs="Arial" w:eastAsia="Arial" w:hAnsi="Arial"/>
@@ -17132,7 +17132,7 @@
               <w:spacing w:after="10" w:before="0"/>
               <w:ind w:left="120"/>
             </w:pPr>
-            <w:hyperlink w:history="1" r:id="rId0x-3vttggcyvycvrcidqn">
+            <w:hyperlink w:history="1" r:id="rIdjl4icahnwpnvvimwdty60">
               <w:r>
                 <w:rPr>
                   <w:rFonts w:ascii="Arial" w:cs="Arial" w:eastAsia="Arial" w:hAnsi="Arial"/>
@@ -17177,7 +17177,7 @@
             <w:pPr>
               <w:spacing w:after="20" w:before="0"/>
             </w:pPr>
-            <w:hyperlink w:history="1" r:id="rIdlt8agzffb_w1keh67njbc">
+            <w:hyperlink w:history="1" r:id="rIdloqesib8wugdsvaplezzt">
               <w:r>
                 <w:rPr>
                   <w:rFonts w:ascii="Arial" w:cs="Arial" w:eastAsia="Arial" w:hAnsi="Arial"/>
@@ -17210,7 +17210,7 @@
               <w:spacing w:after="10" w:before="0"/>
               <w:ind w:left="120"/>
             </w:pPr>
-            <w:hyperlink w:history="1" r:id="rIde68f6ihclnzek8-lh4tak">
+            <w:hyperlink w:history="1" r:id="rIdjau93hnqqhjovj5fb9mdr">
               <w:r>
                 <w:rPr>
                   <w:rFonts w:ascii="Arial" w:cs="Arial" w:eastAsia="Arial" w:hAnsi="Arial"/>
@@ -17357,32 +17357,32 @@
         <w:tc>
           <w:tcPr>
             <w:tcW w:type="dxa" w:w="1520"/>
-            <w:shd w:fill="F2F2F2" w:color="auto" w:val="clear"/>
-            <w:tcMar>
-              <w:top w:type="dxa" w:w="60"/>
-              <w:left w:type="dxa" w:w="120"/>
-              <w:bottom w:type="dxa" w:w="60"/>
-              <w:right w:type="dxa" w:w="120"/>
-            </w:tcMar>
-            <w:vAlign w:val="top"/>
-          </w:tcPr>
-          <w:p>
-            <w:pPr>
-              <w:spacing w:after="40" w:before="0"/>
-              <w:jc w:val="left"/>
-            </w:pPr>
-            <w:r>
-              <w:rPr>
-                <w:rFonts w:ascii="Arial" w:cs="Arial" w:eastAsia="Arial" w:hAnsi="Arial"/>
-                <w:b/>
-                <w:bCs/>
-                <w:i w:val="false"/>
-                <w:iCs w:val="false"/>
-                <w:color w:val="000000"/>
-                <w:sz w:val="18"/>
-                <w:szCs w:val="18"/>
-              </w:rPr>
-              <w:t xml:space="preserve">Phase 2 — Observe</w:t>
+            <w:shd w:fill="D9EEF1" w:color="auto" w:val="clear"/>
+            <w:tcMar>
+              <w:top w:type="dxa" w:w="60"/>
+              <w:left w:type="dxa" w:w="120"/>
+              <w:bottom w:type="dxa" w:w="60"/>
+              <w:right w:type="dxa" w:w="120"/>
+            </w:tcMar>
+            <w:vAlign w:val="top"/>
+          </w:tcPr>
+          <w:p>
+            <w:pPr>
+              <w:spacing w:after="40" w:before="0"/>
+              <w:jc w:val="left"/>
+            </w:pPr>
+            <w:r>
+              <w:rPr>
+                <w:rFonts w:ascii="Arial" w:cs="Arial" w:eastAsia="Arial" w:hAnsi="Arial"/>
+                <w:b/>
+                <w:bCs/>
+                <w:i w:val="false"/>
+                <w:iCs w:val="false"/>
+                <w:color w:val="000000"/>
+                <w:sz w:val="18"/>
+                <w:szCs w:val="18"/>
+              </w:rPr>
+              <w:t xml:space="preserve">Observe Phase</w:t>
             </w:r>
           </w:p>
           <w:p>
@@ -17405,7 +17405,7 @@
             <w:pPr>
               <w:spacing w:after="20" w:before="0"/>
             </w:pPr>
-            <w:hyperlink w:history="1" r:id="rIdkk-03damakzla_rmjf17f">
+            <w:hyperlink w:history="1" r:id="rId34dvwwm0xyaq1yijmudt_">
               <w:r>
                 <w:rPr>
                   <w:rFonts w:ascii="Arial" w:cs="Arial" w:eastAsia="Arial" w:hAnsi="Arial"/>
@@ -17438,7 +17438,7 @@
               <w:spacing w:after="10" w:before="0"/>
               <w:ind w:left="120"/>
             </w:pPr>
-            <w:hyperlink w:history="1" r:id="rIdzvbfnbtusoeayua5eiimy">
+            <w:hyperlink w:history="1" r:id="rIdomvglgq3-xdnbl3jfgtas">
               <w:r>
                 <w:rPr>
                   <w:rFonts w:ascii="Arial" w:cs="Arial" w:eastAsia="Arial" w:hAnsi="Arial"/>
@@ -17483,7 +17483,7 @@
             <w:pPr>
               <w:spacing w:after="20" w:before="0"/>
             </w:pPr>
-            <w:hyperlink w:history="1" r:id="rIdaxcsbzstpecfs7ek2htlg">
+            <w:hyperlink w:history="1" r:id="rIdxtcwq3e-t9fpy6ushnbk5">
               <w:r>
                 <w:rPr>
                   <w:rFonts w:ascii="Arial" w:cs="Arial" w:eastAsia="Arial" w:hAnsi="Arial"/>
@@ -17516,7 +17516,7 @@
               <w:spacing w:after="10" w:before="0"/>
               <w:ind w:left="120"/>
             </w:pPr>
-            <w:hyperlink w:history="1" r:id="rIdarwgespl09jvkmmsrlgxs">
+            <w:hyperlink w:history="1" r:id="rIdu2l9f7y509jgo-pqqyjcu">
               <w:r>
                 <w:rPr>
                   <w:rFonts w:ascii="Arial" w:cs="Arial" w:eastAsia="Arial" w:hAnsi="Arial"/>
@@ -17663,32 +17663,32 @@
         <w:tc>
           <w:tcPr>
             <w:tcW w:type="dxa" w:w="1520"/>
-            <w:shd w:fill="F2F2F2" w:color="auto" w:val="clear"/>
-            <w:tcMar>
-              <w:top w:type="dxa" w:w="60"/>
-              <w:left w:type="dxa" w:w="120"/>
-              <w:bottom w:type="dxa" w:w="60"/>
-              <w:right w:type="dxa" w:w="120"/>
-            </w:tcMar>
-            <w:vAlign w:val="top"/>
-          </w:tcPr>
-          <w:p>
-            <w:pPr>
-              <w:spacing w:after="40" w:before="0"/>
-              <w:jc w:val="left"/>
-            </w:pPr>
-            <w:r>
-              <w:rPr>
-                <w:rFonts w:ascii="Arial" w:cs="Arial" w:eastAsia="Arial" w:hAnsi="Arial"/>
-                <w:b/>
-                <w:bCs/>
-                <w:i w:val="false"/>
-                <w:iCs w:val="false"/>
-                <w:color w:val="000000"/>
-                <w:sz w:val="18"/>
-                <w:szCs w:val="18"/>
-              </w:rPr>
-              <w:t xml:space="preserve">Phase 3 — Explain</w:t>
+            <w:shd w:fill="E2EFDA" w:color="auto" w:val="clear"/>
+            <w:tcMar>
+              <w:top w:type="dxa" w:w="60"/>
+              <w:left w:type="dxa" w:w="120"/>
+              <w:bottom w:type="dxa" w:w="60"/>
+              <w:right w:type="dxa" w:w="120"/>
+            </w:tcMar>
+            <w:vAlign w:val="top"/>
+          </w:tcPr>
+          <w:p>
+            <w:pPr>
+              <w:spacing w:after="40" w:before="0"/>
+              <w:jc w:val="left"/>
+            </w:pPr>
+            <w:r>
+              <w:rPr>
+                <w:rFonts w:ascii="Arial" w:cs="Arial" w:eastAsia="Arial" w:hAnsi="Arial"/>
+                <w:b/>
+                <w:bCs/>
+                <w:i w:val="false"/>
+                <w:iCs w:val="false"/>
+                <w:color w:val="000000"/>
+                <w:sz w:val="18"/>
+                <w:szCs w:val="18"/>
+              </w:rPr>
+              <w:t xml:space="preserve">Explain Phase</w:t>
             </w:r>
           </w:p>
           <w:p>
@@ -17711,7 +17711,7 @@
             <w:pPr>
               <w:spacing w:after="20" w:before="0"/>
             </w:pPr>
-            <w:hyperlink w:history="1" r:id="rIdtfq3ccziyp0k-3yw-ynyj">
+            <w:hyperlink w:history="1" r:id="rIde96tgjraxar8en-tbunr9">
               <w:r>
                 <w:rPr>
                   <w:rFonts w:ascii="Arial" w:cs="Arial" w:eastAsia="Arial" w:hAnsi="Arial"/>
@@ -17744,7 +17744,7 @@
               <w:spacing w:after="10" w:before="0"/>
               <w:ind w:left="120"/>
             </w:pPr>
-            <w:hyperlink w:history="1" r:id="rIda3o98gououdwdiszdojns">
+            <w:hyperlink w:history="1" r:id="rIdav-w0tuir2s3umypeml8e">
               <w:r>
                 <w:rPr>
                   <w:rFonts w:ascii="Arial" w:cs="Arial" w:eastAsia="Arial" w:hAnsi="Arial"/>
@@ -17789,7 +17789,7 @@
             <w:pPr>
               <w:spacing w:after="20" w:before="0"/>
             </w:pPr>
-            <w:hyperlink w:history="1" r:id="rIdf3oktian4pdltp3rbbbp8">
+            <w:hyperlink w:history="1" r:id="rIdptlsd8ofh-gjfmwldky1w">
               <w:r>
                 <w:rPr>
                   <w:rFonts w:ascii="Arial" w:cs="Arial" w:eastAsia="Arial" w:hAnsi="Arial"/>
@@ -17822,7 +17822,7 @@
               <w:spacing w:after="10" w:before="0"/>
               <w:ind w:left="120"/>
             </w:pPr>
-            <w:hyperlink w:history="1" r:id="rIdl-humwiu9xkurabyhefmp">
+            <w:hyperlink w:history="1" r:id="rId34ghqlhleyxlgngkx8vzd">
               <w:r>
                 <w:rPr>
                   <w:rFonts w:ascii="Arial" w:cs="Arial" w:eastAsia="Arial" w:hAnsi="Arial"/>
@@ -17969,32 +17969,32 @@
         <w:tc>
           <w:tcPr>
             <w:tcW w:type="dxa" w:w="1520"/>
-            <w:shd w:fill="F2F2F2" w:color="auto" w:val="clear"/>
-            <w:tcMar>
-              <w:top w:type="dxa" w:w="60"/>
-              <w:left w:type="dxa" w:w="120"/>
-              <w:bottom w:type="dxa" w:w="60"/>
-              <w:right w:type="dxa" w:w="120"/>
-            </w:tcMar>
-            <w:vAlign w:val="top"/>
-          </w:tcPr>
-          <w:p>
-            <w:pPr>
-              <w:spacing w:after="40" w:before="0"/>
-              <w:jc w:val="left"/>
-            </w:pPr>
-            <w:r>
-              <w:rPr>
-                <w:rFonts w:ascii="Arial" w:cs="Arial" w:eastAsia="Arial" w:hAnsi="Arial"/>
-                <w:b/>
-                <w:bCs/>
-                <w:i w:val="false"/>
-                <w:iCs w:val="false"/>
-                <w:color w:val="000000"/>
-                <w:sz w:val="18"/>
-                <w:szCs w:val="18"/>
-              </w:rPr>
-              <w:t xml:space="preserve">Phase 4 — Driving Question Board (DQB) Update</w:t>
+            <w:shd w:fill="FCE4D6" w:color="auto" w:val="clear"/>
+            <w:tcMar>
+              <w:top w:type="dxa" w:w="60"/>
+              <w:left w:type="dxa" w:w="120"/>
+              <w:bottom w:type="dxa" w:w="60"/>
+              <w:right w:type="dxa" w:w="120"/>
+            </w:tcMar>
+            <w:vAlign w:val="top"/>
+          </w:tcPr>
+          <w:p>
+            <w:pPr>
+              <w:spacing w:after="40" w:before="0"/>
+              <w:jc w:val="left"/>
+            </w:pPr>
+            <w:r>
+              <w:rPr>
+                <w:rFonts w:ascii="Arial" w:cs="Arial" w:eastAsia="Arial" w:hAnsi="Arial"/>
+                <w:b/>
+                <w:bCs/>
+                <w:i w:val="false"/>
+                <w:iCs w:val="false"/>
+                <w:color w:val="000000"/>
+                <w:sz w:val="18"/>
+                <w:szCs w:val="18"/>
+              </w:rPr>
+              <w:t xml:space="preserve">Driving Question Board (DQB) Creation</w:t>
             </w:r>
           </w:p>
           <w:p>
@@ -18017,7 +18017,7 @@
             <w:pPr>
               <w:spacing w:after="20" w:before="0"/>
             </w:pPr>
-            <w:hyperlink w:history="1" r:id="rIduskco3dt8r8hmjwi-_hvm">
+            <w:hyperlink w:history="1" r:id="rIdu2jdrunf0076qxk4_ee-r">
               <w:r>
                 <w:rPr>
                   <w:rFonts w:ascii="Arial" w:cs="Arial" w:eastAsia="Arial" w:hAnsi="Arial"/>
@@ -18050,7 +18050,7 @@
               <w:spacing w:after="10" w:before="0"/>
               <w:ind w:left="120"/>
             </w:pPr>
-            <w:hyperlink w:history="1" r:id="rIdf4hefcotffgp5ogz3k3q6">
+            <w:hyperlink w:history="1" r:id="rIdlf3ogeieorgxoo60rphqk">
               <w:r>
                 <w:rPr>
                   <w:rFonts w:ascii="Arial" w:cs="Arial" w:eastAsia="Arial" w:hAnsi="Arial"/>
@@ -18095,7 +18095,7 @@
             <w:pPr>
               <w:spacing w:after="20" w:before="0"/>
             </w:pPr>
-            <w:hyperlink w:history="1" r:id="rIdn9saudmrntoaupfm6o4p3">
+            <w:hyperlink w:history="1" r:id="rId--yiq_msqc39o1zm_qjzf">
               <w:r>
                 <w:rPr>
                   <w:rFonts w:ascii="Arial" w:cs="Arial" w:eastAsia="Arial" w:hAnsi="Arial"/>
@@ -18128,7 +18128,7 @@
               <w:spacing w:after="10" w:before="0"/>
               <w:ind w:left="120"/>
             </w:pPr>
-            <w:hyperlink w:history="1" r:id="rIdubu0wt6fnbljoxo6ncyxu">
+            <w:hyperlink w:history="1" r:id="rId_qybdaeuqc8howb3xkocx">
               <w:r>
                 <w:rPr>
                   <w:rFonts w:ascii="Arial" w:cs="Arial" w:eastAsia="Arial" w:hAnsi="Arial"/>
@@ -18275,32 +18275,32 @@
         <w:tc>
           <w:tcPr>
             <w:tcW w:type="dxa" w:w="1520"/>
-            <w:shd w:fill="F2F2F2" w:color="auto" w:val="clear"/>
-            <w:tcMar>
-              <w:top w:type="dxa" w:w="60"/>
-              <w:left w:type="dxa" w:w="120"/>
-              <w:bottom w:type="dxa" w:w="60"/>
-              <w:right w:type="dxa" w:w="120"/>
-            </w:tcMar>
-            <w:vAlign w:val="top"/>
-          </w:tcPr>
-          <w:p>
-            <w:pPr>
-              <w:spacing w:after="40" w:before="0"/>
-              <w:jc w:val="left"/>
-            </w:pPr>
-            <w:r>
-              <w:rPr>
-                <w:rFonts w:ascii="Arial" w:cs="Arial" w:eastAsia="Arial" w:hAnsi="Arial"/>
-                <w:b/>
-                <w:bCs/>
-                <w:i w:val="false"/>
-                <w:iCs w:val="false"/>
-                <w:color w:val="000000"/>
-                <w:sz w:val="18"/>
-                <w:szCs w:val="18"/>
-              </w:rPr>
-              <w:t xml:space="preserve">Phase 5 — Model Building (Group Research Presentations)</w:t>
+            <w:shd w:fill="D5E8F0" w:color="auto" w:val="clear"/>
+            <w:tcMar>
+              <w:top w:type="dxa" w:w="60"/>
+              <w:left w:type="dxa" w:w="120"/>
+              <w:bottom w:type="dxa" w:w="60"/>
+              <w:right w:type="dxa" w:w="120"/>
+            </w:tcMar>
+            <w:vAlign w:val="top"/>
+          </w:tcPr>
+          <w:p>
+            <w:pPr>
+              <w:spacing w:after="40" w:before="0"/>
+              <w:jc w:val="left"/>
+            </w:pPr>
+            <w:r>
+              <w:rPr>
+                <w:rFonts w:ascii="Arial" w:cs="Arial" w:eastAsia="Arial" w:hAnsi="Arial"/>
+                <w:b/>
+                <w:bCs/>
+                <w:i w:val="false"/>
+                <w:iCs w:val="false"/>
+                <w:color w:val="000000"/>
+                <w:sz w:val="18"/>
+                <w:szCs w:val="18"/>
+              </w:rPr>
+              <w:t xml:space="preserve">Model Building Phase</w:t>
             </w:r>
           </w:p>
           <w:p>
@@ -18323,7 +18323,7 @@
             <w:pPr>
               <w:spacing w:after="20" w:before="0"/>
             </w:pPr>
-            <w:hyperlink w:history="1" r:id="rIdmrgc7tvh1u8eywczlsj77">
+            <w:hyperlink w:history="1" r:id="rId5jpf7qss5vvdnqch5mn60">
               <w:r>
                 <w:rPr>
                   <w:rFonts w:ascii="Arial" w:cs="Arial" w:eastAsia="Arial" w:hAnsi="Arial"/>
@@ -18356,7 +18356,7 @@
               <w:spacing w:after="10" w:before="0"/>
               <w:ind w:left="120"/>
             </w:pPr>
-            <w:hyperlink w:history="1" r:id="rId6tl_hfs2skaeqwbmmd2rq">
+            <w:hyperlink w:history="1" r:id="rId_ff6cxddusbpilfmacd2c">
               <w:r>
                 <w:rPr>
                   <w:rFonts w:ascii="Arial" w:cs="Arial" w:eastAsia="Arial" w:hAnsi="Arial"/>
@@ -18401,7 +18401,7 @@
             <w:pPr>
               <w:spacing w:after="20" w:before="0"/>
             </w:pPr>
-            <w:hyperlink w:history="1" r:id="rIdfnnzqeky92d3e1wzed_vf">
+            <w:hyperlink w:history="1" r:id="rIdgjpvr2w2uvjmhxtydgpyq">
               <w:r>
                 <w:rPr>
                   <w:rFonts w:ascii="Arial" w:cs="Arial" w:eastAsia="Arial" w:hAnsi="Arial"/>
@@ -18434,7 +18434,7 @@
               <w:spacing w:after="10" w:before="0"/>
               <w:ind w:left="120"/>
             </w:pPr>
-            <w:hyperlink w:history="1" r:id="rIddmuhdcgoqad4vzczsxvat">
+            <w:hyperlink w:history="1" r:id="rIdsuenbjdbkz1mquuwpp8_d">
               <w:r>
                 <w:rPr>
                   <w:rFonts w:ascii="Arial" w:cs="Arial" w:eastAsia="Arial" w:hAnsi="Arial"/>
@@ -19903,7 +19903,7 @@
             <w:pPr>
               <w:spacing w:after="20" w:before="0"/>
             </w:pPr>
-            <w:hyperlink w:history="1" r:id="rId9lviuupolgffpnn2rogwe">
+            <w:hyperlink w:history="1" r:id="rIdop-a7ueatyeamjhrp5lbz">
               <w:r>
                 <w:rPr>
                   <w:rFonts w:ascii="Arial" w:cs="Arial" w:eastAsia="Arial" w:hAnsi="Arial"/>
@@ -19936,7 +19936,7 @@
               <w:spacing w:after="10" w:before="0"/>
               <w:ind w:left="120"/>
             </w:pPr>
-            <w:hyperlink w:history="1" r:id="rId9jnlcs_y1xpo_lrslk7fo">
+            <w:hyperlink w:history="1" r:id="rIdgfrrjawgd1fknmpq-fzte">
               <w:r>
                 <w:rPr>
                   <w:rFonts w:ascii="Arial" w:cs="Arial" w:eastAsia="Arial" w:hAnsi="Arial"/>
@@ -19981,7 +19981,7 @@
             <w:pPr>
               <w:spacing w:after="20" w:before="0"/>
             </w:pPr>
-            <w:hyperlink w:history="1" r:id="rId5y2essv7ff547rvpz6ndh">
+            <w:hyperlink w:history="1" r:id="rId0jj6ldp0ry0roxwkzo90u">
               <w:r>
                 <w:rPr>
                   <w:rFonts w:ascii="Arial" w:cs="Arial" w:eastAsia="Arial" w:hAnsi="Arial"/>
@@ -20014,7 +20014,7 @@
               <w:spacing w:after="10" w:before="0"/>
               <w:ind w:left="120"/>
             </w:pPr>
-            <w:hyperlink w:history="1" r:id="rIdu6ezpeee7ybzu2abwgxds">
+            <w:hyperlink w:history="1" r:id="rId79wp4ktfhpj0fa1utoemj">
               <w:r>
                 <w:rPr>
                   <w:rFonts w:ascii="Arial" w:cs="Arial" w:eastAsia="Arial" w:hAnsi="Arial"/>
@@ -20209,7 +20209,7 @@
             <w:pPr>
               <w:spacing w:after="20" w:before="0"/>
             </w:pPr>
-            <w:hyperlink w:history="1" r:id="rIdgmvmjybnwlilohkmbg1xo">
+            <w:hyperlink w:history="1" r:id="rIddqgywzdxhwxx7oa6bj73o">
               <w:r>
                 <w:rPr>
                   <w:rFonts w:ascii="Arial" w:cs="Arial" w:eastAsia="Arial" w:hAnsi="Arial"/>
@@ -20242,7 +20242,7 @@
               <w:spacing w:after="10" w:before="0"/>
               <w:ind w:left="120"/>
             </w:pPr>
-            <w:hyperlink w:history="1" r:id="rIdtog_yylust-a92jalmi_u">
+            <w:hyperlink w:history="1" r:id="rIdtvzu9njnddwzxoes0cp6t">
               <w:r>
                 <w:rPr>
                   <w:rFonts w:ascii="Arial" w:cs="Arial" w:eastAsia="Arial" w:hAnsi="Arial"/>
@@ -20287,7 +20287,7 @@
             <w:pPr>
               <w:spacing w:after="20" w:before="0"/>
             </w:pPr>
-            <w:hyperlink w:history="1" r:id="rIdu5xq2ggclep4ywje3jpnh">
+            <w:hyperlink w:history="1" r:id="rIdgmscikihdiiinixyjzdqb">
               <w:r>
                 <w:rPr>
                   <w:rFonts w:ascii="Arial" w:cs="Arial" w:eastAsia="Arial" w:hAnsi="Arial"/>
@@ -20320,7 +20320,7 @@
               <w:spacing w:after="10" w:before="0"/>
               <w:ind w:left="120"/>
             </w:pPr>
-            <w:hyperlink w:history="1" r:id="rIdscab4praxph5qhnnjmwn3">
+            <w:hyperlink w:history="1" r:id="rIdwlhbwlmuwz7ra4dksragw">
               <w:r>
                 <w:rPr>
                   <w:rFonts w:ascii="Arial" w:cs="Arial" w:eastAsia="Arial" w:hAnsi="Arial"/>
@@ -20515,7 +20515,7 @@
             <w:pPr>
               <w:spacing w:after="20" w:before="0"/>
             </w:pPr>
-            <w:hyperlink w:history="1" r:id="rIddfnsxxhbcepfiuemnkmng">
+            <w:hyperlink w:history="1" r:id="rIds-htw4bwcphuin6keuffb">
               <w:r>
                 <w:rPr>
                   <w:rFonts w:ascii="Arial" w:cs="Arial" w:eastAsia="Arial" w:hAnsi="Arial"/>
@@ -20548,7 +20548,7 @@
               <w:spacing w:after="10" w:before="0"/>
               <w:ind w:left="120"/>
             </w:pPr>
-            <w:hyperlink w:history="1" r:id="rId7bngaf8uyxzpqkq_jjzrf">
+            <w:hyperlink w:history="1" r:id="rId-nmjzmlct3mbp1ls4h7xt">
               <w:r>
                 <w:rPr>
                   <w:rFonts w:ascii="Arial" w:cs="Arial" w:eastAsia="Arial" w:hAnsi="Arial"/>
@@ -20593,7 +20593,7 @@
             <w:pPr>
               <w:spacing w:after="20" w:before="0"/>
             </w:pPr>
-            <w:hyperlink w:history="1" r:id="rIdvtgipugnkr8txfkyqpky5">
+            <w:hyperlink w:history="1" r:id="rIdrp0lsyl_dtpqq5ztregfb">
               <w:r>
                 <w:rPr>
                   <w:rFonts w:ascii="Arial" w:cs="Arial" w:eastAsia="Arial" w:hAnsi="Arial"/>
@@ -20626,7 +20626,7 @@
               <w:spacing w:after="10" w:before="0"/>
               <w:ind w:left="120"/>
             </w:pPr>
-            <w:hyperlink w:history="1" r:id="rId9gzxkwn9iih3mrhj6owio">
+            <w:hyperlink w:history="1" r:id="rIdxbnyrzwold4lynxqwt6vu">
               <w:r>
                 <w:rPr>
                   <w:rFonts w:ascii="Arial" w:cs="Arial" w:eastAsia="Arial" w:hAnsi="Arial"/>
@@ -20821,7 +20821,7 @@
             <w:pPr>
               <w:spacing w:after="20" w:before="0"/>
             </w:pPr>
-            <w:hyperlink w:history="1" r:id="rIdm8yit0zljxecyhig7nuow">
+            <w:hyperlink w:history="1" r:id="rIdejdq8nihaxjgczijuions">
               <w:r>
                 <w:rPr>
                   <w:rFonts w:ascii="Arial" w:cs="Arial" w:eastAsia="Arial" w:hAnsi="Arial"/>
@@ -20854,7 +20854,7 @@
               <w:spacing w:after="10" w:before="0"/>
               <w:ind w:left="120"/>
             </w:pPr>
-            <w:hyperlink w:history="1" r:id="rId5ujjxsigip11or0jtxqfu">
+            <w:hyperlink w:history="1" r:id="rId58d3ud4rhzojfbtwoxitu">
               <w:r>
                 <w:rPr>
                   <w:rFonts w:ascii="Arial" w:cs="Arial" w:eastAsia="Arial" w:hAnsi="Arial"/>
@@ -20899,7 +20899,7 @@
             <w:pPr>
               <w:spacing w:after="20" w:before="0"/>
             </w:pPr>
-            <w:hyperlink w:history="1" r:id="rId2ysmrjjpv7miedviehzu-">
+            <w:hyperlink w:history="1" r:id="rId8mxodrjwtghd5uzxf9r4t">
               <w:r>
                 <w:rPr>
                   <w:rFonts w:ascii="Arial" w:cs="Arial" w:eastAsia="Arial" w:hAnsi="Arial"/>
@@ -20932,7 +20932,7 @@
               <w:spacing w:after="10" w:before="0"/>
               <w:ind w:left="120"/>
             </w:pPr>
-            <w:hyperlink w:history="1" r:id="rId-1ucav8uwmecgbzzpw95p">
+            <w:hyperlink w:history="1" r:id="rIdbm7-3cp4llqa2mm2xzgbx">
               <w:r>
                 <w:rPr>
                   <w:rFonts w:ascii="Arial" w:cs="Arial" w:eastAsia="Arial" w:hAnsi="Arial"/>
@@ -21127,7 +21127,7 @@
             <w:pPr>
               <w:spacing w:after="20" w:before="0"/>
             </w:pPr>
-            <w:hyperlink w:history="1" r:id="rIdlw9quyzr3ivn7_vkssdwy">
+            <w:hyperlink w:history="1" r:id="rIda_kxl-mwf0m1_fajgjn04">
               <w:r>
                 <w:rPr>
                   <w:rFonts w:ascii="Arial" w:cs="Arial" w:eastAsia="Arial" w:hAnsi="Arial"/>
@@ -21160,7 +21160,7 @@
               <w:spacing w:after="10" w:before="0"/>
               <w:ind w:left="120"/>
             </w:pPr>
-            <w:hyperlink w:history="1" r:id="rIdtcwvkdumjtersuhsoutph">
+            <w:hyperlink w:history="1" r:id="rIdee0vdl_mlll1kk_a59mth">
               <w:r>
                 <w:rPr>
                   <w:rFonts w:ascii="Arial" w:cs="Arial" w:eastAsia="Arial" w:hAnsi="Arial"/>
@@ -21205,7 +21205,7 @@
             <w:pPr>
               <w:spacing w:after="20" w:before="0"/>
             </w:pPr>
-            <w:hyperlink w:history="1" r:id="rId-iktcijtfydcehmz4kelx">
+            <w:hyperlink w:history="1" r:id="rIdjnmdvhlmpjknhwn9eqyoy">
               <w:r>
                 <w:rPr>
                   <w:rFonts w:ascii="Arial" w:cs="Arial" w:eastAsia="Arial" w:hAnsi="Arial"/>
@@ -21238,7 +21238,7 @@
               <w:spacing w:after="10" w:before="0"/>
               <w:ind w:left="120"/>
             </w:pPr>
-            <w:hyperlink w:history="1" r:id="rIdvtjzozw1pywcffo1qjd-a">
+            <w:hyperlink w:history="1" r:id="rIdmtjgtxtzjax1uamuwf4il">
               <w:r>
                 <w:rPr>
                   <w:rFonts w:ascii="Arial" w:cs="Arial" w:eastAsia="Arial" w:hAnsi="Arial"/>
@@ -22659,32 +22659,32 @@
         <w:tc>
           <w:tcPr>
             <w:tcW w:type="dxa" w:w="1520"/>
-            <w:shd w:fill="F2F2F2" w:color="auto" w:val="clear"/>
-            <w:tcMar>
-              <w:top w:type="dxa" w:w="60"/>
-              <w:left w:type="dxa" w:w="120"/>
-              <w:bottom w:type="dxa" w:w="60"/>
-              <w:right w:type="dxa" w:w="120"/>
-            </w:tcMar>
-            <w:vAlign w:val="top"/>
-          </w:tcPr>
-          <w:p>
-            <w:pPr>
-              <w:spacing w:after="40" w:before="0"/>
-              <w:jc w:val="left"/>
-            </w:pPr>
-            <w:r>
-              <w:rPr>
-                <w:rFonts w:ascii="Arial" w:cs="Arial" w:eastAsia="Arial" w:hAnsi="Arial"/>
-                <w:b/>
-                <w:bCs/>
-                <w:i w:val="false"/>
-                <w:iCs w:val="false"/>
-                <w:color w:val="000000"/>
-                <w:sz w:val="18"/>
-                <w:szCs w:val="18"/>
-              </w:rPr>
-              <w:t xml:space="preserve">Phase 1 — Predict: Re-Anchoring to the Phenomenon (10 minutes)</w:t>
+            <w:shd w:fill="EAD1F5" w:color="auto" w:val="clear"/>
+            <w:tcMar>
+              <w:top w:type="dxa" w:w="60"/>
+              <w:left w:type="dxa" w:w="120"/>
+              <w:bottom w:type="dxa" w:w="60"/>
+              <w:right w:type="dxa" w:w="120"/>
+            </w:tcMar>
+            <w:vAlign w:val="top"/>
+          </w:tcPr>
+          <w:p>
+            <w:pPr>
+              <w:spacing w:after="40" w:before="0"/>
+              <w:jc w:val="left"/>
+            </w:pPr>
+            <w:r>
+              <w:rPr>
+                <w:rFonts w:ascii="Arial" w:cs="Arial" w:eastAsia="Arial" w:hAnsi="Arial"/>
+                <w:b/>
+                <w:bCs/>
+                <w:i w:val="false"/>
+                <w:iCs w:val="false"/>
+                <w:color w:val="000000"/>
+                <w:sz w:val="18"/>
+                <w:szCs w:val="18"/>
+              </w:rPr>
+              <w:t xml:space="preserve">Predict Phase</w:t>
             </w:r>
           </w:p>
           <w:p>
@@ -22707,7 +22707,7 @@
             <w:pPr>
               <w:spacing w:after="20" w:before="0"/>
             </w:pPr>
-            <w:hyperlink w:history="1" r:id="rIdkrq0r1l3m-2fsesbuyzuk">
+            <w:hyperlink w:history="1" r:id="rIdrar5xfy8qz2oejckpjb4e">
               <w:r>
                 <w:rPr>
                   <w:rFonts w:ascii="Arial" w:cs="Arial" w:eastAsia="Arial" w:hAnsi="Arial"/>
@@ -22740,7 +22740,7 @@
               <w:spacing w:after="10" w:before="0"/>
               <w:ind w:left="120"/>
             </w:pPr>
-            <w:hyperlink w:history="1" r:id="rId2zbfguorxcdziwcldkuxb">
+            <w:hyperlink w:history="1" r:id="rIdjyzdubp4zseogxw2rxhel">
               <w:r>
                 <w:rPr>
                   <w:rFonts w:ascii="Arial" w:cs="Arial" w:eastAsia="Arial" w:hAnsi="Arial"/>
@@ -22785,7 +22785,7 @@
             <w:pPr>
               <w:spacing w:after="20" w:before="0"/>
             </w:pPr>
-            <w:hyperlink w:history="1" r:id="rIdl5y4xmlpjfaeykj4robwv">
+            <w:hyperlink w:history="1" r:id="rIdqsufnf2tedabp-96srew6">
               <w:r>
                 <w:rPr>
                   <w:rFonts w:ascii="Arial" w:cs="Arial" w:eastAsia="Arial" w:hAnsi="Arial"/>
@@ -22818,7 +22818,7 @@
               <w:spacing w:after="10" w:before="0"/>
               <w:ind w:left="120"/>
             </w:pPr>
-            <w:hyperlink w:history="1" r:id="rIdncoiztq0fksdmlmr_emb5">
+            <w:hyperlink w:history="1" r:id="rIdzm85ef0y9wo5dzyv5_ltp">
               <w:r>
                 <w:rPr>
                   <w:rFonts w:ascii="Arial" w:cs="Arial" w:eastAsia="Arial" w:hAnsi="Arial"/>
@@ -22965,32 +22965,32 @@
         <w:tc>
           <w:tcPr>
             <w:tcW w:type="dxa" w:w="1520"/>
-            <w:shd w:fill="F2F2F2" w:color="auto" w:val="clear"/>
-            <w:tcMar>
-              <w:top w:type="dxa" w:w="60"/>
-              <w:left w:type="dxa" w:w="120"/>
-              <w:bottom w:type="dxa" w:w="60"/>
-              <w:right w:type="dxa" w:w="120"/>
-            </w:tcMar>
-            <w:vAlign w:val="top"/>
-          </w:tcPr>
-          <w:p>
-            <w:pPr>
-              <w:spacing w:after="40" w:before="0"/>
-              <w:jc w:val="left"/>
-            </w:pPr>
-            <w:r>
-              <w:rPr>
-                <w:rFonts w:ascii="Arial" w:cs="Arial" w:eastAsia="Arial" w:hAnsi="Arial"/>
-                <w:b/>
-                <w:bCs/>
-                <w:i w:val="false"/>
-                <w:iCs w:val="false"/>
-                <w:color w:val="000000"/>
-                <w:sz w:val="18"/>
-                <w:szCs w:val="18"/>
-              </w:rPr>
-              <w:t xml:space="preserve">Phase 2 — Observe (Individual Assessment): Final Explanation Problem Set (30 minutes)</w:t>
+            <w:shd w:fill="D9EEF1" w:color="auto" w:val="clear"/>
+            <w:tcMar>
+              <w:top w:type="dxa" w:w="60"/>
+              <w:left w:type="dxa" w:w="120"/>
+              <w:bottom w:type="dxa" w:w="60"/>
+              <w:right w:type="dxa" w:w="120"/>
+            </w:tcMar>
+            <w:vAlign w:val="top"/>
+          </w:tcPr>
+          <w:p>
+            <w:pPr>
+              <w:spacing w:after="40" w:before="0"/>
+              <w:jc w:val="left"/>
+            </w:pPr>
+            <w:r>
+              <w:rPr>
+                <w:rFonts w:ascii="Arial" w:cs="Arial" w:eastAsia="Arial" w:hAnsi="Arial"/>
+                <w:b/>
+                <w:bCs/>
+                <w:i w:val="false"/>
+                <w:iCs w:val="false"/>
+                <w:color w:val="000000"/>
+                <w:sz w:val="18"/>
+                <w:szCs w:val="18"/>
+              </w:rPr>
+              <w:t xml:space="preserve">Observe Phase</w:t>
             </w:r>
           </w:p>
           <w:p>
@@ -23013,7 +23013,7 @@
             <w:pPr>
               <w:spacing w:after="20" w:before="0"/>
             </w:pPr>
-            <w:hyperlink w:history="1" r:id="rIdck-s0oqvkdaepvbrhmdya">
+            <w:hyperlink w:history="1" r:id="rIdgmfzw0hhssfsgztyp3wpg">
               <w:r>
                 <w:rPr>
                   <w:rFonts w:ascii="Arial" w:cs="Arial" w:eastAsia="Arial" w:hAnsi="Arial"/>
@@ -23046,7 +23046,7 @@
               <w:spacing w:after="10" w:before="0"/>
               <w:ind w:left="120"/>
             </w:pPr>
-            <w:hyperlink w:history="1" r:id="rIdxiy-n09fbu_fwyqxsdail">
+            <w:hyperlink w:history="1" r:id="rIdv6bwqnycnjupsrqesmzaa">
               <w:r>
                 <w:rPr>
                   <w:rFonts w:ascii="Arial" w:cs="Arial" w:eastAsia="Arial" w:hAnsi="Arial"/>
@@ -23091,7 +23091,7 @@
             <w:pPr>
               <w:spacing w:after="20" w:before="0"/>
             </w:pPr>
-            <w:hyperlink w:history="1" r:id="rIddbm3ith36q8-ry_h2kuvw">
+            <w:hyperlink w:history="1" r:id="rIdhjioubntm6q2xejhq4lni">
               <w:r>
                 <w:rPr>
                   <w:rFonts w:ascii="Arial" w:cs="Arial" w:eastAsia="Arial" w:hAnsi="Arial"/>
@@ -23124,7 +23124,7 @@
               <w:spacing w:after="10" w:before="0"/>
               <w:ind w:left="120"/>
             </w:pPr>
-            <w:hyperlink w:history="1" r:id="rId5yoed8eoe59ot7eh6cxny">
+            <w:hyperlink w:history="1" r:id="rIdobqpqbwimwpwclblrvp2t">
               <w:r>
                 <w:rPr>
                   <w:rFonts w:ascii="Arial" w:cs="Arial" w:eastAsia="Arial" w:hAnsi="Arial"/>
@@ -23499,32 +23499,32 @@
         <w:tc>
           <w:tcPr>
             <w:tcW w:type="dxa" w:w="1520"/>
-            <w:shd w:fill="F2F2F2" w:color="auto" w:val="clear"/>
-            <w:tcMar>
-              <w:top w:type="dxa" w:w="60"/>
-              <w:left w:type="dxa" w:w="120"/>
-              <w:bottom w:type="dxa" w:w="60"/>
-              <w:right w:type="dxa" w:w="120"/>
-            </w:tcMar>
-            <w:vAlign w:val="top"/>
-          </w:tcPr>
-          <w:p>
-            <w:pPr>
-              <w:spacing w:after="40" w:before="0"/>
-              <w:jc w:val="left"/>
-            </w:pPr>
-            <w:r>
-              <w:rPr>
-                <w:rFonts w:ascii="Arial" w:cs="Arial" w:eastAsia="Arial" w:hAnsi="Arial"/>
-                <w:b/>
-                <w:bCs/>
-                <w:i w:val="false"/>
-                <w:iCs w:val="false"/>
-                <w:color w:val="000000"/>
-                <w:sz w:val="18"/>
-                <w:szCs w:val="18"/>
-              </w:rPr>
-              <w:t xml:space="preserve">Phase 3 — Explain: Whole-Class Solution Review &amp; DQB Completion (20 minutes)</w:t>
+            <w:shd w:fill="E2EFDA" w:color="auto" w:val="clear"/>
+            <w:tcMar>
+              <w:top w:type="dxa" w:w="60"/>
+              <w:left w:type="dxa" w:w="120"/>
+              <w:bottom w:type="dxa" w:w="60"/>
+              <w:right w:type="dxa" w:w="120"/>
+            </w:tcMar>
+            <w:vAlign w:val="top"/>
+          </w:tcPr>
+          <w:p>
+            <w:pPr>
+              <w:spacing w:after="40" w:before="0"/>
+              <w:jc w:val="left"/>
+            </w:pPr>
+            <w:r>
+              <w:rPr>
+                <w:rFonts w:ascii="Arial" w:cs="Arial" w:eastAsia="Arial" w:hAnsi="Arial"/>
+                <w:b/>
+                <w:bCs/>
+                <w:i w:val="false"/>
+                <w:iCs w:val="false"/>
+                <w:color w:val="000000"/>
+                <w:sz w:val="18"/>
+                <w:szCs w:val="18"/>
+              </w:rPr>
+              <w:t xml:space="preserve">Explain Phase</w:t>
             </w:r>
           </w:p>
           <w:p>
@@ -23547,7 +23547,7 @@
             <w:pPr>
               <w:spacing w:after="20" w:before="0"/>
             </w:pPr>
-            <w:hyperlink w:history="1" r:id="rIdilypxq-jn2jrkwe05hqy0">
+            <w:hyperlink w:history="1" r:id="rIdb7zzvyqehsu-kftyszeb3">
               <w:r>
                 <w:rPr>
                   <w:rFonts w:ascii="Arial" w:cs="Arial" w:eastAsia="Arial" w:hAnsi="Arial"/>
@@ -23580,7 +23580,7 @@
               <w:spacing w:after="10" w:before="0"/>
               <w:ind w:left="120"/>
             </w:pPr>
-            <w:hyperlink w:history="1" r:id="rIdrebnzfsr-zr5kelvzzxg_">
+            <w:hyperlink w:history="1" r:id="rIdvvfqsbv4ai4l-57ggngew">
               <w:r>
                 <w:rPr>
                   <w:rFonts w:ascii="Arial" w:cs="Arial" w:eastAsia="Arial" w:hAnsi="Arial"/>
@@ -23625,7 +23625,7 @@
             <w:pPr>
               <w:spacing w:after="20" w:before="0"/>
             </w:pPr>
-            <w:hyperlink w:history="1" r:id="rIdeeshuhzti7og17xxxr0jp">
+            <w:hyperlink w:history="1" r:id="rIdffzgfwthjxalilyrr2br1">
               <w:r>
                 <w:rPr>
                   <w:rFonts w:ascii="Arial" w:cs="Arial" w:eastAsia="Arial" w:hAnsi="Arial"/>
@@ -23658,7 +23658,7 @@
               <w:spacing w:after="10" w:before="0"/>
               <w:ind w:left="120"/>
             </w:pPr>
-            <w:hyperlink w:history="1" r:id="rIdaplj51vsimni3byxiyt9w">
+            <w:hyperlink w:history="1" r:id="rIdinfxytitno5day4l5hw8h">
               <w:r>
                 <w:rPr>
                   <w:rFonts w:ascii="Arial" w:cs="Arial" w:eastAsia="Arial" w:hAnsi="Arial"/>
@@ -23805,32 +23805,32 @@
         <w:tc>
           <w:tcPr>
             <w:tcW w:type="dxa" w:w="1520"/>
-            <w:shd w:fill="F2F2F2" w:color="auto" w:val="clear"/>
-            <w:tcMar>
-              <w:top w:type="dxa" w:w="60"/>
-              <w:left w:type="dxa" w:w="120"/>
-              <w:bottom w:type="dxa" w:w="60"/>
-              <w:right w:type="dxa" w:w="120"/>
-            </w:tcMar>
-            <w:vAlign w:val="top"/>
-          </w:tcPr>
-          <w:p>
-            <w:pPr>
-              <w:spacing w:after="40" w:before="0"/>
-              <w:jc w:val="left"/>
-            </w:pPr>
-            <w:r>
-              <w:rPr>
-                <w:rFonts w:ascii="Arial" w:cs="Arial" w:eastAsia="Arial" w:hAnsi="Arial"/>
-                <w:b/>
-                <w:bCs/>
-                <w:i w:val="false"/>
-                <w:iCs w:val="false"/>
-                <w:color w:val="000000"/>
-                <w:sz w:val="18"/>
-                <w:szCs w:val="18"/>
-              </w:rPr>
-              <w:t xml:space="preserve">Phase 4 — DQB Model Comparison: Lesson 1 vs Final Model (10 minutes)</w:t>
+            <w:shd w:fill="FCE4D6" w:color="auto" w:val="clear"/>
+            <w:tcMar>
+              <w:top w:type="dxa" w:w="60"/>
+              <w:left w:type="dxa" w:w="120"/>
+              <w:bottom w:type="dxa" w:w="60"/>
+              <w:right w:type="dxa" w:w="120"/>
+            </w:tcMar>
+            <w:vAlign w:val="top"/>
+          </w:tcPr>
+          <w:p>
+            <w:pPr>
+              <w:spacing w:after="40" w:before="0"/>
+              <w:jc w:val="left"/>
+            </w:pPr>
+            <w:r>
+              <w:rPr>
+                <w:rFonts w:ascii="Arial" w:cs="Arial" w:eastAsia="Arial" w:hAnsi="Arial"/>
+                <w:b/>
+                <w:bCs/>
+                <w:i w:val="false"/>
+                <w:iCs w:val="false"/>
+                <w:color w:val="000000"/>
+                <w:sz w:val="18"/>
+                <w:szCs w:val="18"/>
+              </w:rPr>
+              <w:t xml:space="preserve">Driving Question Board (DQB) Creation</w:t>
             </w:r>
           </w:p>
           <w:p>
@@ -23853,7 +23853,7 @@
             <w:pPr>
               <w:spacing w:after="20" w:before="0"/>
             </w:pPr>
-            <w:hyperlink w:history="1" r:id="rIdoxxdgm6j5661ot8j3z-nh">
+            <w:hyperlink w:history="1" r:id="rIdn_6eft5k_vfw8u4ledma8">
               <w:r>
                 <w:rPr>
                   <w:rFonts w:ascii="Arial" w:cs="Arial" w:eastAsia="Arial" w:hAnsi="Arial"/>
@@ -23886,7 +23886,7 @@
               <w:spacing w:after="10" w:before="0"/>
               <w:ind w:left="120"/>
             </w:pPr>
-            <w:hyperlink w:history="1" r:id="rIdgqintx4al8jwukyqwn2fu">
+            <w:hyperlink w:history="1" r:id="rIdyz7_oj512u_9_soukafyk">
               <w:r>
                 <w:rPr>
                   <w:rFonts w:ascii="Arial" w:cs="Arial" w:eastAsia="Arial" w:hAnsi="Arial"/>
@@ -23931,7 +23931,7 @@
             <w:pPr>
               <w:spacing w:after="20" w:before="0"/>
             </w:pPr>
-            <w:hyperlink w:history="1" r:id="rId_p3g5odwol40z3uzcevdu">
+            <w:hyperlink w:history="1" r:id="rIds1kh3vmbjchw5u5ix2iew">
               <w:r>
                 <w:rPr>
                   <w:rFonts w:ascii="Arial" w:cs="Arial" w:eastAsia="Arial" w:hAnsi="Arial"/>
@@ -23964,7 +23964,7 @@
               <w:spacing w:after="10" w:before="0"/>
               <w:ind w:left="120"/>
             </w:pPr>
-            <w:hyperlink w:history="1" r:id="rIdknysy6e0ichtfly7ij2hx">
+            <w:hyperlink w:history="1" r:id="rId903e4dkwiaw_v7wqqwdw2">
               <w:r>
                 <w:rPr>
                   <w:rFonts w:ascii="Arial" w:cs="Arial" w:eastAsia="Arial" w:hAnsi="Arial"/>
@@ -24111,32 +24111,32 @@
         <w:tc>
           <w:tcPr>
             <w:tcW w:type="dxa" w:w="1520"/>
-            <w:shd w:fill="F2F2F2" w:color="auto" w:val="clear"/>
-            <w:tcMar>
-              <w:top w:type="dxa" w:w="60"/>
-              <w:left w:type="dxa" w:w="120"/>
-              <w:bottom w:type="dxa" w:w="60"/>
-              <w:right w:type="dxa" w:w="120"/>
-            </w:tcMar>
-            <w:vAlign w:val="top"/>
-          </w:tcPr>
-          <w:p>
-            <w:pPr>
-              <w:spacing w:after="40" w:before="0"/>
-              <w:jc w:val="left"/>
-            </w:pPr>
-            <w:r>
-              <w:rPr>
-                <w:rFonts w:ascii="Arial" w:cs="Arial" w:eastAsia="Arial" w:hAnsi="Arial"/>
-                <w:b/>
-                <w:bCs/>
-                <w:i w:val="false"/>
-                <w:iCs w:val="false"/>
-                <w:color w:val="000000"/>
-                <w:sz w:val="18"/>
-                <w:szCs w:val="18"/>
-              </w:rPr>
-              <w:t xml:space="preserve">Phase 5 — Model Building &amp; Final Pitch: 60-Second Limuru County Engineer Pitch (10 minutes)</w:t>
+            <w:shd w:fill="D5E8F0" w:color="auto" w:val="clear"/>
+            <w:tcMar>
+              <w:top w:type="dxa" w:w="60"/>
+              <w:left w:type="dxa" w:w="120"/>
+              <w:bottom w:type="dxa" w:w="60"/>
+              <w:right w:type="dxa" w:w="120"/>
+            </w:tcMar>
+            <w:vAlign w:val="top"/>
+          </w:tcPr>
+          <w:p>
+            <w:pPr>
+              <w:spacing w:after="40" w:before="0"/>
+              <w:jc w:val="left"/>
+            </w:pPr>
+            <w:r>
+              <w:rPr>
+                <w:rFonts w:ascii="Arial" w:cs="Arial" w:eastAsia="Arial" w:hAnsi="Arial"/>
+                <w:b/>
+                <w:bCs/>
+                <w:i w:val="false"/>
+                <w:iCs w:val="false"/>
+                <w:color w:val="000000"/>
+                <w:sz w:val="18"/>
+                <w:szCs w:val="18"/>
+              </w:rPr>
+              <w:t xml:space="preserve">Model Building Phase</w:t>
             </w:r>
           </w:p>
           <w:p>
@@ -24159,7 +24159,7 @@
             <w:pPr>
               <w:spacing w:after="20" w:before="0"/>
             </w:pPr>
-            <w:hyperlink w:history="1" r:id="rIdjdljk4tayb_pr3g-_tqnr">
+            <w:hyperlink w:history="1" r:id="rIdrk5a9of-202usszdlq-6n">
               <w:r>
                 <w:rPr>
                   <w:rFonts w:ascii="Arial" w:cs="Arial" w:eastAsia="Arial" w:hAnsi="Arial"/>
@@ -24192,7 +24192,7 @@
               <w:spacing w:after="10" w:before="0"/>
               <w:ind w:left="120"/>
             </w:pPr>
-            <w:hyperlink w:history="1" r:id="rIduehmj1aei3mn-y6tqxosh">
+            <w:hyperlink w:history="1" r:id="rIdyycwhezd2ce1vinewmtca">
               <w:r>
                 <w:rPr>
                   <w:rFonts w:ascii="Arial" w:cs="Arial" w:eastAsia="Arial" w:hAnsi="Arial"/>
@@ -24237,7 +24237,7 @@
             <w:pPr>
               <w:spacing w:after="20" w:before="0"/>
             </w:pPr>
-            <w:hyperlink w:history="1" r:id="rIdg64sz4mbcgtr__h6fmnse">
+            <w:hyperlink w:history="1" r:id="rIdt-xjqnle8iazzphocwy6b">
               <w:r>
                 <w:rPr>
                   <w:rFonts w:ascii="Arial" w:cs="Arial" w:eastAsia="Arial" w:hAnsi="Arial"/>
@@ -24270,7 +24270,7 @@
               <w:spacing w:after="10" w:before="0"/>
               <w:ind w:left="120"/>
             </w:pPr>
-            <w:hyperlink w:history="1" r:id="rIdtbj9fc2hzzljm9bahhher">
+            <w:hyperlink w:history="1" r:id="rIdiejwmufz3g_34niph1lg9">
               <w:r>
                 <w:rPr>
                   <w:rFonts w:ascii="Arial" w:cs="Arial" w:eastAsia="Arial" w:hAnsi="Arial"/>

--- a/data/outputs/v2/General_Science/SS3.2_Linear_Motion/General_Science_Linear_Motion_CBE_LessonSequence.docx
+++ b/data/outputs/v2/General_Science/SS3.2_Linear_Motion/General_Science_Linear_Motion_CBE_LessonSequence.docx
@@ -3007,7 +3007,7 @@
             <w:pPr>
               <w:spacing w:after="20" w:before="0"/>
             </w:pPr>
-            <w:hyperlink w:history="1" r:id="rIdgpwpphybvcemftpjrgtey">
+            <w:hyperlink w:history="1" r:id="rIdakblu5r9ordtajssquh4r">
               <w:r>
                 <w:rPr>
                   <w:rFonts w:ascii="Arial" w:cs="Arial" w:eastAsia="Arial" w:hAnsi="Arial"/>
@@ -3040,7 +3040,7 @@
               <w:spacing w:after="10" w:before="0"/>
               <w:ind w:left="120"/>
             </w:pPr>
-            <w:hyperlink w:history="1" r:id="rIdhwqrhjxz-dxelfoeibaq5">
+            <w:hyperlink w:history="1" r:id="rId-wmjrvt32fda51kzo4ndw">
               <w:r>
                 <w:rPr>
                   <w:rFonts w:ascii="Arial" w:cs="Arial" w:eastAsia="Arial" w:hAnsi="Arial"/>
@@ -3085,7 +3085,7 @@
             <w:pPr>
               <w:spacing w:after="20" w:before="0"/>
             </w:pPr>
-            <w:hyperlink w:history="1" r:id="rId4cqp9mw64vgiyule9jysc">
+            <w:hyperlink w:history="1" r:id="rIdc90o6wxx2ptwjrytolba8">
               <w:r>
                 <w:rPr>
                   <w:rFonts w:ascii="Arial" w:cs="Arial" w:eastAsia="Arial" w:hAnsi="Arial"/>
@@ -3118,7 +3118,7 @@
               <w:spacing w:after="10" w:before="0"/>
               <w:ind w:left="120"/>
             </w:pPr>
-            <w:hyperlink w:history="1" r:id="rIdg6arkiraave62wbgs5wri">
+            <w:hyperlink w:history="1" r:id="rIduqdu_bogz8w7eunyan3e9">
               <w:r>
                 <w:rPr>
                   <w:rFonts w:ascii="Arial" w:cs="Arial" w:eastAsia="Arial" w:hAnsi="Arial"/>
@@ -3313,7 +3313,7 @@
             <w:pPr>
               <w:spacing w:after="20" w:before="0"/>
             </w:pPr>
-            <w:hyperlink w:history="1" r:id="rIdz_cjvvdubmj4cezzbfobw">
+            <w:hyperlink w:history="1" r:id="rIdrnimrncce4nswcyue7kmk">
               <w:r>
                 <w:rPr>
                   <w:rFonts w:ascii="Arial" w:cs="Arial" w:eastAsia="Arial" w:hAnsi="Arial"/>
@@ -3346,7 +3346,7 @@
               <w:spacing w:after="10" w:before="0"/>
               <w:ind w:left="120"/>
             </w:pPr>
-            <w:hyperlink w:history="1" r:id="rId7ykkjv9v5wqk1ppnd_mrx">
+            <w:hyperlink w:history="1" r:id="rIdm3k6xaart4cvkoypjlnis">
               <w:r>
                 <w:rPr>
                   <w:rFonts w:ascii="Arial" w:cs="Arial" w:eastAsia="Arial" w:hAnsi="Arial"/>
@@ -3391,7 +3391,7 @@
             <w:pPr>
               <w:spacing w:after="20" w:before="0"/>
             </w:pPr>
-            <w:hyperlink w:history="1" r:id="rIdsnsmuilqh_n81jyr4s9qt">
+            <w:hyperlink w:history="1" r:id="rIdr4_-bur0dbkmsnmxb0mk2">
               <w:r>
                 <w:rPr>
                   <w:rFonts w:ascii="Arial" w:cs="Arial" w:eastAsia="Arial" w:hAnsi="Arial"/>
@@ -3424,7 +3424,7 @@
               <w:spacing w:after="10" w:before="0"/>
               <w:ind w:left="120"/>
             </w:pPr>
-            <w:hyperlink w:history="1" r:id="rIdpxgiiyxgp851mzmjntyg2">
+            <w:hyperlink w:history="1" r:id="rIdls-jpdinz8mqyavoj8ldk">
               <w:r>
                 <w:rPr>
                   <w:rFonts w:ascii="Arial" w:cs="Arial" w:eastAsia="Arial" w:hAnsi="Arial"/>
@@ -3619,7 +3619,7 @@
             <w:pPr>
               <w:spacing w:after="20" w:before="0"/>
             </w:pPr>
-            <w:hyperlink w:history="1" r:id="rIdqre2iehr3vk6p1qnwm_mz">
+            <w:hyperlink w:history="1" r:id="rId4nhex8vwkmms0ddl7xbus">
               <w:r>
                 <w:rPr>
                   <w:rFonts w:ascii="Arial" w:cs="Arial" w:eastAsia="Arial" w:hAnsi="Arial"/>
@@ -3652,7 +3652,7 @@
               <w:spacing w:after="10" w:before="0"/>
               <w:ind w:left="120"/>
             </w:pPr>
-            <w:hyperlink w:history="1" r:id="rId6698esagvrt6fytjnrfxk">
+            <w:hyperlink w:history="1" r:id="rIdah3aefagrz3r5kuguskjc">
               <w:r>
                 <w:rPr>
                   <w:rFonts w:ascii="Arial" w:cs="Arial" w:eastAsia="Arial" w:hAnsi="Arial"/>
@@ -3697,7 +3697,7 @@
             <w:pPr>
               <w:spacing w:after="20" w:before="0"/>
             </w:pPr>
-            <w:hyperlink w:history="1" r:id="rIdqtalxkby6tygp-ckiqzlu">
+            <w:hyperlink w:history="1" r:id="rIdbsz8pxkj9o6wquoojdrlb">
               <w:r>
                 <w:rPr>
                   <w:rFonts w:ascii="Arial" w:cs="Arial" w:eastAsia="Arial" w:hAnsi="Arial"/>
@@ -3730,7 +3730,7 @@
               <w:spacing w:after="10" w:before="0"/>
               <w:ind w:left="120"/>
             </w:pPr>
-            <w:hyperlink w:history="1" r:id="rIdj7zt7pdnwcdf-r5ehu9q_">
+            <w:hyperlink w:history="1" r:id="rIdmlakduqnpqhy-51bbajl1">
               <w:r>
                 <w:rPr>
                   <w:rFonts w:ascii="Arial" w:cs="Arial" w:eastAsia="Arial" w:hAnsi="Arial"/>
@@ -3925,7 +3925,7 @@
             <w:pPr>
               <w:spacing w:after="20" w:before="0"/>
             </w:pPr>
-            <w:hyperlink w:history="1" r:id="rIdmkqiexbamfq9fjaybhycq">
+            <w:hyperlink w:history="1" r:id="rId-9qgpbdzon_dlgsdoc9s-">
               <w:r>
                 <w:rPr>
                   <w:rFonts w:ascii="Arial" w:cs="Arial" w:eastAsia="Arial" w:hAnsi="Arial"/>
@@ -3958,7 +3958,7 @@
               <w:spacing w:after="10" w:before="0"/>
               <w:ind w:left="120"/>
             </w:pPr>
-            <w:hyperlink w:history="1" r:id="rIdd0zkdjgrlicjwjj1luofz">
+            <w:hyperlink w:history="1" r:id="rId0nys1t8fcg-ha2sc6s5z_">
               <w:r>
                 <w:rPr>
                   <w:rFonts w:ascii="Arial" w:cs="Arial" w:eastAsia="Arial" w:hAnsi="Arial"/>
@@ -4003,7 +4003,7 @@
             <w:pPr>
               <w:spacing w:after="20" w:before="0"/>
             </w:pPr>
-            <w:hyperlink w:history="1" r:id="rIdzuxdcoumsy8bvilubltcy">
+            <w:hyperlink w:history="1" r:id="rId3g7quwft_me1jsabknoh9">
               <w:r>
                 <w:rPr>
                   <w:rFonts w:ascii="Arial" w:cs="Arial" w:eastAsia="Arial" w:hAnsi="Arial"/>
@@ -4036,7 +4036,7 @@
               <w:spacing w:after="10" w:before="0"/>
               <w:ind w:left="120"/>
             </w:pPr>
-            <w:hyperlink w:history="1" r:id="rIdhstwuvo_2i9pehnhibppp">
+            <w:hyperlink w:history="1" r:id="rIdr2vddt1yplz6ugcstgxlv">
               <w:r>
                 <w:rPr>
                   <w:rFonts w:ascii="Arial" w:cs="Arial" w:eastAsia="Arial" w:hAnsi="Arial"/>
@@ -4231,7 +4231,7 @@
             <w:pPr>
               <w:spacing w:after="20" w:before="0"/>
             </w:pPr>
-            <w:hyperlink w:history="1" r:id="rId4mpkefgmz8zca4whgp3d-">
+            <w:hyperlink w:history="1" r:id="rIdleqdm2hy_qlzespfphmjr">
               <w:r>
                 <w:rPr>
                   <w:rFonts w:ascii="Arial" w:cs="Arial" w:eastAsia="Arial" w:hAnsi="Arial"/>
@@ -4264,7 +4264,7 @@
               <w:spacing w:after="10" w:before="0"/>
               <w:ind w:left="120"/>
             </w:pPr>
-            <w:hyperlink w:history="1" r:id="rIdrgf_kijw1iviz4fo2kdna">
+            <w:hyperlink w:history="1" r:id="rIdr9i-6upukuvpdul-gnn1c">
               <w:r>
                 <w:rPr>
                   <w:rFonts w:ascii="Arial" w:cs="Arial" w:eastAsia="Arial" w:hAnsi="Arial"/>
@@ -4309,7 +4309,7 @@
             <w:pPr>
               <w:spacing w:after="20" w:before="0"/>
             </w:pPr>
-            <w:hyperlink w:history="1" r:id="rIdw3-kzek7u_0g9sja4bwju">
+            <w:hyperlink w:history="1" r:id="rIdz9epscqtfx8vxhszq0rsz">
               <w:r>
                 <w:rPr>
                   <w:rFonts w:ascii="Arial" w:cs="Arial" w:eastAsia="Arial" w:hAnsi="Arial"/>
@@ -4342,7 +4342,7 @@
               <w:spacing w:after="10" w:before="0"/>
               <w:ind w:left="120"/>
             </w:pPr>
-            <w:hyperlink w:history="1" r:id="rIdwdntdfaljqhrwwzvfjd1c">
+            <w:hyperlink w:history="1" r:id="rId2cbc2fjlkc49oc1_kjvtc">
               <w:r>
                 <w:rPr>
                   <w:rFonts w:ascii="Arial" w:cs="Arial" w:eastAsia="Arial" w:hAnsi="Arial"/>
@@ -5437,7 +5437,25 @@
             </w:tcMar>
             <w:vAlign w:val="top"/>
           </w:tcPr>
-          <w:p/>
+          <w:p>
+            <w:pPr>
+              <w:spacing w:after="40" w:before="0"/>
+              <w:jc w:val="left"/>
+            </w:pPr>
+            <w:r>
+              <w:rPr>
+                <w:rFonts w:ascii="Arial" w:cs="Arial" w:eastAsia="Arial" w:hAnsi="Arial"/>
+                <w:b w:val="false"/>
+                <w:bCs w:val="false"/>
+                <w:i w:val="false"/>
+                <w:iCs w:val="false"/>
+                <w:color w:val="000000"/>
+                <w:sz w:val="18"/>
+                <w:szCs w:val="18"/>
+              </w:rPr>
+              <w:t xml:space="preserve">No hazardous materials or equipment are used. Ensure desks are clear for written work. If a projected video is used to re-anchor the phenomenon, confirm the screen is visible to all students without glare.</w:t>
+            </w:r>
+          </w:p>
         </w:tc>
       </w:tr>
     </w:tbl>
@@ -5811,7 +5829,7 @@
             <w:pPr>
               <w:spacing w:after="20" w:before="0"/>
             </w:pPr>
-            <w:hyperlink w:history="1" r:id="rId0-vucw-d165q8i6ggy1g9">
+            <w:hyperlink w:history="1" r:id="rIdvw2vy4ylxzvfexggjhnre">
               <w:r>
                 <w:rPr>
                   <w:rFonts w:ascii="Arial" w:cs="Arial" w:eastAsia="Arial" w:hAnsi="Arial"/>
@@ -5844,7 +5862,7 @@
               <w:spacing w:after="10" w:before="0"/>
               <w:ind w:left="120"/>
             </w:pPr>
-            <w:hyperlink w:history="1" r:id="rIdwfjkw8i45va6bsuw8swep">
+            <w:hyperlink w:history="1" r:id="rId87-rh9zf5wtttvcgqxrro">
               <w:r>
                 <w:rPr>
                   <w:rFonts w:ascii="Arial" w:cs="Arial" w:eastAsia="Arial" w:hAnsi="Arial"/>
@@ -5889,7 +5907,7 @@
             <w:pPr>
               <w:spacing w:after="20" w:before="0"/>
             </w:pPr>
-            <w:hyperlink w:history="1" r:id="rIdqrsnsnfbwspwfqy6dvhhv">
+            <w:hyperlink w:history="1" r:id="rId7m1gojesuswro74bc_srw">
               <w:r>
                 <w:rPr>
                   <w:rFonts w:ascii="Arial" w:cs="Arial" w:eastAsia="Arial" w:hAnsi="Arial"/>
@@ -5922,7 +5940,7 @@
               <w:spacing w:after="10" w:before="0"/>
               <w:ind w:left="120"/>
             </w:pPr>
-            <w:hyperlink w:history="1" r:id="rId5zwcgefnpjuzj6fwrajbl">
+            <w:hyperlink w:history="1" r:id="rIdtzzlsyzrc5o1ofhmfhiku">
               <w:r>
                 <w:rPr>
                   <w:rFonts w:ascii="Arial" w:cs="Arial" w:eastAsia="Arial" w:hAnsi="Arial"/>
@@ -6117,7 +6135,7 @@
             <w:pPr>
               <w:spacing w:after="20" w:before="0"/>
             </w:pPr>
-            <w:hyperlink w:history="1" r:id="rIdaezu333l37ncixckvjebt">
+            <w:hyperlink w:history="1" r:id="rIdittu41vpixpbv7g1pjzss">
               <w:r>
                 <w:rPr>
                   <w:rFonts w:ascii="Arial" w:cs="Arial" w:eastAsia="Arial" w:hAnsi="Arial"/>
@@ -6150,7 +6168,7 @@
               <w:spacing w:after="10" w:before="0"/>
               <w:ind w:left="120"/>
             </w:pPr>
-            <w:hyperlink w:history="1" r:id="rIdka4nmkskmgbkl9qmgeuav">
+            <w:hyperlink w:history="1" r:id="rId6jypdt3vfjdaef2rdbjae">
               <w:r>
                 <w:rPr>
                   <w:rFonts w:ascii="Arial" w:cs="Arial" w:eastAsia="Arial" w:hAnsi="Arial"/>
@@ -6195,7 +6213,7 @@
             <w:pPr>
               <w:spacing w:after="20" w:before="0"/>
             </w:pPr>
-            <w:hyperlink w:history="1" r:id="rIdhbc6mc7hcg9glflhvxldx">
+            <w:hyperlink w:history="1" r:id="rIdj8p3-oinhycvbfg5fnu_a">
               <w:r>
                 <w:rPr>
                   <w:rFonts w:ascii="Arial" w:cs="Arial" w:eastAsia="Arial" w:hAnsi="Arial"/>
@@ -6228,7 +6246,7 @@
               <w:spacing w:after="10" w:before="0"/>
               <w:ind w:left="120"/>
             </w:pPr>
-            <w:hyperlink w:history="1" r:id="rIdgp5a80wmkjb4avvayerun">
+            <w:hyperlink w:history="1" r:id="rIdd6ecbdbajxtjyecgq6d5f">
               <w:r>
                 <w:rPr>
                   <w:rFonts w:ascii="Arial" w:cs="Arial" w:eastAsia="Arial" w:hAnsi="Arial"/>
@@ -6423,7 +6441,7 @@
             <w:pPr>
               <w:spacing w:after="20" w:before="0"/>
             </w:pPr>
-            <w:hyperlink w:history="1" r:id="rId335mmexfkdi7s7tlti-r9">
+            <w:hyperlink w:history="1" r:id="rIdugk1vfpkgnxurj9g_x32e">
               <w:r>
                 <w:rPr>
                   <w:rFonts w:ascii="Arial" w:cs="Arial" w:eastAsia="Arial" w:hAnsi="Arial"/>
@@ -6456,7 +6474,7 @@
               <w:spacing w:after="10" w:before="0"/>
               <w:ind w:left="120"/>
             </w:pPr>
-            <w:hyperlink w:history="1" r:id="rIduunvpoagnn3uhaolop55u">
+            <w:hyperlink w:history="1" r:id="rId6wrgiu_yurli_f22fmx9d">
               <w:r>
                 <w:rPr>
                   <w:rFonts w:ascii="Arial" w:cs="Arial" w:eastAsia="Arial" w:hAnsi="Arial"/>
@@ -6501,7 +6519,7 @@
             <w:pPr>
               <w:spacing w:after="20" w:before="0"/>
             </w:pPr>
-            <w:hyperlink w:history="1" r:id="rId4nqfy9ewgdede7pw_domp">
+            <w:hyperlink w:history="1" r:id="rIdbfyk0rlvi0nmnsudat9rc">
               <w:r>
                 <w:rPr>
                   <w:rFonts w:ascii="Arial" w:cs="Arial" w:eastAsia="Arial" w:hAnsi="Arial"/>
@@ -6534,7 +6552,7 @@
               <w:spacing w:after="10" w:before="0"/>
               <w:ind w:left="120"/>
             </w:pPr>
-            <w:hyperlink w:history="1" r:id="rIdznn3r9d3ogpvqcnpm28ky">
+            <w:hyperlink w:history="1" r:id="rId9xv7wnoci-qamh4oytwa_">
               <w:r>
                 <w:rPr>
                   <w:rFonts w:ascii="Arial" w:cs="Arial" w:eastAsia="Arial" w:hAnsi="Arial"/>
@@ -6729,7 +6747,7 @@
             <w:pPr>
               <w:spacing w:after="20" w:before="0"/>
             </w:pPr>
-            <w:hyperlink w:history="1" r:id="rId2gfw1i2d_dzsk-nnugezx">
+            <w:hyperlink w:history="1" r:id="rIdvxm9itkjgcf4e8jdtzr5k">
               <w:r>
                 <w:rPr>
                   <w:rFonts w:ascii="Arial" w:cs="Arial" w:eastAsia="Arial" w:hAnsi="Arial"/>
@@ -6762,7 +6780,7 @@
               <w:spacing w:after="10" w:before="0"/>
               <w:ind w:left="120"/>
             </w:pPr>
-            <w:hyperlink w:history="1" r:id="rIdav9eabgrhl86mq23h5kb4">
+            <w:hyperlink w:history="1" r:id="rId8owzxbjib5vujy_-nxt8c">
               <w:r>
                 <w:rPr>
                   <w:rFonts w:ascii="Arial" w:cs="Arial" w:eastAsia="Arial" w:hAnsi="Arial"/>
@@ -6807,7 +6825,7 @@
             <w:pPr>
               <w:spacing w:after="20" w:before="0"/>
             </w:pPr>
-            <w:hyperlink w:history="1" r:id="rId4i8k2eltbx6m96bwbq7t9">
+            <w:hyperlink w:history="1" r:id="rIdc1886xjuxweyys5nmkl_2">
               <w:r>
                 <w:rPr>
                   <w:rFonts w:ascii="Arial" w:cs="Arial" w:eastAsia="Arial" w:hAnsi="Arial"/>
@@ -6840,7 +6858,7 @@
               <w:spacing w:after="10" w:before="0"/>
               <w:ind w:left="120"/>
             </w:pPr>
-            <w:hyperlink w:history="1" r:id="rIdbngp7ywukzxrxsfjoxhwq">
+            <w:hyperlink w:history="1" r:id="rIdjfjg8ss7gk_shn7f7pyjq">
               <w:r>
                 <w:rPr>
                   <w:rFonts w:ascii="Arial" w:cs="Arial" w:eastAsia="Arial" w:hAnsi="Arial"/>
@@ -7035,7 +7053,7 @@
             <w:pPr>
               <w:spacing w:after="20" w:before="0"/>
             </w:pPr>
-            <w:hyperlink w:history="1" r:id="rIdktjy5n2_jmmncaklxqeww">
+            <w:hyperlink w:history="1" r:id="rIddekaeu85ovfiixhtsjqbu">
               <w:r>
                 <w:rPr>
                   <w:rFonts w:ascii="Arial" w:cs="Arial" w:eastAsia="Arial" w:hAnsi="Arial"/>
@@ -7068,7 +7086,7 @@
               <w:spacing w:after="10" w:before="0"/>
               <w:ind w:left="120"/>
             </w:pPr>
-            <w:hyperlink w:history="1" r:id="rIdjucgn49zp_dnoqzjbaaqx">
+            <w:hyperlink w:history="1" r:id="rIddtaiskjh1z8se-5t1zr0l">
               <w:r>
                 <w:rPr>
                   <w:rFonts w:ascii="Arial" w:cs="Arial" w:eastAsia="Arial" w:hAnsi="Arial"/>
@@ -7113,7 +7131,7 @@
             <w:pPr>
               <w:spacing w:after="20" w:before="0"/>
             </w:pPr>
-            <w:hyperlink w:history="1" r:id="rIdlmmdwel-6sndynjwk1q0g">
+            <w:hyperlink w:history="1" r:id="rIddpx8mp-ppvstblwslaq5t">
               <w:r>
                 <w:rPr>
                   <w:rFonts w:ascii="Arial" w:cs="Arial" w:eastAsia="Arial" w:hAnsi="Arial"/>
@@ -7146,7 +7164,7 @@
               <w:spacing w:after="10" w:before="0"/>
               <w:ind w:left="120"/>
             </w:pPr>
-            <w:hyperlink w:history="1" r:id="rId1sgu2vqqcjb3nqr8esk0i">
+            <w:hyperlink w:history="1" r:id="rIdaejytgy3i_neiob9qkjcc">
               <w:r>
                 <w:rPr>
                   <w:rFonts w:ascii="Arial" w:cs="Arial" w:eastAsia="Arial" w:hAnsi="Arial"/>
@@ -8633,7 +8651,7 @@
             <w:pPr>
               <w:spacing w:after="20" w:before="0"/>
             </w:pPr>
-            <w:hyperlink w:history="1" r:id="rIdbl-0k69owqyx2-3ubgkhl">
+            <w:hyperlink w:history="1" r:id="rIdubb39bvlsbg55mi4he-oe">
               <w:r>
                 <w:rPr>
                   <w:rFonts w:ascii="Arial" w:cs="Arial" w:eastAsia="Arial" w:hAnsi="Arial"/>
@@ -8666,7 +8684,7 @@
               <w:spacing w:after="10" w:before="0"/>
               <w:ind w:left="120"/>
             </w:pPr>
-            <w:hyperlink w:history="1" r:id="rIdu1px0ekarnqp-fapvrvia">
+            <w:hyperlink w:history="1" r:id="rIddzmyfikinyfyd_79u1rjm">
               <w:r>
                 <w:rPr>
                   <w:rFonts w:ascii="Arial" w:cs="Arial" w:eastAsia="Arial" w:hAnsi="Arial"/>
@@ -8711,7 +8729,7 @@
             <w:pPr>
               <w:spacing w:after="20" w:before="0"/>
             </w:pPr>
-            <w:hyperlink w:history="1" r:id="rIdrjoonfothodiuvspg_8rn">
+            <w:hyperlink w:history="1" r:id="rIdb0ist-r2xgt_fsmuv2y0y">
               <w:r>
                 <w:rPr>
                   <w:rFonts w:ascii="Arial" w:cs="Arial" w:eastAsia="Arial" w:hAnsi="Arial"/>
@@ -8744,7 +8762,7 @@
               <w:spacing w:after="10" w:before="0"/>
               <w:ind w:left="120"/>
             </w:pPr>
-            <w:hyperlink w:history="1" r:id="rIduszpj5dc5ktsdv0yspvqs">
+            <w:hyperlink w:history="1" r:id="rIdqwobqthwfgmigxfc87ku3">
               <w:r>
                 <w:rPr>
                   <w:rFonts w:ascii="Arial" w:cs="Arial" w:eastAsia="Arial" w:hAnsi="Arial"/>
@@ -8939,7 +8957,7 @@
             <w:pPr>
               <w:spacing w:after="20" w:before="0"/>
             </w:pPr>
-            <w:hyperlink w:history="1" r:id="rId0dzdwqglntmq_19gows_z">
+            <w:hyperlink w:history="1" r:id="rIdknwpfxqrjtm-pxrxn1zhw">
               <w:r>
                 <w:rPr>
                   <w:rFonts w:ascii="Arial" w:cs="Arial" w:eastAsia="Arial" w:hAnsi="Arial"/>
@@ -8972,7 +8990,7 @@
               <w:spacing w:after="10" w:before="0"/>
               <w:ind w:left="120"/>
             </w:pPr>
-            <w:hyperlink w:history="1" r:id="rId8ljmfabn6np6-wuahj3xt">
+            <w:hyperlink w:history="1" r:id="rIdjkqjeqc_avzkvmgwivgjg">
               <w:r>
                 <w:rPr>
                   <w:rFonts w:ascii="Arial" w:cs="Arial" w:eastAsia="Arial" w:hAnsi="Arial"/>
@@ -9017,7 +9035,7 @@
             <w:pPr>
               <w:spacing w:after="20" w:before="0"/>
             </w:pPr>
-            <w:hyperlink w:history="1" r:id="rIdbajlxsukr6cw--vmqd1og">
+            <w:hyperlink w:history="1" r:id="rIdm7vkwf3hxk-iifpht8goe">
               <w:r>
                 <w:rPr>
                   <w:rFonts w:ascii="Arial" w:cs="Arial" w:eastAsia="Arial" w:hAnsi="Arial"/>
@@ -9050,7 +9068,7 @@
               <w:spacing w:after="10" w:before="0"/>
               <w:ind w:left="120"/>
             </w:pPr>
-            <w:hyperlink w:history="1" r:id="rId4xbsls2zobnmsa51oie8g">
+            <w:hyperlink w:history="1" r:id="rId46gdvvs261ffx-hdxh8rt">
               <w:r>
                 <w:rPr>
                   <w:rFonts w:ascii="Arial" w:cs="Arial" w:eastAsia="Arial" w:hAnsi="Arial"/>
@@ -9245,7 +9263,7 @@
             <w:pPr>
               <w:spacing w:after="20" w:before="0"/>
             </w:pPr>
-            <w:hyperlink w:history="1" r:id="rIdfaegz1eve_w4b5zipakk5">
+            <w:hyperlink w:history="1" r:id="rIdhi7acxraj-wk-uv9ezlbj">
               <w:r>
                 <w:rPr>
                   <w:rFonts w:ascii="Arial" w:cs="Arial" w:eastAsia="Arial" w:hAnsi="Arial"/>
@@ -9278,7 +9296,7 @@
               <w:spacing w:after="10" w:before="0"/>
               <w:ind w:left="120"/>
             </w:pPr>
-            <w:hyperlink w:history="1" r:id="rIdoogua6xlfypzvfx198g-x">
+            <w:hyperlink w:history="1" r:id="rId2xp5ag75tmfsupnv07ur8">
               <w:r>
                 <w:rPr>
                   <w:rFonts w:ascii="Arial" w:cs="Arial" w:eastAsia="Arial" w:hAnsi="Arial"/>
@@ -9323,7 +9341,7 @@
             <w:pPr>
               <w:spacing w:after="20" w:before="0"/>
             </w:pPr>
-            <w:hyperlink w:history="1" r:id="rIdjstbqsbg90yfsjg6pasil">
+            <w:hyperlink w:history="1" r:id="rIdeueuwk12pchjnue5dt5ta">
               <w:r>
                 <w:rPr>
                   <w:rFonts w:ascii="Arial" w:cs="Arial" w:eastAsia="Arial" w:hAnsi="Arial"/>
@@ -9356,7 +9374,7 @@
               <w:spacing w:after="10" w:before="0"/>
               <w:ind w:left="120"/>
             </w:pPr>
-            <w:hyperlink w:history="1" r:id="rIdw9bq2m-s3evz14szyf9c-">
+            <w:hyperlink w:history="1" r:id="rIdetkrvyts3vepxcf2wb5er">
               <w:r>
                 <w:rPr>
                   <w:rFonts w:ascii="Arial" w:cs="Arial" w:eastAsia="Arial" w:hAnsi="Arial"/>
@@ -9551,7 +9569,7 @@
             <w:pPr>
               <w:spacing w:after="20" w:before="0"/>
             </w:pPr>
-            <w:hyperlink w:history="1" r:id="rIdlnx-uhhfnzyrupcsjw3i_">
+            <w:hyperlink w:history="1" r:id="rIdnqr16lsb1seq0_ealhtx5">
               <w:r>
                 <w:rPr>
                   <w:rFonts w:ascii="Arial" w:cs="Arial" w:eastAsia="Arial" w:hAnsi="Arial"/>
@@ -9584,7 +9602,7 @@
               <w:spacing w:after="10" w:before="0"/>
               <w:ind w:left="120"/>
             </w:pPr>
-            <w:hyperlink w:history="1" r:id="rIdh4it4st1ghrdpqlztgsfg">
+            <w:hyperlink w:history="1" r:id="rIdevagmsbpsvkhkizjbfakz">
               <w:r>
                 <w:rPr>
                   <w:rFonts w:ascii="Arial" w:cs="Arial" w:eastAsia="Arial" w:hAnsi="Arial"/>
@@ -9629,7 +9647,7 @@
             <w:pPr>
               <w:spacing w:after="20" w:before="0"/>
             </w:pPr>
-            <w:hyperlink w:history="1" r:id="rIdca-wjjhttr9jz0qaomdie">
+            <w:hyperlink w:history="1" r:id="rIdvbmwxrun6gwcm9hx7bnnt">
               <w:r>
                 <w:rPr>
                   <w:rFonts w:ascii="Arial" w:cs="Arial" w:eastAsia="Arial" w:hAnsi="Arial"/>
@@ -9662,7 +9680,7 @@
               <w:spacing w:after="10" w:before="0"/>
               <w:ind w:left="120"/>
             </w:pPr>
-            <w:hyperlink w:history="1" r:id="rIdn2yorzvkhgdm7mgyds71z">
+            <w:hyperlink w:history="1" r:id="rIdcvhdpjzyh1wyy7sc_psck">
               <w:r>
                 <w:rPr>
                   <w:rFonts w:ascii="Arial" w:cs="Arial" w:eastAsia="Arial" w:hAnsi="Arial"/>
@@ -9857,7 +9875,7 @@
             <w:pPr>
               <w:spacing w:after="20" w:before="0"/>
             </w:pPr>
-            <w:hyperlink w:history="1" r:id="rIdiyxm7gojzmse5jaojz7qu">
+            <w:hyperlink w:history="1" r:id="rId1zehbojjvufh1dginnyf9">
               <w:r>
                 <w:rPr>
                   <w:rFonts w:ascii="Arial" w:cs="Arial" w:eastAsia="Arial" w:hAnsi="Arial"/>
@@ -9890,7 +9908,7 @@
               <w:spacing w:after="10" w:before="0"/>
               <w:ind w:left="120"/>
             </w:pPr>
-            <w:hyperlink w:history="1" r:id="rIdhoch7dgxxcm8fpjmihc6s">
+            <w:hyperlink w:history="1" r:id="rIditduj-cnmavpmvf5fspzk">
               <w:r>
                 <w:rPr>
                   <w:rFonts w:ascii="Arial" w:cs="Arial" w:eastAsia="Arial" w:hAnsi="Arial"/>
@@ -9935,7 +9953,7 @@
             <w:pPr>
               <w:spacing w:after="20" w:before="0"/>
             </w:pPr>
-            <w:hyperlink w:history="1" r:id="rId3lfsmwlkfpglmhhm_b_pb">
+            <w:hyperlink w:history="1" r:id="rId-hkpmpjnsguraruagwznu">
               <w:r>
                 <w:rPr>
                   <w:rFonts w:ascii="Arial" w:cs="Arial" w:eastAsia="Arial" w:hAnsi="Arial"/>
@@ -9968,7 +9986,7 @@
               <w:spacing w:after="10" w:before="0"/>
               <w:ind w:left="120"/>
             </w:pPr>
-            <w:hyperlink w:history="1" r:id="rIdu0_hwv_bifc-zt-tl63mo">
+            <w:hyperlink w:history="1" r:id="rIdgyrvzgsmmszlblxr8c7ia">
               <w:r>
                 <w:rPr>
                   <w:rFonts w:ascii="Arial" w:cs="Arial" w:eastAsia="Arial" w:hAnsi="Arial"/>
@@ -11455,7 +11473,7 @@
             <w:pPr>
               <w:spacing w:after="20" w:before="0"/>
             </w:pPr>
-            <w:hyperlink w:history="1" r:id="rIdsedm-hy-7mku5p1lo9il8">
+            <w:hyperlink w:history="1" r:id="rIdwmcwapelqmtlljw_zg3wg">
               <w:r>
                 <w:rPr>
                   <w:rFonts w:ascii="Arial" w:cs="Arial" w:eastAsia="Arial" w:hAnsi="Arial"/>
@@ -11488,7 +11506,7 @@
               <w:spacing w:after="10" w:before="0"/>
               <w:ind w:left="120"/>
             </w:pPr>
-            <w:hyperlink w:history="1" r:id="rId06o-q4rkivhk0sfxan7j7">
+            <w:hyperlink w:history="1" r:id="rIdn9_nmue9tjiu8jvcdsb2a">
               <w:r>
                 <w:rPr>
                   <w:rFonts w:ascii="Arial" w:cs="Arial" w:eastAsia="Arial" w:hAnsi="Arial"/>
@@ -11533,7 +11551,7 @@
             <w:pPr>
               <w:spacing w:after="20" w:before="0"/>
             </w:pPr>
-            <w:hyperlink w:history="1" r:id="rIdieedmm8oog4wxvqgqv56r">
+            <w:hyperlink w:history="1" r:id="rIdtgnd540vvutqmdctpn40_">
               <w:r>
                 <w:rPr>
                   <w:rFonts w:ascii="Arial" w:cs="Arial" w:eastAsia="Arial" w:hAnsi="Arial"/>
@@ -11566,7 +11584,7 @@
               <w:spacing w:after="10" w:before="0"/>
               <w:ind w:left="120"/>
             </w:pPr>
-            <w:hyperlink w:history="1" r:id="rIdzhrxabh9vsdu-sw1ks8xu">
+            <w:hyperlink w:history="1" r:id="rIdi02lpydbawrzb1gjbo1e2">
               <w:r>
                 <w:rPr>
                   <w:rFonts w:ascii="Arial" w:cs="Arial" w:eastAsia="Arial" w:hAnsi="Arial"/>
@@ -11761,7 +11779,7 @@
             <w:pPr>
               <w:spacing w:after="20" w:before="0"/>
             </w:pPr>
-            <w:hyperlink w:history="1" r:id="rIdsgbbcvot0leti-e3e2gfj">
+            <w:hyperlink w:history="1" r:id="rIdip_umxlty7y5erwlmhs4z">
               <w:r>
                 <w:rPr>
                   <w:rFonts w:ascii="Arial" w:cs="Arial" w:eastAsia="Arial" w:hAnsi="Arial"/>
@@ -11794,7 +11812,7 @@
               <w:spacing w:after="10" w:before="0"/>
               <w:ind w:left="120"/>
             </w:pPr>
-            <w:hyperlink w:history="1" r:id="rIdjondhy-7jahxaev21ffnb">
+            <w:hyperlink w:history="1" r:id="rIde3gd3dutkpudal1ub3gof">
               <w:r>
                 <w:rPr>
                   <w:rFonts w:ascii="Arial" w:cs="Arial" w:eastAsia="Arial" w:hAnsi="Arial"/>
@@ -11839,7 +11857,7 @@
             <w:pPr>
               <w:spacing w:after="20" w:before="0"/>
             </w:pPr>
-            <w:hyperlink w:history="1" r:id="rId6g2m6vbbkjxneujekrku8">
+            <w:hyperlink w:history="1" r:id="rId1a-yrds3jho1dwvnapear">
               <w:r>
                 <w:rPr>
                   <w:rFonts w:ascii="Arial" w:cs="Arial" w:eastAsia="Arial" w:hAnsi="Arial"/>
@@ -11872,7 +11890,7 @@
               <w:spacing w:after="10" w:before="0"/>
               <w:ind w:left="120"/>
             </w:pPr>
-            <w:hyperlink w:history="1" r:id="rIdvz1stmw3th-wzprficfan">
+            <w:hyperlink w:history="1" r:id="rIdbacicfracngp8tdqx4eo-">
               <w:r>
                 <w:rPr>
                   <w:rFonts w:ascii="Arial" w:cs="Arial" w:eastAsia="Arial" w:hAnsi="Arial"/>
@@ -12067,7 +12085,7 @@
             <w:pPr>
               <w:spacing w:after="20" w:before="0"/>
             </w:pPr>
-            <w:hyperlink w:history="1" r:id="rIdap0rskatdmck15s0xpbqc">
+            <w:hyperlink w:history="1" r:id="rId3lmzyygt29qsxyzp1flq7">
               <w:r>
                 <w:rPr>
                   <w:rFonts w:ascii="Arial" w:cs="Arial" w:eastAsia="Arial" w:hAnsi="Arial"/>
@@ -12100,7 +12118,7 @@
               <w:spacing w:after="10" w:before="0"/>
               <w:ind w:left="120"/>
             </w:pPr>
-            <w:hyperlink w:history="1" r:id="rIdhdj-pqjirqqjxci70nq2v">
+            <w:hyperlink w:history="1" r:id="rIdxoxlu4rde5nimz_vqve-x">
               <w:r>
                 <w:rPr>
                   <w:rFonts w:ascii="Arial" w:cs="Arial" w:eastAsia="Arial" w:hAnsi="Arial"/>
@@ -12145,7 +12163,7 @@
             <w:pPr>
               <w:spacing w:after="20" w:before="0"/>
             </w:pPr>
-            <w:hyperlink w:history="1" r:id="rIdtc-onwlrnsxrtv1rnps-1">
+            <w:hyperlink w:history="1" r:id="rIdj3j2najfljbvlrrkg-ldf">
               <w:r>
                 <w:rPr>
                   <w:rFonts w:ascii="Arial" w:cs="Arial" w:eastAsia="Arial" w:hAnsi="Arial"/>
@@ -12178,7 +12196,7 @@
               <w:spacing w:after="10" w:before="0"/>
               <w:ind w:left="120"/>
             </w:pPr>
-            <w:hyperlink w:history="1" r:id="rIdc8brejh6ey8elj45uwssv">
+            <w:hyperlink w:history="1" r:id="rIdmqjy0j74ax6bzwkdwjrr6">
               <w:r>
                 <w:rPr>
                   <w:rFonts w:ascii="Arial" w:cs="Arial" w:eastAsia="Arial" w:hAnsi="Arial"/>
@@ -12373,7 +12391,7 @@
             <w:pPr>
               <w:spacing w:after="20" w:before="0"/>
             </w:pPr>
-            <w:hyperlink w:history="1" r:id="rIdcyl2jhufapktjqj2fdigh">
+            <w:hyperlink w:history="1" r:id="rIdobzvabftx-65oja6nph1r">
               <w:r>
                 <w:rPr>
                   <w:rFonts w:ascii="Arial" w:cs="Arial" w:eastAsia="Arial" w:hAnsi="Arial"/>
@@ -12406,7 +12424,7 @@
               <w:spacing w:after="10" w:before="0"/>
               <w:ind w:left="120"/>
             </w:pPr>
-            <w:hyperlink w:history="1" r:id="rIdawoew_3zjay-vcbldeen2">
+            <w:hyperlink w:history="1" r:id="rIdsj4hzaj9znbkgr67e4wfe">
               <w:r>
                 <w:rPr>
                   <w:rFonts w:ascii="Arial" w:cs="Arial" w:eastAsia="Arial" w:hAnsi="Arial"/>
@@ -12451,7 +12469,7 @@
             <w:pPr>
               <w:spacing w:after="20" w:before="0"/>
             </w:pPr>
-            <w:hyperlink w:history="1" r:id="rId0pleuieetjsxy_emb4asv">
+            <w:hyperlink w:history="1" r:id="rIdq_gbbog9uwcbqtiu14xw6">
               <w:r>
                 <w:rPr>
                   <w:rFonts w:ascii="Arial" w:cs="Arial" w:eastAsia="Arial" w:hAnsi="Arial"/>
@@ -12484,7 +12502,7 @@
               <w:spacing w:after="10" w:before="0"/>
               <w:ind w:left="120"/>
             </w:pPr>
-            <w:hyperlink w:history="1" r:id="rId8n3c5j7zktj9bdyail1mm">
+            <w:hyperlink w:history="1" r:id="rIdbxaexcaihfjmjyw5thaby">
               <w:r>
                 <w:rPr>
                   <w:rFonts w:ascii="Arial" w:cs="Arial" w:eastAsia="Arial" w:hAnsi="Arial"/>
@@ -12679,7 +12697,7 @@
             <w:pPr>
               <w:spacing w:after="20" w:before="0"/>
             </w:pPr>
-            <w:hyperlink w:history="1" r:id="rIdillv87m_xqkdfa8zhw-pe">
+            <w:hyperlink w:history="1" r:id="rIdd2plhgthmv3t_tvebim8w">
               <w:r>
                 <w:rPr>
                   <w:rFonts w:ascii="Arial" w:cs="Arial" w:eastAsia="Arial" w:hAnsi="Arial"/>
@@ -12712,7 +12730,7 @@
               <w:spacing w:after="10" w:before="0"/>
               <w:ind w:left="120"/>
             </w:pPr>
-            <w:hyperlink w:history="1" r:id="rIdyw_6fxpxzhx53ihlo9ujy">
+            <w:hyperlink w:history="1" r:id="rId8avx8ko-t-am7hwkhfc94">
               <w:r>
                 <w:rPr>
                   <w:rFonts w:ascii="Arial" w:cs="Arial" w:eastAsia="Arial" w:hAnsi="Arial"/>
@@ -12757,7 +12775,7 @@
             <w:pPr>
               <w:spacing w:after="20" w:before="0"/>
             </w:pPr>
-            <w:hyperlink w:history="1" r:id="rIdmzeare7aoceqwzvcutcmg">
+            <w:hyperlink w:history="1" r:id="rIdw9y9hovdaynfqiltnyqd_">
               <w:r>
                 <w:rPr>
                   <w:rFonts w:ascii="Arial" w:cs="Arial" w:eastAsia="Arial" w:hAnsi="Arial"/>
@@ -12790,7 +12808,7 @@
               <w:spacing w:after="10" w:before="0"/>
               <w:ind w:left="120"/>
             </w:pPr>
-            <w:hyperlink w:history="1" r:id="rIdbovw6flw-d4ytmynctfvw">
+            <w:hyperlink w:history="1" r:id="rIdvrlpgkjvduq76hbtmd6ds">
               <w:r>
                 <w:rPr>
                   <w:rFonts w:ascii="Arial" w:cs="Arial" w:eastAsia="Arial" w:hAnsi="Arial"/>
@@ -14277,7 +14295,7 @@
             <w:pPr>
               <w:spacing w:after="20" w:before="0"/>
             </w:pPr>
-            <w:hyperlink w:history="1" r:id="rIdeiboxmrhxjstk4zhl3l7v">
+            <w:hyperlink w:history="1" r:id="rIdfbg6ph5engoknauysrarw">
               <w:r>
                 <w:rPr>
                   <w:rFonts w:ascii="Arial" w:cs="Arial" w:eastAsia="Arial" w:hAnsi="Arial"/>
@@ -14310,7 +14328,7 @@
               <w:spacing w:after="10" w:before="0"/>
               <w:ind w:left="120"/>
             </w:pPr>
-            <w:hyperlink w:history="1" r:id="rIdhi0kgqzpfffm6kgj3jscs">
+            <w:hyperlink w:history="1" r:id="rIdsmxvibzuiclexkyz0n_w0">
               <w:r>
                 <w:rPr>
                   <w:rFonts w:ascii="Arial" w:cs="Arial" w:eastAsia="Arial" w:hAnsi="Arial"/>
@@ -14355,7 +14373,7 @@
             <w:pPr>
               <w:spacing w:after="20" w:before="0"/>
             </w:pPr>
-            <w:hyperlink w:history="1" r:id="rIdvjrgfldebglxupxwe8tam">
+            <w:hyperlink w:history="1" r:id="rIdj9byv5i6nhdvat6khf940">
               <w:r>
                 <w:rPr>
                   <w:rFonts w:ascii="Arial" w:cs="Arial" w:eastAsia="Arial" w:hAnsi="Arial"/>
@@ -14388,7 +14406,7 @@
               <w:spacing w:after="10" w:before="0"/>
               <w:ind w:left="120"/>
             </w:pPr>
-            <w:hyperlink w:history="1" r:id="rId0lwxira0lbqeuvl4wiseg">
+            <w:hyperlink w:history="1" r:id="rIdwfsfmsij6xzh5cmj4o7dd">
               <w:r>
                 <w:rPr>
                   <w:rFonts w:ascii="Arial" w:cs="Arial" w:eastAsia="Arial" w:hAnsi="Arial"/>
@@ -14583,7 +14601,7 @@
             <w:pPr>
               <w:spacing w:after="20" w:before="0"/>
             </w:pPr>
-            <w:hyperlink w:history="1" r:id="rId60a8wfpkhjwua8ows-7xr">
+            <w:hyperlink w:history="1" r:id="rIdpyqpxt6vhe2-wijnrdmoo">
               <w:r>
                 <w:rPr>
                   <w:rFonts w:ascii="Arial" w:cs="Arial" w:eastAsia="Arial" w:hAnsi="Arial"/>
@@ -14616,7 +14634,7 @@
               <w:spacing w:after="10" w:before="0"/>
               <w:ind w:left="120"/>
             </w:pPr>
-            <w:hyperlink w:history="1" r:id="rIdobha2gz6ysuxsgr7tvq31">
+            <w:hyperlink w:history="1" r:id="rIdex1kkn3i7scsiutilwsnf">
               <w:r>
                 <w:rPr>
                   <w:rFonts w:ascii="Arial" w:cs="Arial" w:eastAsia="Arial" w:hAnsi="Arial"/>
@@ -14661,7 +14679,7 @@
             <w:pPr>
               <w:spacing w:after="20" w:before="0"/>
             </w:pPr>
-            <w:hyperlink w:history="1" r:id="rId2s6y6crveeilme-3fi0yb">
+            <w:hyperlink w:history="1" r:id="rIdaq4r-206xpdhdpwguhbun">
               <w:r>
                 <w:rPr>
                   <w:rFonts w:ascii="Arial" w:cs="Arial" w:eastAsia="Arial" w:hAnsi="Arial"/>
@@ -14694,7 +14712,7 @@
               <w:spacing w:after="10" w:before="0"/>
               <w:ind w:left="120"/>
             </w:pPr>
-            <w:hyperlink w:history="1" r:id="rIdk21metbm1wq2bas8irocd">
+            <w:hyperlink w:history="1" r:id="rIds_aiacdf0iiffundvobep">
               <w:r>
                 <w:rPr>
                   <w:rFonts w:ascii="Arial" w:cs="Arial" w:eastAsia="Arial" w:hAnsi="Arial"/>
@@ -14889,7 +14907,7 @@
             <w:pPr>
               <w:spacing w:after="20" w:before="0"/>
             </w:pPr>
-            <w:hyperlink w:history="1" r:id="rIdtry7u5ta3cgwpaur_h8jz">
+            <w:hyperlink w:history="1" r:id="rIdvjw4s80qctbp-cgtfl7qc">
               <w:r>
                 <w:rPr>
                   <w:rFonts w:ascii="Arial" w:cs="Arial" w:eastAsia="Arial" w:hAnsi="Arial"/>
@@ -14922,7 +14940,7 @@
               <w:spacing w:after="10" w:before="0"/>
               <w:ind w:left="120"/>
             </w:pPr>
-            <w:hyperlink w:history="1" r:id="rId6v6dvcp0koy-oj_ig3d1y">
+            <w:hyperlink w:history="1" r:id="rIddbha4rcphyy9fufl-iind">
               <w:r>
                 <w:rPr>
                   <w:rFonts w:ascii="Arial" w:cs="Arial" w:eastAsia="Arial" w:hAnsi="Arial"/>
@@ -14967,7 +14985,7 @@
             <w:pPr>
               <w:spacing w:after="20" w:before="0"/>
             </w:pPr>
-            <w:hyperlink w:history="1" r:id="rIdcxxk2okpmpgrd9qgswmr7">
+            <w:hyperlink w:history="1" r:id="rId4uhjdmkgabgzxgjol9sqb">
               <w:r>
                 <w:rPr>
                   <w:rFonts w:ascii="Arial" w:cs="Arial" w:eastAsia="Arial" w:hAnsi="Arial"/>
@@ -15000,7 +15018,7 @@
               <w:spacing w:after="10" w:before="0"/>
               <w:ind w:left="120"/>
             </w:pPr>
-            <w:hyperlink w:history="1" r:id="rIdpurymfovmyryzdn2ni3ce">
+            <w:hyperlink w:history="1" r:id="rIdir0rndsh8tug3jmqmjlqz">
               <w:r>
                 <w:rPr>
                   <w:rFonts w:ascii="Arial" w:cs="Arial" w:eastAsia="Arial" w:hAnsi="Arial"/>
@@ -15195,7 +15213,7 @@
             <w:pPr>
               <w:spacing w:after="20" w:before="0"/>
             </w:pPr>
-            <w:hyperlink w:history="1" r:id="rIdcr56aiisszl4fzv-l6js8">
+            <w:hyperlink w:history="1" r:id="rIdipefyew6kqyx2vz6eau9d">
               <w:r>
                 <w:rPr>
                   <w:rFonts w:ascii="Arial" w:cs="Arial" w:eastAsia="Arial" w:hAnsi="Arial"/>
@@ -15228,7 +15246,7 @@
               <w:spacing w:after="10" w:before="0"/>
               <w:ind w:left="120"/>
             </w:pPr>
-            <w:hyperlink w:history="1" r:id="rIdpf6z2-gjrtdfj2iwoldn8">
+            <w:hyperlink w:history="1" r:id="rIdhjiukcdhiz_exo7jq2gmf">
               <w:r>
                 <w:rPr>
                   <w:rFonts w:ascii="Arial" w:cs="Arial" w:eastAsia="Arial" w:hAnsi="Arial"/>
@@ -15273,7 +15291,7 @@
             <w:pPr>
               <w:spacing w:after="20" w:before="0"/>
             </w:pPr>
-            <w:hyperlink w:history="1" r:id="rIdq8oack_rnh7dme9n1au3e">
+            <w:hyperlink w:history="1" r:id="rIdjct6srnhenbdzzhu3zssx">
               <w:r>
                 <w:rPr>
                   <w:rFonts w:ascii="Arial" w:cs="Arial" w:eastAsia="Arial" w:hAnsi="Arial"/>
@@ -15306,7 +15324,7 @@
               <w:spacing w:after="10" w:before="0"/>
               <w:ind w:left="120"/>
             </w:pPr>
-            <w:hyperlink w:history="1" r:id="rIdcmhh5tlfbqpivplnf_mmh">
+            <w:hyperlink w:history="1" r:id="rId6srkffbnx-ok0bdyfcmez">
               <w:r>
                 <w:rPr>
                   <w:rFonts w:ascii="Arial" w:cs="Arial" w:eastAsia="Arial" w:hAnsi="Arial"/>
@@ -15501,7 +15519,7 @@
             <w:pPr>
               <w:spacing w:after="20" w:before="0"/>
             </w:pPr>
-            <w:hyperlink w:history="1" r:id="rIdjofr7dmmu-xmio-2nizdc">
+            <w:hyperlink w:history="1" r:id="rIdeuwcsdo_kkfdbam3tawm9">
               <w:r>
                 <w:rPr>
                   <w:rFonts w:ascii="Arial" w:cs="Arial" w:eastAsia="Arial" w:hAnsi="Arial"/>
@@ -15534,7 +15552,7 @@
               <w:spacing w:after="10" w:before="0"/>
               <w:ind w:left="120"/>
             </w:pPr>
-            <w:hyperlink w:history="1" r:id="rId33oqdm60yr13g5puuwkco">
+            <w:hyperlink w:history="1" r:id="rIdae7ihbtjcqmmdrjulueiq">
               <w:r>
                 <w:rPr>
                   <w:rFonts w:ascii="Arial" w:cs="Arial" w:eastAsia="Arial" w:hAnsi="Arial"/>
@@ -15579,7 +15597,7 @@
             <w:pPr>
               <w:spacing w:after="20" w:before="0"/>
             </w:pPr>
-            <w:hyperlink w:history="1" r:id="rIdihp5fagjmbposw4djk2ru">
+            <w:hyperlink w:history="1" r:id="rIdotfunidywwjuuspatshn6">
               <w:r>
                 <w:rPr>
                   <w:rFonts w:ascii="Arial" w:cs="Arial" w:eastAsia="Arial" w:hAnsi="Arial"/>
@@ -15612,7 +15630,7 @@
               <w:spacing w:after="10" w:before="0"/>
               <w:ind w:left="120"/>
             </w:pPr>
-            <w:hyperlink w:history="1" r:id="rId9rwpumwlfixs8m6u6z3tf">
+            <w:hyperlink w:history="1" r:id="rIdvt108wnqz_arg8kccbf8a">
               <w:r>
                 <w:rPr>
                   <w:rFonts w:ascii="Arial" w:cs="Arial" w:eastAsia="Arial" w:hAnsi="Arial"/>
@@ -17099,7 +17117,7 @@
             <w:pPr>
               <w:spacing w:after="20" w:before="0"/>
             </w:pPr>
-            <w:hyperlink w:history="1" r:id="rIdnepjfetpse0xt05eid-jq">
+            <w:hyperlink w:history="1" r:id="rIdr8o-_jje7acqlxytcbkta">
               <w:r>
                 <w:rPr>
                   <w:rFonts w:ascii="Arial" w:cs="Arial" w:eastAsia="Arial" w:hAnsi="Arial"/>
@@ -17132,7 +17150,7 @@
               <w:spacing w:after="10" w:before="0"/>
               <w:ind w:left="120"/>
             </w:pPr>
-            <w:hyperlink w:history="1" r:id="rIdjl4icahnwpnvvimwdty60">
+            <w:hyperlink w:history="1" r:id="rIdgepa3i2hgycfytdrkt2xg">
               <w:r>
                 <w:rPr>
                   <w:rFonts w:ascii="Arial" w:cs="Arial" w:eastAsia="Arial" w:hAnsi="Arial"/>
@@ -17177,7 +17195,7 @@
             <w:pPr>
               <w:spacing w:after="20" w:before="0"/>
             </w:pPr>
-            <w:hyperlink w:history="1" r:id="rIdloqesib8wugdsvaplezzt">
+            <w:hyperlink w:history="1" r:id="rIdjv9kc02maraes5yssu_7k">
               <w:r>
                 <w:rPr>
                   <w:rFonts w:ascii="Arial" w:cs="Arial" w:eastAsia="Arial" w:hAnsi="Arial"/>
@@ -17210,7 +17228,7 @@
               <w:spacing w:after="10" w:before="0"/>
               <w:ind w:left="120"/>
             </w:pPr>
-            <w:hyperlink w:history="1" r:id="rIdjau93hnqqhjovj5fb9mdr">
+            <w:hyperlink w:history="1" r:id="rId0upnfcifg7narkuu3bmda">
               <w:r>
                 <w:rPr>
                   <w:rFonts w:ascii="Arial" w:cs="Arial" w:eastAsia="Arial" w:hAnsi="Arial"/>
@@ -17405,7 +17423,7 @@
             <w:pPr>
               <w:spacing w:after="20" w:before="0"/>
             </w:pPr>
-            <w:hyperlink w:history="1" r:id="rId34dvwwm0xyaq1yijmudt_">
+            <w:hyperlink w:history="1" r:id="rIdmmbnb_ios6otf8rk85aey">
               <w:r>
                 <w:rPr>
                   <w:rFonts w:ascii="Arial" w:cs="Arial" w:eastAsia="Arial" w:hAnsi="Arial"/>
@@ -17438,7 +17456,7 @@
               <w:spacing w:after="10" w:before="0"/>
               <w:ind w:left="120"/>
             </w:pPr>
-            <w:hyperlink w:history="1" r:id="rIdomvglgq3-xdnbl3jfgtas">
+            <w:hyperlink w:history="1" r:id="rIddo3ghdtlk_hidehplgd6n">
               <w:r>
                 <w:rPr>
                   <w:rFonts w:ascii="Arial" w:cs="Arial" w:eastAsia="Arial" w:hAnsi="Arial"/>
@@ -17483,7 +17501,7 @@
             <w:pPr>
               <w:spacing w:after="20" w:before="0"/>
             </w:pPr>
-            <w:hyperlink w:history="1" r:id="rIdxtcwq3e-t9fpy6ushnbk5">
+            <w:hyperlink w:history="1" r:id="rIdv7wg2vvok9tncr4e5vljb">
               <w:r>
                 <w:rPr>
                   <w:rFonts w:ascii="Arial" w:cs="Arial" w:eastAsia="Arial" w:hAnsi="Arial"/>
@@ -17516,7 +17534,7 @@
               <w:spacing w:after="10" w:before="0"/>
               <w:ind w:left="120"/>
             </w:pPr>
-            <w:hyperlink w:history="1" r:id="rIdu2l9f7y509jgo-pqqyjcu">
+            <w:hyperlink w:history="1" r:id="rIdxdhvksdt0t0m95ipx7tkk">
               <w:r>
                 <w:rPr>
                   <w:rFonts w:ascii="Arial" w:cs="Arial" w:eastAsia="Arial" w:hAnsi="Arial"/>
@@ -17711,7 +17729,7 @@
             <w:pPr>
               <w:spacing w:after="20" w:before="0"/>
             </w:pPr>
-            <w:hyperlink w:history="1" r:id="rIde96tgjraxar8en-tbunr9">
+            <w:hyperlink w:history="1" r:id="rIds_pjko0lgwzyqfhl1rd4j">
               <w:r>
                 <w:rPr>
                   <w:rFonts w:ascii="Arial" w:cs="Arial" w:eastAsia="Arial" w:hAnsi="Arial"/>
@@ -17744,7 +17762,7 @@
               <w:spacing w:after="10" w:before="0"/>
               <w:ind w:left="120"/>
             </w:pPr>
-            <w:hyperlink w:history="1" r:id="rIdav-w0tuir2s3umypeml8e">
+            <w:hyperlink w:history="1" r:id="rIdlvaf4jxr-jaegxgnm5zhg">
               <w:r>
                 <w:rPr>
                   <w:rFonts w:ascii="Arial" w:cs="Arial" w:eastAsia="Arial" w:hAnsi="Arial"/>
@@ -17789,7 +17807,7 @@
             <w:pPr>
               <w:spacing w:after="20" w:before="0"/>
             </w:pPr>
-            <w:hyperlink w:history="1" r:id="rIdptlsd8ofh-gjfmwldky1w">
+            <w:hyperlink w:history="1" r:id="rIdzeuj5irbhjoq8j_jeqsyc">
               <w:r>
                 <w:rPr>
                   <w:rFonts w:ascii="Arial" w:cs="Arial" w:eastAsia="Arial" w:hAnsi="Arial"/>
@@ -17822,7 +17840,7 @@
               <w:spacing w:after="10" w:before="0"/>
               <w:ind w:left="120"/>
             </w:pPr>
-            <w:hyperlink w:history="1" r:id="rId34ghqlhleyxlgngkx8vzd">
+            <w:hyperlink w:history="1" r:id="rIdrsxwlnd0dtcr6he_oowfk">
               <w:r>
                 <w:rPr>
                   <w:rFonts w:ascii="Arial" w:cs="Arial" w:eastAsia="Arial" w:hAnsi="Arial"/>
@@ -18017,7 +18035,7 @@
             <w:pPr>
               <w:spacing w:after="20" w:before="0"/>
             </w:pPr>
-            <w:hyperlink w:history="1" r:id="rIdu2jdrunf0076qxk4_ee-r">
+            <w:hyperlink w:history="1" r:id="rIdzltdakfix8qb2hzy8dlyu">
               <w:r>
                 <w:rPr>
                   <w:rFonts w:ascii="Arial" w:cs="Arial" w:eastAsia="Arial" w:hAnsi="Arial"/>
@@ -18050,7 +18068,7 @@
               <w:spacing w:after="10" w:before="0"/>
               <w:ind w:left="120"/>
             </w:pPr>
-            <w:hyperlink w:history="1" r:id="rIdlf3ogeieorgxoo60rphqk">
+            <w:hyperlink w:history="1" r:id="rIdayfm3nobb1syvag57hjbt">
               <w:r>
                 <w:rPr>
                   <w:rFonts w:ascii="Arial" w:cs="Arial" w:eastAsia="Arial" w:hAnsi="Arial"/>
@@ -18095,7 +18113,7 @@
             <w:pPr>
               <w:spacing w:after="20" w:before="0"/>
             </w:pPr>
-            <w:hyperlink w:history="1" r:id="rId--yiq_msqc39o1zm_qjzf">
+            <w:hyperlink w:history="1" r:id="rIdyxqt5tolfrombcywaa1yv">
               <w:r>
                 <w:rPr>
                   <w:rFonts w:ascii="Arial" w:cs="Arial" w:eastAsia="Arial" w:hAnsi="Arial"/>
@@ -18128,7 +18146,7 @@
               <w:spacing w:after="10" w:before="0"/>
               <w:ind w:left="120"/>
             </w:pPr>
-            <w:hyperlink w:history="1" r:id="rId_qybdaeuqc8howb3xkocx">
+            <w:hyperlink w:history="1" r:id="rId6s2uej4cyg-1uuexcvzj9">
               <w:r>
                 <w:rPr>
                   <w:rFonts w:ascii="Arial" w:cs="Arial" w:eastAsia="Arial" w:hAnsi="Arial"/>
@@ -18323,7 +18341,7 @@
             <w:pPr>
               <w:spacing w:after="20" w:before="0"/>
             </w:pPr>
-            <w:hyperlink w:history="1" r:id="rId5jpf7qss5vvdnqch5mn60">
+            <w:hyperlink w:history="1" r:id="rIdiigregz8cdxgan_9lq3vj">
               <w:r>
                 <w:rPr>
                   <w:rFonts w:ascii="Arial" w:cs="Arial" w:eastAsia="Arial" w:hAnsi="Arial"/>
@@ -18356,7 +18374,7 @@
               <w:spacing w:after="10" w:before="0"/>
               <w:ind w:left="120"/>
             </w:pPr>
-            <w:hyperlink w:history="1" r:id="rId_ff6cxddusbpilfmacd2c">
+            <w:hyperlink w:history="1" r:id="rIdwskgh9c8gjrisdy4feqaq">
               <w:r>
                 <w:rPr>
                   <w:rFonts w:ascii="Arial" w:cs="Arial" w:eastAsia="Arial" w:hAnsi="Arial"/>
@@ -18401,7 +18419,7 @@
             <w:pPr>
               <w:spacing w:after="20" w:before="0"/>
             </w:pPr>
-            <w:hyperlink w:history="1" r:id="rIdgjpvr2w2uvjmhxtydgpyq">
+            <w:hyperlink w:history="1" r:id="rId_vqgur_wqtf6qxoy3gv2a">
               <w:r>
                 <w:rPr>
                   <w:rFonts w:ascii="Arial" w:cs="Arial" w:eastAsia="Arial" w:hAnsi="Arial"/>
@@ -18434,7 +18452,7 @@
               <w:spacing w:after="10" w:before="0"/>
               <w:ind w:left="120"/>
             </w:pPr>
-            <w:hyperlink w:history="1" r:id="rIdsuenbjdbkz1mquuwpp8_d">
+            <w:hyperlink w:history="1" r:id="rIdtpffxyeagq8b1ht9ipiu2">
               <w:r>
                 <w:rPr>
                   <w:rFonts w:ascii="Arial" w:cs="Arial" w:eastAsia="Arial" w:hAnsi="Arial"/>
@@ -19529,7 +19547,25 @@
             </w:tcMar>
             <w:vAlign w:val="top"/>
           </w:tcPr>
-          <w:p/>
+          <w:p>
+            <w:pPr>
+              <w:spacing w:after="40" w:before="0"/>
+              <w:jc w:val="left"/>
+            </w:pPr>
+            <w:r>
+              <w:rPr>
+                <w:rFonts w:ascii="Arial" w:cs="Arial" w:eastAsia="Arial" w:hAnsi="Arial"/>
+                <w:b w:val="false"/>
+                <w:bCs w:val="false"/>
+                <w:i w:val="false"/>
+                <w:iCs w:val="false"/>
+                <w:color w:val="000000"/>
+                <w:sz w:val="18"/>
+                <w:szCs w:val="18"/>
+              </w:rPr>
+              <w:t xml:space="preserve">No apparatus in use. If digital devices are used for presentation support, ensure power cables do not create a tripping hazard. Remind students that road-safety discussions should not reference specific personal accidents involving family members without the student choosing to share voluntarily.</w:t>
+            </w:r>
+          </w:p>
         </w:tc>
       </w:tr>
     </w:tbl>
@@ -19903,7 +19939,7 @@
             <w:pPr>
               <w:spacing w:after="20" w:before="0"/>
             </w:pPr>
-            <w:hyperlink w:history="1" r:id="rIdop-a7ueatyeamjhrp5lbz">
+            <w:hyperlink w:history="1" r:id="rId9itm_kexve2jyq8xdyvxd">
               <w:r>
                 <w:rPr>
                   <w:rFonts w:ascii="Arial" w:cs="Arial" w:eastAsia="Arial" w:hAnsi="Arial"/>
@@ -19936,7 +19972,7 @@
               <w:spacing w:after="10" w:before="0"/>
               <w:ind w:left="120"/>
             </w:pPr>
-            <w:hyperlink w:history="1" r:id="rIdgfrrjawgd1fknmpq-fzte">
+            <w:hyperlink w:history="1" r:id="rIdle-fyghbipynuclyjsb-e">
               <w:r>
                 <w:rPr>
                   <w:rFonts w:ascii="Arial" w:cs="Arial" w:eastAsia="Arial" w:hAnsi="Arial"/>
@@ -19981,7 +20017,7 @@
             <w:pPr>
               <w:spacing w:after="20" w:before="0"/>
             </w:pPr>
-            <w:hyperlink w:history="1" r:id="rId0jj6ldp0ry0roxwkzo90u">
+            <w:hyperlink w:history="1" r:id="rIdb15wyqelmg4ewxqq5qru2">
               <w:r>
                 <w:rPr>
                   <w:rFonts w:ascii="Arial" w:cs="Arial" w:eastAsia="Arial" w:hAnsi="Arial"/>
@@ -20014,7 +20050,7 @@
               <w:spacing w:after="10" w:before="0"/>
               <w:ind w:left="120"/>
             </w:pPr>
-            <w:hyperlink w:history="1" r:id="rId79wp4ktfhpj0fa1utoemj">
+            <w:hyperlink w:history="1" r:id="rIdilmgf8-mmfkc52n4olr-v">
               <w:r>
                 <w:rPr>
                   <w:rFonts w:ascii="Arial" w:cs="Arial" w:eastAsia="Arial" w:hAnsi="Arial"/>
@@ -20209,7 +20245,7 @@
             <w:pPr>
               <w:spacing w:after="20" w:before="0"/>
             </w:pPr>
-            <w:hyperlink w:history="1" r:id="rIddqgywzdxhwxx7oa6bj73o">
+            <w:hyperlink w:history="1" r:id="rIdnoql_kojmct0itike1kht">
               <w:r>
                 <w:rPr>
                   <w:rFonts w:ascii="Arial" w:cs="Arial" w:eastAsia="Arial" w:hAnsi="Arial"/>
@@ -20242,7 +20278,7 @@
               <w:spacing w:after="10" w:before="0"/>
               <w:ind w:left="120"/>
             </w:pPr>
-            <w:hyperlink w:history="1" r:id="rIdtvzu9njnddwzxoes0cp6t">
+            <w:hyperlink w:history="1" r:id="rIdq-haqwzra-qx_cujr6p89">
               <w:r>
                 <w:rPr>
                   <w:rFonts w:ascii="Arial" w:cs="Arial" w:eastAsia="Arial" w:hAnsi="Arial"/>
@@ -20287,7 +20323,7 @@
             <w:pPr>
               <w:spacing w:after="20" w:before="0"/>
             </w:pPr>
-            <w:hyperlink w:history="1" r:id="rIdgmscikihdiiinixyjzdqb">
+            <w:hyperlink w:history="1" r:id="rIdzm6ngcbppc6giagdkdql8">
               <w:r>
                 <w:rPr>
                   <w:rFonts w:ascii="Arial" w:cs="Arial" w:eastAsia="Arial" w:hAnsi="Arial"/>
@@ -20320,7 +20356,7 @@
               <w:spacing w:after="10" w:before="0"/>
               <w:ind w:left="120"/>
             </w:pPr>
-            <w:hyperlink w:history="1" r:id="rIdwlhbwlmuwz7ra4dksragw">
+            <w:hyperlink w:history="1" r:id="rIdb-snfryrwczbcway8z7kr">
               <w:r>
                 <w:rPr>
                   <w:rFonts w:ascii="Arial" w:cs="Arial" w:eastAsia="Arial" w:hAnsi="Arial"/>
@@ -20515,7 +20551,7 @@
             <w:pPr>
               <w:spacing w:after="20" w:before="0"/>
             </w:pPr>
-            <w:hyperlink w:history="1" r:id="rIds-htw4bwcphuin6keuffb">
+            <w:hyperlink w:history="1" r:id="rIdqwdd9rk8mamw5frakhf_l">
               <w:r>
                 <w:rPr>
                   <w:rFonts w:ascii="Arial" w:cs="Arial" w:eastAsia="Arial" w:hAnsi="Arial"/>
@@ -20548,7 +20584,7 @@
               <w:spacing w:after="10" w:before="0"/>
               <w:ind w:left="120"/>
             </w:pPr>
-            <w:hyperlink w:history="1" r:id="rId-nmjzmlct3mbp1ls4h7xt">
+            <w:hyperlink w:history="1" r:id="rIdm2lb7dzhcvdqglx5h-nvd">
               <w:r>
                 <w:rPr>
                   <w:rFonts w:ascii="Arial" w:cs="Arial" w:eastAsia="Arial" w:hAnsi="Arial"/>
@@ -20593,7 +20629,7 @@
             <w:pPr>
               <w:spacing w:after="20" w:before="0"/>
             </w:pPr>
-            <w:hyperlink w:history="1" r:id="rIdrp0lsyl_dtpqq5ztregfb">
+            <w:hyperlink w:history="1" r:id="rId5kyyjy6p-fr2i7w3p5mfu">
               <w:r>
                 <w:rPr>
                   <w:rFonts w:ascii="Arial" w:cs="Arial" w:eastAsia="Arial" w:hAnsi="Arial"/>
@@ -20626,7 +20662,7 @@
               <w:spacing w:after="10" w:before="0"/>
               <w:ind w:left="120"/>
             </w:pPr>
-            <w:hyperlink w:history="1" r:id="rIdxbnyrzwold4lynxqwt6vu">
+            <w:hyperlink w:history="1" r:id="rIdphttsqvkjzlzulp_ufxvf">
               <w:r>
                 <w:rPr>
                   <w:rFonts w:ascii="Arial" w:cs="Arial" w:eastAsia="Arial" w:hAnsi="Arial"/>
@@ -20821,7 +20857,7 @@
             <w:pPr>
               <w:spacing w:after="20" w:before="0"/>
             </w:pPr>
-            <w:hyperlink w:history="1" r:id="rIdejdq8nihaxjgczijuions">
+            <w:hyperlink w:history="1" r:id="rIdx7oo6llhc5rhaqyfm3mqh">
               <w:r>
                 <w:rPr>
                   <w:rFonts w:ascii="Arial" w:cs="Arial" w:eastAsia="Arial" w:hAnsi="Arial"/>
@@ -20854,7 +20890,7 @@
               <w:spacing w:after="10" w:before="0"/>
               <w:ind w:left="120"/>
             </w:pPr>
-            <w:hyperlink w:history="1" r:id="rId58d3ud4rhzojfbtwoxitu">
+            <w:hyperlink w:history="1" r:id="rIdjzt5gytwxkuvf_zschmq_">
               <w:r>
                 <w:rPr>
                   <w:rFonts w:ascii="Arial" w:cs="Arial" w:eastAsia="Arial" w:hAnsi="Arial"/>
@@ -20899,7 +20935,7 @@
             <w:pPr>
               <w:spacing w:after="20" w:before="0"/>
             </w:pPr>
-            <w:hyperlink w:history="1" r:id="rId8mxodrjwtghd5uzxf9r4t">
+            <w:hyperlink w:history="1" r:id="rIdepwuslzaf-j_m8-bhno0x">
               <w:r>
                 <w:rPr>
                   <w:rFonts w:ascii="Arial" w:cs="Arial" w:eastAsia="Arial" w:hAnsi="Arial"/>
@@ -20932,7 +20968,7 @@
               <w:spacing w:after="10" w:before="0"/>
               <w:ind w:left="120"/>
             </w:pPr>
-            <w:hyperlink w:history="1" r:id="rIdbm7-3cp4llqa2mm2xzgbx">
+            <w:hyperlink w:history="1" r:id="rIdqtfdjwcuxfnrivwceqygf">
               <w:r>
                 <w:rPr>
                   <w:rFonts w:ascii="Arial" w:cs="Arial" w:eastAsia="Arial" w:hAnsi="Arial"/>
@@ -21127,7 +21163,7 @@
             <w:pPr>
               <w:spacing w:after="20" w:before="0"/>
             </w:pPr>
-            <w:hyperlink w:history="1" r:id="rIda_kxl-mwf0m1_fajgjn04">
+            <w:hyperlink w:history="1" r:id="rIdhd0zqg8wjnadrp6ldg2um">
               <w:r>
                 <w:rPr>
                   <w:rFonts w:ascii="Arial" w:cs="Arial" w:eastAsia="Arial" w:hAnsi="Arial"/>
@@ -21160,7 +21196,7 @@
               <w:spacing w:after="10" w:before="0"/>
               <w:ind w:left="120"/>
             </w:pPr>
-            <w:hyperlink w:history="1" r:id="rIdee0vdl_mlll1kk_a59mth">
+            <w:hyperlink w:history="1" r:id="rIdjqamhuwb9qohzqbu-feag">
               <w:r>
                 <w:rPr>
                   <w:rFonts w:ascii="Arial" w:cs="Arial" w:eastAsia="Arial" w:hAnsi="Arial"/>
@@ -21205,7 +21241,7 @@
             <w:pPr>
               <w:spacing w:after="20" w:before="0"/>
             </w:pPr>
-            <w:hyperlink w:history="1" r:id="rIdjnmdvhlmpjknhwn9eqyoy">
+            <w:hyperlink w:history="1" r:id="rIdygxqmsshygazedmjs9cew">
               <w:r>
                 <w:rPr>
                   <w:rFonts w:ascii="Arial" w:cs="Arial" w:eastAsia="Arial" w:hAnsi="Arial"/>
@@ -21238,7 +21274,7 @@
               <w:spacing w:after="10" w:before="0"/>
               <w:ind w:left="120"/>
             </w:pPr>
-            <w:hyperlink w:history="1" r:id="rIdmtjgtxtzjax1uamuwf4il">
+            <w:hyperlink w:history="1" r:id="rIdqgh5vgnocmryhzobc-whi">
               <w:r>
                 <w:rPr>
                   <w:rFonts w:ascii="Arial" w:cs="Arial" w:eastAsia="Arial" w:hAnsi="Arial"/>
@@ -21596,7 +21632,7 @@
                 <w:sz w:val="18"/>
                 <w:szCs w:val="18"/>
               </w:rPr>
-              <w:t xml:space="preserve">Before this lesson students could apply individual equations to structured problems but had not yet connected those equations into a unified explanatory account of the anchoring phenomenon. Through group presentations and collaborative model building, students moved from knowing disconnected facts to constructing a coherent causal model: gravity produces constant acceleration, constant acceleration produces quadratic growth in speed and distance, and this quadratic relationship is what makes runaway vehicles on Kenyan escarpments so dangerous so quickly — and also what makes physics an essential tool for predicting and preventing such disasters.</w:t>
+              <w:t xml:space="preserve">Students wrote individual journal predictions estimating the largest acceleration among their classmates researched applications, citing numerical values and equations of motion. Each group then delivered a 3-minute presentation on a real-life linear motion application — including contexts such as SGR train scheduling, pole-vaulting, and construction falling-object safety — while the rest of the class recorded the application name, the equation or equations used, and the connection to the mkokoteni in a three-column listening frame. The teacher cold-called two members per group for follow-up questions, and students physically sorted the Driving Question Board cards from Lessons 1 to 6 into answered and still-investigating columns, annotating each card with the lesson that provided the evidence.</w:t>
             </w:r>
           </w:p>
         </w:tc>
@@ -21662,7 +21698,7 @@
                 <w:sz w:val="18"/>
                 <w:szCs w:val="18"/>
               </w:rPr>
-              <w:t xml:space="preserve">The same four equations of linear motion and the same gravitational acceleration constant (g approximately 10 m per second squared) apply equally to a runaway mkokoteni, a braking SGR train, a falling construction block, and a sprinting athlete. The DQB audit showed that the class can now explain WHY the mkokoteni kept accelerating (gravity provides a constant net force down the slope) and can PREDICT its speed at any point using v squared = u squared + 2as. Road safety measures such as runaway-truck ramps and steep-road warning signs are direct engineering and policy applications of the braking-distance equation.</w:t>
+              <w:t xml:space="preserve">The class established that every application presented — whether an SGR train accelerating along a scheduled route, a pole-vaulter building speed during a run-up, or a concrete block falling on a construction site — can be fully described using the same five variables (u, v, a, s, t) and the same four equations of linear motion studied earlier in this unit. Students consolidated the understanding that gravitational acceleration g is the single unifying constant linking free fall, the mkokoteni on the escarpment, and all real-world falling or decelerating scenarios. A collaboratively built, wall-sized annotated model of the mkokoteni descending the Limuru escarpment brought all sub-strand concepts together in one place: distance markers, proportionally scaled velocity arrows labelled with calculated v values, the symbol g, braking-distance annotations, and safety mitigation arrows showing where intervention could prevent a crash.</w:t>
             </w:r>
           </w:p>
         </w:tc>
@@ -21712,7 +21748,25 @@
             </w:tcMar>
             <w:vAlign w:val="top"/>
           </w:tcPr>
-          <w:p/>
+          <w:p>
+            <w:pPr>
+              <w:spacing w:after="40" w:before="0"/>
+              <w:jc w:val="left"/>
+            </w:pPr>
+            <w:r>
+              <w:rPr>
+                <w:rFonts w:ascii="Arial" w:cs="Arial" w:eastAsia="Arial" w:hAnsi="Arial"/>
+                <w:b w:val="false"/>
+                <w:bCs w:val="false"/>
+                <w:i w:val="false"/>
+                <w:iCs w:val="false"/>
+                <w:color w:val="000000"/>
+                <w:sz w:val="18"/>
+                <w:szCs w:val="18"/>
+              </w:rPr>
+              <w:t xml:space="preserve">Pooling evidence from all group presentations and from lessons studied earlier in this unit, the class could now show on a single visual model exactly why the runaway mkokoteni on the Limuru escarpment keeps getting faster: gravity provides a constant unresisted acceleration, so velocity grows continuously with every metre the cart travels downhill, precisely as the growing arrows on the model demonstrate. The annotated distance markers at 0 m, 50 m, 100 m, and 200 m gave concrete, calculated evidence that the cart reaches a dangerously high speed long before any obstacle, directly answering the first part of the driving question. The safety mitigation arrows added to the model linked back to the road-safety discussion from the lesson studied immediately before this one, showing that understanding the mathematics of constant acceleration is not merely academic — it is what makes it possible to predict, and therefore prevent, a crash like the one that opened the unit.</w:t>
+            </w:r>
+          </w:p>
         </w:tc>
       </w:tr>
     </w:tbl>
@@ -22707,7 +22761,7 @@
             <w:pPr>
               <w:spacing w:after="20" w:before="0"/>
             </w:pPr>
-            <w:hyperlink w:history="1" r:id="rIdrar5xfy8qz2oejckpjb4e">
+            <w:hyperlink w:history="1" r:id="rIdqhqgqa1nfyywdx4enpe4p">
               <w:r>
                 <w:rPr>
                   <w:rFonts w:ascii="Arial" w:cs="Arial" w:eastAsia="Arial" w:hAnsi="Arial"/>
@@ -22740,7 +22794,7 @@
               <w:spacing w:after="10" w:before="0"/>
               <w:ind w:left="120"/>
             </w:pPr>
-            <w:hyperlink w:history="1" r:id="rIdjyzdubp4zseogxw2rxhel">
+            <w:hyperlink w:history="1" r:id="rIdauxfys_wnu7dgvqz8ebbd">
               <w:r>
                 <w:rPr>
                   <w:rFonts w:ascii="Arial" w:cs="Arial" w:eastAsia="Arial" w:hAnsi="Arial"/>
@@ -22785,7 +22839,7 @@
             <w:pPr>
               <w:spacing w:after="20" w:before="0"/>
             </w:pPr>
-            <w:hyperlink w:history="1" r:id="rIdqsufnf2tedabp-96srew6">
+            <w:hyperlink w:history="1" r:id="rIdcedr82qhg7zjre9aqsmkg">
               <w:r>
                 <w:rPr>
                   <w:rFonts w:ascii="Arial" w:cs="Arial" w:eastAsia="Arial" w:hAnsi="Arial"/>
@@ -22818,7 +22872,7 @@
               <w:spacing w:after="10" w:before="0"/>
               <w:ind w:left="120"/>
             </w:pPr>
-            <w:hyperlink w:history="1" r:id="rIdzm85ef0y9wo5dzyv5_ltp">
+            <w:hyperlink w:history="1" r:id="rIdmukt4tnuummnq_5x9g-ll">
               <w:r>
                 <w:rPr>
                   <w:rFonts w:ascii="Arial" w:cs="Arial" w:eastAsia="Arial" w:hAnsi="Arial"/>
@@ -23013,7 +23067,7 @@
             <w:pPr>
               <w:spacing w:after="20" w:before="0"/>
             </w:pPr>
-            <w:hyperlink w:history="1" r:id="rIdgmfzw0hhssfsgztyp3wpg">
+            <w:hyperlink w:history="1" r:id="rIddr-yfrffpf3uuzsjxfum9">
               <w:r>
                 <w:rPr>
                   <w:rFonts w:ascii="Arial" w:cs="Arial" w:eastAsia="Arial" w:hAnsi="Arial"/>
@@ -23046,7 +23100,7 @@
               <w:spacing w:after="10" w:before="0"/>
               <w:ind w:left="120"/>
             </w:pPr>
-            <w:hyperlink w:history="1" r:id="rIdv6bwqnycnjupsrqesmzaa">
+            <w:hyperlink w:history="1" r:id="rIdsgvduxczjmgjlam98ymb1">
               <w:r>
                 <w:rPr>
                   <w:rFonts w:ascii="Arial" w:cs="Arial" w:eastAsia="Arial" w:hAnsi="Arial"/>
@@ -23091,7 +23145,7 @@
             <w:pPr>
               <w:spacing w:after="20" w:before="0"/>
             </w:pPr>
-            <w:hyperlink w:history="1" r:id="rIdhjioubntm6q2xejhq4lni">
+            <w:hyperlink w:history="1" r:id="rIdpld6s_we6xp0y7u8h7ymj">
               <w:r>
                 <w:rPr>
                   <w:rFonts w:ascii="Arial" w:cs="Arial" w:eastAsia="Arial" w:hAnsi="Arial"/>
@@ -23124,7 +23178,7 @@
               <w:spacing w:after="10" w:before="0"/>
               <w:ind w:left="120"/>
             </w:pPr>
-            <w:hyperlink w:history="1" r:id="rIdobqpqbwimwpwclblrvp2t">
+            <w:hyperlink w:history="1" r:id="rId1nnodum_tyhmd00kgrx9v">
               <w:r>
                 <w:rPr>
                   <w:rFonts w:ascii="Arial" w:cs="Arial" w:eastAsia="Arial" w:hAnsi="Arial"/>
@@ -23547,7 +23601,7 @@
             <w:pPr>
               <w:spacing w:after="20" w:before="0"/>
             </w:pPr>
-            <w:hyperlink w:history="1" r:id="rIdb7zzvyqehsu-kftyszeb3">
+            <w:hyperlink w:history="1" r:id="rId7cm-4wk-z5h2tllln_95i">
               <w:r>
                 <w:rPr>
                   <w:rFonts w:ascii="Arial" w:cs="Arial" w:eastAsia="Arial" w:hAnsi="Arial"/>
@@ -23580,7 +23634,7 @@
               <w:spacing w:after="10" w:before="0"/>
               <w:ind w:left="120"/>
             </w:pPr>
-            <w:hyperlink w:history="1" r:id="rIdvvfqsbv4ai4l-57ggngew">
+            <w:hyperlink w:history="1" r:id="rIdpm-jth5pc00j7jf46kg7m">
               <w:r>
                 <w:rPr>
                   <w:rFonts w:ascii="Arial" w:cs="Arial" w:eastAsia="Arial" w:hAnsi="Arial"/>
@@ -23625,7 +23679,7 @@
             <w:pPr>
               <w:spacing w:after="20" w:before="0"/>
             </w:pPr>
-            <w:hyperlink w:history="1" r:id="rIdffzgfwthjxalilyrr2br1">
+            <w:hyperlink w:history="1" r:id="rId3ye5n_ev97mg90xl6nyew">
               <w:r>
                 <w:rPr>
                   <w:rFonts w:ascii="Arial" w:cs="Arial" w:eastAsia="Arial" w:hAnsi="Arial"/>
@@ -23658,7 +23712,7 @@
               <w:spacing w:after="10" w:before="0"/>
               <w:ind w:left="120"/>
             </w:pPr>
-            <w:hyperlink w:history="1" r:id="rIdinfxytitno5day4l5hw8h">
+            <w:hyperlink w:history="1" r:id="rIdy-j4naxnkebvo2vzq1ooo">
               <w:r>
                 <w:rPr>
                   <w:rFonts w:ascii="Arial" w:cs="Arial" w:eastAsia="Arial" w:hAnsi="Arial"/>
@@ -23853,7 +23907,7 @@
             <w:pPr>
               <w:spacing w:after="20" w:before="0"/>
             </w:pPr>
-            <w:hyperlink w:history="1" r:id="rIdn_6eft5k_vfw8u4ledma8">
+            <w:hyperlink w:history="1" r:id="rIdzoira3caumbx-do9dzqxh">
               <w:r>
                 <w:rPr>
                   <w:rFonts w:ascii="Arial" w:cs="Arial" w:eastAsia="Arial" w:hAnsi="Arial"/>
@@ -23886,7 +23940,7 @@
               <w:spacing w:after="10" w:before="0"/>
               <w:ind w:left="120"/>
             </w:pPr>
-            <w:hyperlink w:history="1" r:id="rIdyz7_oj512u_9_soukafyk">
+            <w:hyperlink w:history="1" r:id="rIdun2j7ddvybg9bh-_gcivr">
               <w:r>
                 <w:rPr>
                   <w:rFonts w:ascii="Arial" w:cs="Arial" w:eastAsia="Arial" w:hAnsi="Arial"/>
@@ -23931,7 +23985,7 @@
             <w:pPr>
               <w:spacing w:after="20" w:before="0"/>
             </w:pPr>
-            <w:hyperlink w:history="1" r:id="rIds1kh3vmbjchw5u5ix2iew">
+            <w:hyperlink w:history="1" r:id="rId6g2nf1iwtf1ejt_qn6kbi">
               <w:r>
                 <w:rPr>
                   <w:rFonts w:ascii="Arial" w:cs="Arial" w:eastAsia="Arial" w:hAnsi="Arial"/>
@@ -23964,7 +24018,7 @@
               <w:spacing w:after="10" w:before="0"/>
               <w:ind w:left="120"/>
             </w:pPr>
-            <w:hyperlink w:history="1" r:id="rId903e4dkwiaw_v7wqqwdw2">
+            <w:hyperlink w:history="1" r:id="rIditulw-hghz8ivvsmnws2k">
               <w:r>
                 <w:rPr>
                   <w:rFonts w:ascii="Arial" w:cs="Arial" w:eastAsia="Arial" w:hAnsi="Arial"/>
@@ -24159,7 +24213,7 @@
             <w:pPr>
               <w:spacing w:after="20" w:before="0"/>
             </w:pPr>
-            <w:hyperlink w:history="1" r:id="rIdrk5a9of-202usszdlq-6n">
+            <w:hyperlink w:history="1" r:id="rIdlztqneom1togyskkgrzml">
               <w:r>
                 <w:rPr>
                   <w:rFonts w:ascii="Arial" w:cs="Arial" w:eastAsia="Arial" w:hAnsi="Arial"/>
@@ -24192,7 +24246,7 @@
               <w:spacing w:after="10" w:before="0"/>
               <w:ind w:left="120"/>
             </w:pPr>
-            <w:hyperlink w:history="1" r:id="rIdyycwhezd2ce1vinewmtca">
+            <w:hyperlink w:history="1" r:id="rId6ltauiplvbb5twfj5wesu">
               <w:r>
                 <w:rPr>
                   <w:rFonts w:ascii="Arial" w:cs="Arial" w:eastAsia="Arial" w:hAnsi="Arial"/>
@@ -24237,7 +24291,7 @@
             <w:pPr>
               <w:spacing w:after="20" w:before="0"/>
             </w:pPr>
-            <w:hyperlink w:history="1" r:id="rIdt-xjqnle8iazzphocwy6b">
+            <w:hyperlink w:history="1" r:id="rIdtpkou5i6epuywszaxgpqf">
               <w:r>
                 <w:rPr>
                   <w:rFonts w:ascii="Arial" w:cs="Arial" w:eastAsia="Arial" w:hAnsi="Arial"/>
@@ -24270,7 +24324,7 @@
               <w:spacing w:after="10" w:before="0"/>
               <w:ind w:left="120"/>
             </w:pPr>
-            <w:hyperlink w:history="1" r:id="rIdiejwmufz3g_34niph1lg9">
+            <w:hyperlink w:history="1" r:id="rId00othmnon2zrus78hafgz">
               <w:r>
                 <w:rPr>
                   <w:rFonts w:ascii="Arial" w:cs="Arial" w:eastAsia="Arial" w:hAnsi="Arial"/>

--- a/data/outputs/v2/General_Science/SS3.2_Linear_Motion/General_Science_Linear_Motion_CBE_LessonSequence.docx
+++ b/data/outputs/v2/General_Science/SS3.2_Linear_Motion/General_Science_Linear_Motion_CBE_LessonSequence.docx
@@ -3007,7 +3007,7 @@
             <w:pPr>
               <w:spacing w:after="20" w:before="0"/>
             </w:pPr>
-            <w:hyperlink w:history="1" r:id="rIdakblu5r9ordtajssquh4r">
+            <w:hyperlink w:history="1" r:id="rIdwcz6priwobwkcrcnwvggb">
               <w:r>
                 <w:rPr>
                   <w:rFonts w:ascii="Arial" w:cs="Arial" w:eastAsia="Arial" w:hAnsi="Arial"/>
@@ -3040,7 +3040,7 @@
               <w:spacing w:after="10" w:before="0"/>
               <w:ind w:left="120"/>
             </w:pPr>
-            <w:hyperlink w:history="1" r:id="rId-wmjrvt32fda51kzo4ndw">
+            <w:hyperlink w:history="1" r:id="rIdk69ykwkvetubelzvllb3o">
               <w:r>
                 <w:rPr>
                   <w:rFonts w:ascii="Arial" w:cs="Arial" w:eastAsia="Arial" w:hAnsi="Arial"/>
@@ -3085,7 +3085,7 @@
             <w:pPr>
               <w:spacing w:after="20" w:before="0"/>
             </w:pPr>
-            <w:hyperlink w:history="1" r:id="rIdc90o6wxx2ptwjrytolba8">
+            <w:hyperlink w:history="1" r:id="rIdncbkhiin-iuh8p6lbhy7u">
               <w:r>
                 <w:rPr>
                   <w:rFonts w:ascii="Arial" w:cs="Arial" w:eastAsia="Arial" w:hAnsi="Arial"/>
@@ -3118,7 +3118,7 @@
               <w:spacing w:after="10" w:before="0"/>
               <w:ind w:left="120"/>
             </w:pPr>
-            <w:hyperlink w:history="1" r:id="rIduqdu_bogz8w7eunyan3e9">
+            <w:hyperlink w:history="1" r:id="rIddig72isgq81horfihuc7o">
               <w:r>
                 <w:rPr>
                   <w:rFonts w:ascii="Arial" w:cs="Arial" w:eastAsia="Arial" w:hAnsi="Arial"/>
@@ -3313,7 +3313,7 @@
             <w:pPr>
               <w:spacing w:after="20" w:before="0"/>
             </w:pPr>
-            <w:hyperlink w:history="1" r:id="rIdrnimrncce4nswcyue7kmk">
+            <w:hyperlink w:history="1" r:id="rIdchpw1-inwsu3x3puca8gu">
               <w:r>
                 <w:rPr>
                   <w:rFonts w:ascii="Arial" w:cs="Arial" w:eastAsia="Arial" w:hAnsi="Arial"/>
@@ -3346,7 +3346,7 @@
               <w:spacing w:after="10" w:before="0"/>
               <w:ind w:left="120"/>
             </w:pPr>
-            <w:hyperlink w:history="1" r:id="rIdm3k6xaart4cvkoypjlnis">
+            <w:hyperlink w:history="1" r:id="rId1shhrvaig0bk8zluijist">
               <w:r>
                 <w:rPr>
                   <w:rFonts w:ascii="Arial" w:cs="Arial" w:eastAsia="Arial" w:hAnsi="Arial"/>
@@ -3391,7 +3391,7 @@
             <w:pPr>
               <w:spacing w:after="20" w:before="0"/>
             </w:pPr>
-            <w:hyperlink w:history="1" r:id="rIdr4_-bur0dbkmsnmxb0mk2">
+            <w:hyperlink w:history="1" r:id="rIdienzbisxjwskp4bxrzjvn">
               <w:r>
                 <w:rPr>
                   <w:rFonts w:ascii="Arial" w:cs="Arial" w:eastAsia="Arial" w:hAnsi="Arial"/>
@@ -3424,7 +3424,7 @@
               <w:spacing w:after="10" w:before="0"/>
               <w:ind w:left="120"/>
             </w:pPr>
-            <w:hyperlink w:history="1" r:id="rIdls-jpdinz8mqyavoj8ldk">
+            <w:hyperlink w:history="1" r:id="rId4hsxlogjptqntic2sghvd">
               <w:r>
                 <w:rPr>
                   <w:rFonts w:ascii="Arial" w:cs="Arial" w:eastAsia="Arial" w:hAnsi="Arial"/>
@@ -3619,7 +3619,7 @@
             <w:pPr>
               <w:spacing w:after="20" w:before="0"/>
             </w:pPr>
-            <w:hyperlink w:history="1" r:id="rId4nhex8vwkmms0ddl7xbus">
+            <w:hyperlink w:history="1" r:id="rIdwbjjca_i52daqapkhmbzs">
               <w:r>
                 <w:rPr>
                   <w:rFonts w:ascii="Arial" w:cs="Arial" w:eastAsia="Arial" w:hAnsi="Arial"/>
@@ -3652,7 +3652,7 @@
               <w:spacing w:after="10" w:before="0"/>
               <w:ind w:left="120"/>
             </w:pPr>
-            <w:hyperlink w:history="1" r:id="rIdah3aefagrz3r5kuguskjc">
+            <w:hyperlink w:history="1" r:id="rIdeeojc3mtntuuxhjrkn-ga">
               <w:r>
                 <w:rPr>
                   <w:rFonts w:ascii="Arial" w:cs="Arial" w:eastAsia="Arial" w:hAnsi="Arial"/>
@@ -3697,7 +3697,7 @@
             <w:pPr>
               <w:spacing w:after="20" w:before="0"/>
             </w:pPr>
-            <w:hyperlink w:history="1" r:id="rIdbsz8pxkj9o6wquoojdrlb">
+            <w:hyperlink w:history="1" r:id="rId0iysmns6ntdgzmzecusnk">
               <w:r>
                 <w:rPr>
                   <w:rFonts w:ascii="Arial" w:cs="Arial" w:eastAsia="Arial" w:hAnsi="Arial"/>
@@ -3730,7 +3730,7 @@
               <w:spacing w:after="10" w:before="0"/>
               <w:ind w:left="120"/>
             </w:pPr>
-            <w:hyperlink w:history="1" r:id="rIdmlakduqnpqhy-51bbajl1">
+            <w:hyperlink w:history="1" r:id="rId-jdikludgwyxmdb4pydw2">
               <w:r>
                 <w:rPr>
                   <w:rFonts w:ascii="Arial" w:cs="Arial" w:eastAsia="Arial" w:hAnsi="Arial"/>
@@ -3925,7 +3925,7 @@
             <w:pPr>
               <w:spacing w:after="20" w:before="0"/>
             </w:pPr>
-            <w:hyperlink w:history="1" r:id="rId-9qgpbdzon_dlgsdoc9s-">
+            <w:hyperlink w:history="1" r:id="rIdabtpm8ybf5wr6tf2sqn2x">
               <w:r>
                 <w:rPr>
                   <w:rFonts w:ascii="Arial" w:cs="Arial" w:eastAsia="Arial" w:hAnsi="Arial"/>
@@ -3958,7 +3958,7 @@
               <w:spacing w:after="10" w:before="0"/>
               <w:ind w:left="120"/>
             </w:pPr>
-            <w:hyperlink w:history="1" r:id="rId0nys1t8fcg-ha2sc6s5z_">
+            <w:hyperlink w:history="1" r:id="rIdwov_i0rfxt9ewrgmuhjix">
               <w:r>
                 <w:rPr>
                   <w:rFonts w:ascii="Arial" w:cs="Arial" w:eastAsia="Arial" w:hAnsi="Arial"/>
@@ -4003,7 +4003,7 @@
             <w:pPr>
               <w:spacing w:after="20" w:before="0"/>
             </w:pPr>
-            <w:hyperlink w:history="1" r:id="rId3g7quwft_me1jsabknoh9">
+            <w:hyperlink w:history="1" r:id="rIddayrnnhgjsqqfroph6cya">
               <w:r>
                 <w:rPr>
                   <w:rFonts w:ascii="Arial" w:cs="Arial" w:eastAsia="Arial" w:hAnsi="Arial"/>
@@ -4036,7 +4036,7 @@
               <w:spacing w:after="10" w:before="0"/>
               <w:ind w:left="120"/>
             </w:pPr>
-            <w:hyperlink w:history="1" r:id="rIdr2vddt1yplz6ugcstgxlv">
+            <w:hyperlink w:history="1" r:id="rIdfpcwp-lxjl17cimo4r48o">
               <w:r>
                 <w:rPr>
                   <w:rFonts w:ascii="Arial" w:cs="Arial" w:eastAsia="Arial" w:hAnsi="Arial"/>
@@ -4231,7 +4231,7 @@
             <w:pPr>
               <w:spacing w:after="20" w:before="0"/>
             </w:pPr>
-            <w:hyperlink w:history="1" r:id="rIdleqdm2hy_qlzespfphmjr">
+            <w:hyperlink w:history="1" r:id="rId6kjllsuk_eexvdotqsvrg">
               <w:r>
                 <w:rPr>
                   <w:rFonts w:ascii="Arial" w:cs="Arial" w:eastAsia="Arial" w:hAnsi="Arial"/>
@@ -4264,7 +4264,7 @@
               <w:spacing w:after="10" w:before="0"/>
               <w:ind w:left="120"/>
             </w:pPr>
-            <w:hyperlink w:history="1" r:id="rIdr9i-6upukuvpdul-gnn1c">
+            <w:hyperlink w:history="1" r:id="rIdoyt5ob2rtjlv4rnocccg4">
               <w:r>
                 <w:rPr>
                   <w:rFonts w:ascii="Arial" w:cs="Arial" w:eastAsia="Arial" w:hAnsi="Arial"/>
@@ -4309,7 +4309,7 @@
             <w:pPr>
               <w:spacing w:after="20" w:before="0"/>
             </w:pPr>
-            <w:hyperlink w:history="1" r:id="rIdz9epscqtfx8vxhszq0rsz">
+            <w:hyperlink w:history="1" r:id="rIdksewiftex3rrsppds4zzc">
               <w:r>
                 <w:rPr>
                   <w:rFonts w:ascii="Arial" w:cs="Arial" w:eastAsia="Arial" w:hAnsi="Arial"/>
@@ -4342,7 +4342,7 @@
               <w:spacing w:after="10" w:before="0"/>
               <w:ind w:left="120"/>
             </w:pPr>
-            <w:hyperlink w:history="1" r:id="rId2cbc2fjlkc49oc1_kjvtc">
+            <w:hyperlink w:history="1" r:id="rIdxzbltbnkaxjhuxp5dqdby">
               <w:r>
                 <w:rPr>
                   <w:rFonts w:ascii="Arial" w:cs="Arial" w:eastAsia="Arial" w:hAnsi="Arial"/>
@@ -5829,7 +5829,7 @@
             <w:pPr>
               <w:spacing w:after="20" w:before="0"/>
             </w:pPr>
-            <w:hyperlink w:history="1" r:id="rIdvw2vy4ylxzvfexggjhnre">
+            <w:hyperlink w:history="1" r:id="rIdy98apkyrogi6esb2m70_0">
               <w:r>
                 <w:rPr>
                   <w:rFonts w:ascii="Arial" w:cs="Arial" w:eastAsia="Arial" w:hAnsi="Arial"/>
@@ -5862,7 +5862,7 @@
               <w:spacing w:after="10" w:before="0"/>
               <w:ind w:left="120"/>
             </w:pPr>
-            <w:hyperlink w:history="1" r:id="rId87-rh9zf5wtttvcgqxrro">
+            <w:hyperlink w:history="1" r:id="rIdb_afg3v0qz17zb6_4y67u">
               <w:r>
                 <w:rPr>
                   <w:rFonts w:ascii="Arial" w:cs="Arial" w:eastAsia="Arial" w:hAnsi="Arial"/>
@@ -5907,7 +5907,7 @@
             <w:pPr>
               <w:spacing w:after="20" w:before="0"/>
             </w:pPr>
-            <w:hyperlink w:history="1" r:id="rId7m1gojesuswro74bc_srw">
+            <w:hyperlink w:history="1" r:id="rIdvcf6xcshmmoylkamhc-r1">
               <w:r>
                 <w:rPr>
                   <w:rFonts w:ascii="Arial" w:cs="Arial" w:eastAsia="Arial" w:hAnsi="Arial"/>
@@ -5940,7 +5940,7 @@
               <w:spacing w:after="10" w:before="0"/>
               <w:ind w:left="120"/>
             </w:pPr>
-            <w:hyperlink w:history="1" r:id="rIdtzzlsyzrc5o1ofhmfhiku">
+            <w:hyperlink w:history="1" r:id="rIdysivi9kadhqpphal_-n3t">
               <w:r>
                 <w:rPr>
                   <w:rFonts w:ascii="Arial" w:cs="Arial" w:eastAsia="Arial" w:hAnsi="Arial"/>
@@ -6135,7 +6135,7 @@
             <w:pPr>
               <w:spacing w:after="20" w:before="0"/>
             </w:pPr>
-            <w:hyperlink w:history="1" r:id="rIdittu41vpixpbv7g1pjzss">
+            <w:hyperlink w:history="1" r:id="rIdy2i5qck2kxv5pkye9f1d2">
               <w:r>
                 <w:rPr>
                   <w:rFonts w:ascii="Arial" w:cs="Arial" w:eastAsia="Arial" w:hAnsi="Arial"/>
@@ -6168,7 +6168,7 @@
               <w:spacing w:after="10" w:before="0"/>
               <w:ind w:left="120"/>
             </w:pPr>
-            <w:hyperlink w:history="1" r:id="rId6jypdt3vfjdaef2rdbjae">
+            <w:hyperlink w:history="1" r:id="rIdthe0aqlsp8hm14xfcddaa">
               <w:r>
                 <w:rPr>
                   <w:rFonts w:ascii="Arial" w:cs="Arial" w:eastAsia="Arial" w:hAnsi="Arial"/>
@@ -6213,7 +6213,7 @@
             <w:pPr>
               <w:spacing w:after="20" w:before="0"/>
             </w:pPr>
-            <w:hyperlink w:history="1" r:id="rIdj8p3-oinhycvbfg5fnu_a">
+            <w:hyperlink w:history="1" r:id="rIdtctypytcbb-ujkt6xe3zg">
               <w:r>
                 <w:rPr>
                   <w:rFonts w:ascii="Arial" w:cs="Arial" w:eastAsia="Arial" w:hAnsi="Arial"/>
@@ -6246,7 +6246,7 @@
               <w:spacing w:after="10" w:before="0"/>
               <w:ind w:left="120"/>
             </w:pPr>
-            <w:hyperlink w:history="1" r:id="rIdd6ecbdbajxtjyecgq6d5f">
+            <w:hyperlink w:history="1" r:id="rIdetrv8qsbwkwykbcpyw-aq">
               <w:r>
                 <w:rPr>
                   <w:rFonts w:ascii="Arial" w:cs="Arial" w:eastAsia="Arial" w:hAnsi="Arial"/>
@@ -6441,7 +6441,7 @@
             <w:pPr>
               <w:spacing w:after="20" w:before="0"/>
             </w:pPr>
-            <w:hyperlink w:history="1" r:id="rIdugk1vfpkgnxurj9g_x32e">
+            <w:hyperlink w:history="1" r:id="rIdbvdhciu99uelmw7dvcwwq">
               <w:r>
                 <w:rPr>
                   <w:rFonts w:ascii="Arial" w:cs="Arial" w:eastAsia="Arial" w:hAnsi="Arial"/>
@@ -6474,7 +6474,7 @@
               <w:spacing w:after="10" w:before="0"/>
               <w:ind w:left="120"/>
             </w:pPr>
-            <w:hyperlink w:history="1" r:id="rId6wrgiu_yurli_f22fmx9d">
+            <w:hyperlink w:history="1" r:id="rIdvgavm0ucbdgmy6dpalh0x">
               <w:r>
                 <w:rPr>
                   <w:rFonts w:ascii="Arial" w:cs="Arial" w:eastAsia="Arial" w:hAnsi="Arial"/>
@@ -6519,7 +6519,7 @@
             <w:pPr>
               <w:spacing w:after="20" w:before="0"/>
             </w:pPr>
-            <w:hyperlink w:history="1" r:id="rIdbfyk0rlvi0nmnsudat9rc">
+            <w:hyperlink w:history="1" r:id="rIdqbv1ghajntvl8ib2uly2w">
               <w:r>
                 <w:rPr>
                   <w:rFonts w:ascii="Arial" w:cs="Arial" w:eastAsia="Arial" w:hAnsi="Arial"/>
@@ -6552,7 +6552,7 @@
               <w:spacing w:after="10" w:before="0"/>
               <w:ind w:left="120"/>
             </w:pPr>
-            <w:hyperlink w:history="1" r:id="rId9xv7wnoci-qamh4oytwa_">
+            <w:hyperlink w:history="1" r:id="rIdgdue963wm5xgn5_hlfykm">
               <w:r>
                 <w:rPr>
                   <w:rFonts w:ascii="Arial" w:cs="Arial" w:eastAsia="Arial" w:hAnsi="Arial"/>
@@ -6747,7 +6747,7 @@
             <w:pPr>
               <w:spacing w:after="20" w:before="0"/>
             </w:pPr>
-            <w:hyperlink w:history="1" r:id="rIdvxm9itkjgcf4e8jdtzr5k">
+            <w:hyperlink w:history="1" r:id="rIddcw6chthe03u8h3brnfa2">
               <w:r>
                 <w:rPr>
                   <w:rFonts w:ascii="Arial" w:cs="Arial" w:eastAsia="Arial" w:hAnsi="Arial"/>
@@ -6780,7 +6780,7 @@
               <w:spacing w:after="10" w:before="0"/>
               <w:ind w:left="120"/>
             </w:pPr>
-            <w:hyperlink w:history="1" r:id="rId8owzxbjib5vujy_-nxt8c">
+            <w:hyperlink w:history="1" r:id="rIdkolgo437zcgubarjxiwe3">
               <w:r>
                 <w:rPr>
                   <w:rFonts w:ascii="Arial" w:cs="Arial" w:eastAsia="Arial" w:hAnsi="Arial"/>
@@ -6825,7 +6825,7 @@
             <w:pPr>
               <w:spacing w:after="20" w:before="0"/>
             </w:pPr>
-            <w:hyperlink w:history="1" r:id="rIdc1886xjuxweyys5nmkl_2">
+            <w:hyperlink w:history="1" r:id="rIdprqydldodjstaclnbkryl">
               <w:r>
                 <w:rPr>
                   <w:rFonts w:ascii="Arial" w:cs="Arial" w:eastAsia="Arial" w:hAnsi="Arial"/>
@@ -6858,7 +6858,7 @@
               <w:spacing w:after="10" w:before="0"/>
               <w:ind w:left="120"/>
             </w:pPr>
-            <w:hyperlink w:history="1" r:id="rIdjfjg8ss7gk_shn7f7pyjq">
+            <w:hyperlink w:history="1" r:id="rIduyh1wohq3_cf0iwk_qpoq">
               <w:r>
                 <w:rPr>
                   <w:rFonts w:ascii="Arial" w:cs="Arial" w:eastAsia="Arial" w:hAnsi="Arial"/>
@@ -7053,7 +7053,7 @@
             <w:pPr>
               <w:spacing w:after="20" w:before="0"/>
             </w:pPr>
-            <w:hyperlink w:history="1" r:id="rIddekaeu85ovfiixhtsjqbu">
+            <w:hyperlink w:history="1" r:id="rIdywqelcsilg6mgcg9_tlez">
               <w:r>
                 <w:rPr>
                   <w:rFonts w:ascii="Arial" w:cs="Arial" w:eastAsia="Arial" w:hAnsi="Arial"/>
@@ -7086,7 +7086,7 @@
               <w:spacing w:after="10" w:before="0"/>
               <w:ind w:left="120"/>
             </w:pPr>
-            <w:hyperlink w:history="1" r:id="rIddtaiskjh1z8se-5t1zr0l">
+            <w:hyperlink w:history="1" r:id="rIdoeofilepmktfrqk_oydmz">
               <w:r>
                 <w:rPr>
                   <w:rFonts w:ascii="Arial" w:cs="Arial" w:eastAsia="Arial" w:hAnsi="Arial"/>
@@ -7131,7 +7131,7 @@
             <w:pPr>
               <w:spacing w:after="20" w:before="0"/>
             </w:pPr>
-            <w:hyperlink w:history="1" r:id="rIddpx8mp-ppvstblwslaq5t">
+            <w:hyperlink w:history="1" r:id="rId2qjdcpm1fyc4uj9mplspf">
               <w:r>
                 <w:rPr>
                   <w:rFonts w:ascii="Arial" w:cs="Arial" w:eastAsia="Arial" w:hAnsi="Arial"/>
@@ -7164,7 +7164,7 @@
               <w:spacing w:after="10" w:before="0"/>
               <w:ind w:left="120"/>
             </w:pPr>
-            <w:hyperlink w:history="1" r:id="rIdaejytgy3i_neiob9qkjcc">
+            <w:hyperlink w:history="1" r:id="rIduoreldovl7wgtujcvep3l">
               <w:r>
                 <w:rPr>
                   <w:rFonts w:ascii="Arial" w:cs="Arial" w:eastAsia="Arial" w:hAnsi="Arial"/>
@@ -8651,7 +8651,7 @@
             <w:pPr>
               <w:spacing w:after="20" w:before="0"/>
             </w:pPr>
-            <w:hyperlink w:history="1" r:id="rIdubb39bvlsbg55mi4he-oe">
+            <w:hyperlink w:history="1" r:id="rIdwbhfkh5kr4r21xah7l3xd">
               <w:r>
                 <w:rPr>
                   <w:rFonts w:ascii="Arial" w:cs="Arial" w:eastAsia="Arial" w:hAnsi="Arial"/>
@@ -8684,7 +8684,7 @@
               <w:spacing w:after="10" w:before="0"/>
               <w:ind w:left="120"/>
             </w:pPr>
-            <w:hyperlink w:history="1" r:id="rIddzmyfikinyfyd_79u1rjm">
+            <w:hyperlink w:history="1" r:id="rIdlk68syl6gbaxrl9aqmjoq">
               <w:r>
                 <w:rPr>
                   <w:rFonts w:ascii="Arial" w:cs="Arial" w:eastAsia="Arial" w:hAnsi="Arial"/>
@@ -8729,7 +8729,7 @@
             <w:pPr>
               <w:spacing w:after="20" w:before="0"/>
             </w:pPr>
-            <w:hyperlink w:history="1" r:id="rIdb0ist-r2xgt_fsmuv2y0y">
+            <w:hyperlink w:history="1" r:id="rIddwr5mgcyyytinzgjqlkxy">
               <w:r>
                 <w:rPr>
                   <w:rFonts w:ascii="Arial" w:cs="Arial" w:eastAsia="Arial" w:hAnsi="Arial"/>
@@ -8762,7 +8762,7 @@
               <w:spacing w:after="10" w:before="0"/>
               <w:ind w:left="120"/>
             </w:pPr>
-            <w:hyperlink w:history="1" r:id="rIdqwobqthwfgmigxfc87ku3">
+            <w:hyperlink w:history="1" r:id="rIdvkaa4o6qwf4tzou0lvkmc">
               <w:r>
                 <w:rPr>
                   <w:rFonts w:ascii="Arial" w:cs="Arial" w:eastAsia="Arial" w:hAnsi="Arial"/>
@@ -8957,7 +8957,7 @@
             <w:pPr>
               <w:spacing w:after="20" w:before="0"/>
             </w:pPr>
-            <w:hyperlink w:history="1" r:id="rIdknwpfxqrjtm-pxrxn1zhw">
+            <w:hyperlink w:history="1" r:id="rIdykjbznd0it58zpcgiiesv">
               <w:r>
                 <w:rPr>
                   <w:rFonts w:ascii="Arial" w:cs="Arial" w:eastAsia="Arial" w:hAnsi="Arial"/>
@@ -8990,7 +8990,7 @@
               <w:spacing w:after="10" w:before="0"/>
               <w:ind w:left="120"/>
             </w:pPr>
-            <w:hyperlink w:history="1" r:id="rIdjkqjeqc_avzkvmgwivgjg">
+            <w:hyperlink w:history="1" r:id="rIdwbaarbnc4ymmz8ftijkus">
               <w:r>
                 <w:rPr>
                   <w:rFonts w:ascii="Arial" w:cs="Arial" w:eastAsia="Arial" w:hAnsi="Arial"/>
@@ -9035,7 +9035,7 @@
             <w:pPr>
               <w:spacing w:after="20" w:before="0"/>
             </w:pPr>
-            <w:hyperlink w:history="1" r:id="rIdm7vkwf3hxk-iifpht8goe">
+            <w:hyperlink w:history="1" r:id="rIdsfqjugmuddmjopn-hoohr">
               <w:r>
                 <w:rPr>
                   <w:rFonts w:ascii="Arial" w:cs="Arial" w:eastAsia="Arial" w:hAnsi="Arial"/>
@@ -9068,7 +9068,7 @@
               <w:spacing w:after="10" w:before="0"/>
               <w:ind w:left="120"/>
             </w:pPr>
-            <w:hyperlink w:history="1" r:id="rId46gdvvs261ffx-hdxh8rt">
+            <w:hyperlink w:history="1" r:id="rIdpbr1v3wljxh-fzdie9mjw">
               <w:r>
                 <w:rPr>
                   <w:rFonts w:ascii="Arial" w:cs="Arial" w:eastAsia="Arial" w:hAnsi="Arial"/>
@@ -9263,7 +9263,7 @@
             <w:pPr>
               <w:spacing w:after="20" w:before="0"/>
             </w:pPr>
-            <w:hyperlink w:history="1" r:id="rIdhi7acxraj-wk-uv9ezlbj">
+            <w:hyperlink w:history="1" r:id="rIdzcerfm9wfjnogkpmidqvf">
               <w:r>
                 <w:rPr>
                   <w:rFonts w:ascii="Arial" w:cs="Arial" w:eastAsia="Arial" w:hAnsi="Arial"/>
@@ -9296,7 +9296,7 @@
               <w:spacing w:after="10" w:before="0"/>
               <w:ind w:left="120"/>
             </w:pPr>
-            <w:hyperlink w:history="1" r:id="rId2xp5ag75tmfsupnv07ur8">
+            <w:hyperlink w:history="1" r:id="rIdnpvs1y-mscz9yvr5k-ube">
               <w:r>
                 <w:rPr>
                   <w:rFonts w:ascii="Arial" w:cs="Arial" w:eastAsia="Arial" w:hAnsi="Arial"/>
@@ -9341,7 +9341,7 @@
             <w:pPr>
               <w:spacing w:after="20" w:before="0"/>
             </w:pPr>
-            <w:hyperlink w:history="1" r:id="rIdeueuwk12pchjnue5dt5ta">
+            <w:hyperlink w:history="1" r:id="rId6pkcgack0qnjkanfqiva3">
               <w:r>
                 <w:rPr>
                   <w:rFonts w:ascii="Arial" w:cs="Arial" w:eastAsia="Arial" w:hAnsi="Arial"/>
@@ -9374,7 +9374,7 @@
               <w:spacing w:after="10" w:before="0"/>
               <w:ind w:left="120"/>
             </w:pPr>
-            <w:hyperlink w:history="1" r:id="rIdetkrvyts3vepxcf2wb5er">
+            <w:hyperlink w:history="1" r:id="rIdacujklityx3otlh2lul2k">
               <w:r>
                 <w:rPr>
                   <w:rFonts w:ascii="Arial" w:cs="Arial" w:eastAsia="Arial" w:hAnsi="Arial"/>
@@ -9569,7 +9569,7 @@
             <w:pPr>
               <w:spacing w:after="20" w:before="0"/>
             </w:pPr>
-            <w:hyperlink w:history="1" r:id="rIdnqr16lsb1seq0_ealhtx5">
+            <w:hyperlink w:history="1" r:id="rId0-5n30j7haoqomuxwayok">
               <w:r>
                 <w:rPr>
                   <w:rFonts w:ascii="Arial" w:cs="Arial" w:eastAsia="Arial" w:hAnsi="Arial"/>
@@ -9602,7 +9602,7 @@
               <w:spacing w:after="10" w:before="0"/>
               <w:ind w:left="120"/>
             </w:pPr>
-            <w:hyperlink w:history="1" r:id="rIdevagmsbpsvkhkizjbfakz">
+            <w:hyperlink w:history="1" r:id="rIdjqdvlbkr1em1mnomasc_f">
               <w:r>
                 <w:rPr>
                   <w:rFonts w:ascii="Arial" w:cs="Arial" w:eastAsia="Arial" w:hAnsi="Arial"/>
@@ -9647,7 +9647,7 @@
             <w:pPr>
               <w:spacing w:after="20" w:before="0"/>
             </w:pPr>
-            <w:hyperlink w:history="1" r:id="rIdvbmwxrun6gwcm9hx7bnnt">
+            <w:hyperlink w:history="1" r:id="rIdwg3iqw1akdeq42i_k1l4l">
               <w:r>
                 <w:rPr>
                   <w:rFonts w:ascii="Arial" w:cs="Arial" w:eastAsia="Arial" w:hAnsi="Arial"/>
@@ -9680,7 +9680,7 @@
               <w:spacing w:after="10" w:before="0"/>
               <w:ind w:left="120"/>
             </w:pPr>
-            <w:hyperlink w:history="1" r:id="rIdcvhdpjzyh1wyy7sc_psck">
+            <w:hyperlink w:history="1" r:id="rIdsc7vntqy0nxym4k5jdlvw">
               <w:r>
                 <w:rPr>
                   <w:rFonts w:ascii="Arial" w:cs="Arial" w:eastAsia="Arial" w:hAnsi="Arial"/>
@@ -9875,7 +9875,7 @@
             <w:pPr>
               <w:spacing w:after="20" w:before="0"/>
             </w:pPr>
-            <w:hyperlink w:history="1" r:id="rId1zehbojjvufh1dginnyf9">
+            <w:hyperlink w:history="1" r:id="rId8p8jfly5fi9d_s2qj8c6z">
               <w:r>
                 <w:rPr>
                   <w:rFonts w:ascii="Arial" w:cs="Arial" w:eastAsia="Arial" w:hAnsi="Arial"/>
@@ -9908,7 +9908,7 @@
               <w:spacing w:after="10" w:before="0"/>
               <w:ind w:left="120"/>
             </w:pPr>
-            <w:hyperlink w:history="1" r:id="rIditduj-cnmavpmvf5fspzk">
+            <w:hyperlink w:history="1" r:id="rIdgjtj1fk1v8bom5p6ji53x">
               <w:r>
                 <w:rPr>
                   <w:rFonts w:ascii="Arial" w:cs="Arial" w:eastAsia="Arial" w:hAnsi="Arial"/>
@@ -9953,7 +9953,7 @@
             <w:pPr>
               <w:spacing w:after="20" w:before="0"/>
             </w:pPr>
-            <w:hyperlink w:history="1" r:id="rId-hkpmpjnsguraruagwznu">
+            <w:hyperlink w:history="1" r:id="rIdruzx4vskyskj7h5bh-3cz">
               <w:r>
                 <w:rPr>
                   <w:rFonts w:ascii="Arial" w:cs="Arial" w:eastAsia="Arial" w:hAnsi="Arial"/>
@@ -9986,7 +9986,7 @@
               <w:spacing w:after="10" w:before="0"/>
               <w:ind w:left="120"/>
             </w:pPr>
-            <w:hyperlink w:history="1" r:id="rIdgyrvzgsmmszlblxr8c7ia">
+            <w:hyperlink w:history="1" r:id="rIdlhrybl48s9x4-ajkykzcp">
               <w:r>
                 <w:rPr>
                   <w:rFonts w:ascii="Arial" w:cs="Arial" w:eastAsia="Arial" w:hAnsi="Arial"/>
@@ -11473,7 +11473,7 @@
             <w:pPr>
               <w:spacing w:after="20" w:before="0"/>
             </w:pPr>
-            <w:hyperlink w:history="1" r:id="rIdwmcwapelqmtlljw_zg3wg">
+            <w:hyperlink w:history="1" r:id="rIdazmayc-cjsodycdfynx4s">
               <w:r>
                 <w:rPr>
                   <w:rFonts w:ascii="Arial" w:cs="Arial" w:eastAsia="Arial" w:hAnsi="Arial"/>
@@ -11506,7 +11506,7 @@
               <w:spacing w:after="10" w:before="0"/>
               <w:ind w:left="120"/>
             </w:pPr>
-            <w:hyperlink w:history="1" r:id="rIdn9_nmue9tjiu8jvcdsb2a">
+            <w:hyperlink w:history="1" r:id="rIdjj-uwgetfpiicpf1__35g">
               <w:r>
                 <w:rPr>
                   <w:rFonts w:ascii="Arial" w:cs="Arial" w:eastAsia="Arial" w:hAnsi="Arial"/>
@@ -11551,7 +11551,7 @@
             <w:pPr>
               <w:spacing w:after="20" w:before="0"/>
             </w:pPr>
-            <w:hyperlink w:history="1" r:id="rIdtgnd540vvutqmdctpn40_">
+            <w:hyperlink w:history="1" r:id="rIdl03tc-qsdzxlqtxkznbqr">
               <w:r>
                 <w:rPr>
                   <w:rFonts w:ascii="Arial" w:cs="Arial" w:eastAsia="Arial" w:hAnsi="Arial"/>
@@ -11584,7 +11584,7 @@
               <w:spacing w:after="10" w:before="0"/>
               <w:ind w:left="120"/>
             </w:pPr>
-            <w:hyperlink w:history="1" r:id="rIdi02lpydbawrzb1gjbo1e2">
+            <w:hyperlink w:history="1" r:id="rIdvhiigxm4yumkmbglge8s0">
               <w:r>
                 <w:rPr>
                   <w:rFonts w:ascii="Arial" w:cs="Arial" w:eastAsia="Arial" w:hAnsi="Arial"/>
@@ -11779,7 +11779,7 @@
             <w:pPr>
               <w:spacing w:after="20" w:before="0"/>
             </w:pPr>
-            <w:hyperlink w:history="1" r:id="rIdip_umxlty7y5erwlmhs4z">
+            <w:hyperlink w:history="1" r:id="rIdn6e3koe1wupjkmxxjj1o3">
               <w:r>
                 <w:rPr>
                   <w:rFonts w:ascii="Arial" w:cs="Arial" w:eastAsia="Arial" w:hAnsi="Arial"/>
@@ -11812,7 +11812,7 @@
               <w:spacing w:after="10" w:before="0"/>
               <w:ind w:left="120"/>
             </w:pPr>
-            <w:hyperlink w:history="1" r:id="rIde3gd3dutkpudal1ub3gof">
+            <w:hyperlink w:history="1" r:id="rId_cr-6wdoyaf-aoo27gfgm">
               <w:r>
                 <w:rPr>
                   <w:rFonts w:ascii="Arial" w:cs="Arial" w:eastAsia="Arial" w:hAnsi="Arial"/>
@@ -11857,7 +11857,7 @@
             <w:pPr>
               <w:spacing w:after="20" w:before="0"/>
             </w:pPr>
-            <w:hyperlink w:history="1" r:id="rId1a-yrds3jho1dwvnapear">
+            <w:hyperlink w:history="1" r:id="rId3opfi7yjeuj7qqgp3m6sl">
               <w:r>
                 <w:rPr>
                   <w:rFonts w:ascii="Arial" w:cs="Arial" w:eastAsia="Arial" w:hAnsi="Arial"/>
@@ -11890,7 +11890,7 @@
               <w:spacing w:after="10" w:before="0"/>
               <w:ind w:left="120"/>
             </w:pPr>
-            <w:hyperlink w:history="1" r:id="rIdbacicfracngp8tdqx4eo-">
+            <w:hyperlink w:history="1" r:id="rId3ms3kdvrg-9nwv1qc5vh4">
               <w:r>
                 <w:rPr>
                   <w:rFonts w:ascii="Arial" w:cs="Arial" w:eastAsia="Arial" w:hAnsi="Arial"/>
@@ -12085,7 +12085,7 @@
             <w:pPr>
               <w:spacing w:after="20" w:before="0"/>
             </w:pPr>
-            <w:hyperlink w:history="1" r:id="rId3lmzyygt29qsxyzp1flq7">
+            <w:hyperlink w:history="1" r:id="rIdvn8oksragncvew3lwvyyf">
               <w:r>
                 <w:rPr>
                   <w:rFonts w:ascii="Arial" w:cs="Arial" w:eastAsia="Arial" w:hAnsi="Arial"/>
@@ -12118,7 +12118,7 @@
               <w:spacing w:after="10" w:before="0"/>
               <w:ind w:left="120"/>
             </w:pPr>
-            <w:hyperlink w:history="1" r:id="rIdxoxlu4rde5nimz_vqve-x">
+            <w:hyperlink w:history="1" r:id="rIdik1uabqjozshret_gqagm">
               <w:r>
                 <w:rPr>
                   <w:rFonts w:ascii="Arial" w:cs="Arial" w:eastAsia="Arial" w:hAnsi="Arial"/>
@@ -12163,7 +12163,7 @@
             <w:pPr>
               <w:spacing w:after="20" w:before="0"/>
             </w:pPr>
-            <w:hyperlink w:history="1" r:id="rIdj3j2najfljbvlrrkg-ldf">
+            <w:hyperlink w:history="1" r:id="rIds8hprrcq-sziwqrh6eqa4">
               <w:r>
                 <w:rPr>
                   <w:rFonts w:ascii="Arial" w:cs="Arial" w:eastAsia="Arial" w:hAnsi="Arial"/>
@@ -12196,7 +12196,7 @@
               <w:spacing w:after="10" w:before="0"/>
               <w:ind w:left="120"/>
             </w:pPr>
-            <w:hyperlink w:history="1" r:id="rIdmqjy0j74ax6bzwkdwjrr6">
+            <w:hyperlink w:history="1" r:id="rIdqgtnrllmwl0afb25k-h1v">
               <w:r>
                 <w:rPr>
                   <w:rFonts w:ascii="Arial" w:cs="Arial" w:eastAsia="Arial" w:hAnsi="Arial"/>
@@ -12391,7 +12391,7 @@
             <w:pPr>
               <w:spacing w:after="20" w:before="0"/>
             </w:pPr>
-            <w:hyperlink w:history="1" r:id="rIdobzvabftx-65oja6nph1r">
+            <w:hyperlink w:history="1" r:id="rIday5kpc0eq83w9w3aevue8">
               <w:r>
                 <w:rPr>
                   <w:rFonts w:ascii="Arial" w:cs="Arial" w:eastAsia="Arial" w:hAnsi="Arial"/>
@@ -12424,7 +12424,7 @@
               <w:spacing w:after="10" w:before="0"/>
               <w:ind w:left="120"/>
             </w:pPr>
-            <w:hyperlink w:history="1" r:id="rIdsj4hzaj9znbkgr67e4wfe">
+            <w:hyperlink w:history="1" r:id="rIddapgyg-awvggbkj1pdgm9">
               <w:r>
                 <w:rPr>
                   <w:rFonts w:ascii="Arial" w:cs="Arial" w:eastAsia="Arial" w:hAnsi="Arial"/>
@@ -12469,7 +12469,7 @@
             <w:pPr>
               <w:spacing w:after="20" w:before="0"/>
             </w:pPr>
-            <w:hyperlink w:history="1" r:id="rIdq_gbbog9uwcbqtiu14xw6">
+            <w:hyperlink w:history="1" r:id="rIdd_x6f13tajgy4pwvp5llj">
               <w:r>
                 <w:rPr>
                   <w:rFonts w:ascii="Arial" w:cs="Arial" w:eastAsia="Arial" w:hAnsi="Arial"/>
@@ -12502,7 +12502,7 @@
               <w:spacing w:after="10" w:before="0"/>
               <w:ind w:left="120"/>
             </w:pPr>
-            <w:hyperlink w:history="1" r:id="rIdbxaexcaihfjmjyw5thaby">
+            <w:hyperlink w:history="1" r:id="rIdbzdh4kk-cgsaslyyh6jk7">
               <w:r>
                 <w:rPr>
                   <w:rFonts w:ascii="Arial" w:cs="Arial" w:eastAsia="Arial" w:hAnsi="Arial"/>
@@ -12697,7 +12697,7 @@
             <w:pPr>
               <w:spacing w:after="20" w:before="0"/>
             </w:pPr>
-            <w:hyperlink w:history="1" r:id="rIdd2plhgthmv3t_tvebim8w">
+            <w:hyperlink w:history="1" r:id="rId7vth7i26j7taqleafjbg9">
               <w:r>
                 <w:rPr>
                   <w:rFonts w:ascii="Arial" w:cs="Arial" w:eastAsia="Arial" w:hAnsi="Arial"/>
@@ -12730,7 +12730,7 @@
               <w:spacing w:after="10" w:before="0"/>
               <w:ind w:left="120"/>
             </w:pPr>
-            <w:hyperlink w:history="1" r:id="rId8avx8ko-t-am7hwkhfc94">
+            <w:hyperlink w:history="1" r:id="rIdgromp7cagbsea407nseoh">
               <w:r>
                 <w:rPr>
                   <w:rFonts w:ascii="Arial" w:cs="Arial" w:eastAsia="Arial" w:hAnsi="Arial"/>
@@ -12775,7 +12775,7 @@
             <w:pPr>
               <w:spacing w:after="20" w:before="0"/>
             </w:pPr>
-            <w:hyperlink w:history="1" r:id="rIdw9y9hovdaynfqiltnyqd_">
+            <w:hyperlink w:history="1" r:id="rIdvs50hjair7olrdoqslb1z">
               <w:r>
                 <w:rPr>
                   <w:rFonts w:ascii="Arial" w:cs="Arial" w:eastAsia="Arial" w:hAnsi="Arial"/>
@@ -12808,7 +12808,7 @@
               <w:spacing w:after="10" w:before="0"/>
               <w:ind w:left="120"/>
             </w:pPr>
-            <w:hyperlink w:history="1" r:id="rIdvrlpgkjvduq76hbtmd6ds">
+            <w:hyperlink w:history="1" r:id="rIdlcwaus0b95zzgoomegm5f">
               <w:r>
                 <w:rPr>
                   <w:rFonts w:ascii="Arial" w:cs="Arial" w:eastAsia="Arial" w:hAnsi="Arial"/>
@@ -14295,7 +14295,7 @@
             <w:pPr>
               <w:spacing w:after="20" w:before="0"/>
             </w:pPr>
-            <w:hyperlink w:history="1" r:id="rIdfbg6ph5engoknauysrarw">
+            <w:hyperlink w:history="1" r:id="rIdel4abylywsmpec42ydr_t">
               <w:r>
                 <w:rPr>
                   <w:rFonts w:ascii="Arial" w:cs="Arial" w:eastAsia="Arial" w:hAnsi="Arial"/>
@@ -14328,7 +14328,7 @@
               <w:spacing w:after="10" w:before="0"/>
               <w:ind w:left="120"/>
             </w:pPr>
-            <w:hyperlink w:history="1" r:id="rIdsmxvibzuiclexkyz0n_w0">
+            <w:hyperlink w:history="1" r:id="rId2suowipicfghtuzaagmjn">
               <w:r>
                 <w:rPr>
                   <w:rFonts w:ascii="Arial" w:cs="Arial" w:eastAsia="Arial" w:hAnsi="Arial"/>
@@ -14373,7 +14373,7 @@
             <w:pPr>
               <w:spacing w:after="20" w:before="0"/>
             </w:pPr>
-            <w:hyperlink w:history="1" r:id="rIdj9byv5i6nhdvat6khf940">
+            <w:hyperlink w:history="1" r:id="rIddn7ewxsdw29xvmky3wicz">
               <w:r>
                 <w:rPr>
                   <w:rFonts w:ascii="Arial" w:cs="Arial" w:eastAsia="Arial" w:hAnsi="Arial"/>
@@ -14406,7 +14406,7 @@
               <w:spacing w:after="10" w:before="0"/>
               <w:ind w:left="120"/>
             </w:pPr>
-            <w:hyperlink w:history="1" r:id="rIdwfsfmsij6xzh5cmj4o7dd">
+            <w:hyperlink w:history="1" r:id="rIdjf5phkc9dn8u-_lz9jhpa">
               <w:r>
                 <w:rPr>
                   <w:rFonts w:ascii="Arial" w:cs="Arial" w:eastAsia="Arial" w:hAnsi="Arial"/>
@@ -14601,7 +14601,7 @@
             <w:pPr>
               <w:spacing w:after="20" w:before="0"/>
             </w:pPr>
-            <w:hyperlink w:history="1" r:id="rIdpyqpxt6vhe2-wijnrdmoo">
+            <w:hyperlink w:history="1" r:id="rIdegkmk8_0_lg1ysunwagh0">
               <w:r>
                 <w:rPr>
                   <w:rFonts w:ascii="Arial" w:cs="Arial" w:eastAsia="Arial" w:hAnsi="Arial"/>
@@ -14634,7 +14634,7 @@
               <w:spacing w:after="10" w:before="0"/>
               <w:ind w:left="120"/>
             </w:pPr>
-            <w:hyperlink w:history="1" r:id="rIdex1kkn3i7scsiutilwsnf">
+            <w:hyperlink w:history="1" r:id="rIdndacsva8fksemgp4hya3g">
               <w:r>
                 <w:rPr>
                   <w:rFonts w:ascii="Arial" w:cs="Arial" w:eastAsia="Arial" w:hAnsi="Arial"/>
@@ -14679,7 +14679,7 @@
             <w:pPr>
               <w:spacing w:after="20" w:before="0"/>
             </w:pPr>
-            <w:hyperlink w:history="1" r:id="rIdaq4r-206xpdhdpwguhbun">
+            <w:hyperlink w:history="1" r:id="rIdhe2t9krfebz1a1xap95kd">
               <w:r>
                 <w:rPr>
                   <w:rFonts w:ascii="Arial" w:cs="Arial" w:eastAsia="Arial" w:hAnsi="Arial"/>
@@ -14712,7 +14712,7 @@
               <w:spacing w:after="10" w:before="0"/>
               <w:ind w:left="120"/>
             </w:pPr>
-            <w:hyperlink w:history="1" r:id="rIds_aiacdf0iiffundvobep">
+            <w:hyperlink w:history="1" r:id="rIdlnsndkhmmnvivo_ypkew9">
               <w:r>
                 <w:rPr>
                   <w:rFonts w:ascii="Arial" w:cs="Arial" w:eastAsia="Arial" w:hAnsi="Arial"/>
@@ -14907,7 +14907,7 @@
             <w:pPr>
               <w:spacing w:after="20" w:before="0"/>
             </w:pPr>
-            <w:hyperlink w:history="1" r:id="rIdvjw4s80qctbp-cgtfl7qc">
+            <w:hyperlink w:history="1" r:id="rIdjbgqofjo8f4wyfkfl4tb2">
               <w:r>
                 <w:rPr>
                   <w:rFonts w:ascii="Arial" w:cs="Arial" w:eastAsia="Arial" w:hAnsi="Arial"/>
@@ -14940,7 +14940,7 @@
               <w:spacing w:after="10" w:before="0"/>
               <w:ind w:left="120"/>
             </w:pPr>
-            <w:hyperlink w:history="1" r:id="rIddbha4rcphyy9fufl-iind">
+            <w:hyperlink w:history="1" r:id="rIdujvdftm2jdi_18z5csio_">
               <w:r>
                 <w:rPr>
                   <w:rFonts w:ascii="Arial" w:cs="Arial" w:eastAsia="Arial" w:hAnsi="Arial"/>
@@ -14985,7 +14985,7 @@
             <w:pPr>
               <w:spacing w:after="20" w:before="0"/>
             </w:pPr>
-            <w:hyperlink w:history="1" r:id="rId4uhjdmkgabgzxgjol9sqb">
+            <w:hyperlink w:history="1" r:id="rIdiozovzju7hofwgof7s4px">
               <w:r>
                 <w:rPr>
                   <w:rFonts w:ascii="Arial" w:cs="Arial" w:eastAsia="Arial" w:hAnsi="Arial"/>
@@ -15018,7 +15018,7 @@
               <w:spacing w:after="10" w:before="0"/>
               <w:ind w:left="120"/>
             </w:pPr>
-            <w:hyperlink w:history="1" r:id="rIdir0rndsh8tug3jmqmjlqz">
+            <w:hyperlink w:history="1" r:id="rIdoyr-l31s8lrfuvowa2owp">
               <w:r>
                 <w:rPr>
                   <w:rFonts w:ascii="Arial" w:cs="Arial" w:eastAsia="Arial" w:hAnsi="Arial"/>
@@ -15213,7 +15213,7 @@
             <w:pPr>
               <w:spacing w:after="20" w:before="0"/>
             </w:pPr>
-            <w:hyperlink w:history="1" r:id="rIdipefyew6kqyx2vz6eau9d">
+            <w:hyperlink w:history="1" r:id="rId4hqemkrkqt6nk06ljkti4">
               <w:r>
                 <w:rPr>
                   <w:rFonts w:ascii="Arial" w:cs="Arial" w:eastAsia="Arial" w:hAnsi="Arial"/>
@@ -15246,7 +15246,7 @@
               <w:spacing w:after="10" w:before="0"/>
               <w:ind w:left="120"/>
             </w:pPr>
-            <w:hyperlink w:history="1" r:id="rIdhjiukcdhiz_exo7jq2gmf">
+            <w:hyperlink w:history="1" r:id="rIdf56l3i4zlxp8umoesvfmm">
               <w:r>
                 <w:rPr>
                   <w:rFonts w:ascii="Arial" w:cs="Arial" w:eastAsia="Arial" w:hAnsi="Arial"/>
@@ -15291,7 +15291,7 @@
             <w:pPr>
               <w:spacing w:after="20" w:before="0"/>
             </w:pPr>
-            <w:hyperlink w:history="1" r:id="rIdjct6srnhenbdzzhu3zssx">
+            <w:hyperlink w:history="1" r:id="rIdlyhgk5lp3vvmbucmuwpxn">
               <w:r>
                 <w:rPr>
                   <w:rFonts w:ascii="Arial" w:cs="Arial" w:eastAsia="Arial" w:hAnsi="Arial"/>
@@ -15324,7 +15324,7 @@
               <w:spacing w:after="10" w:before="0"/>
               <w:ind w:left="120"/>
             </w:pPr>
-            <w:hyperlink w:history="1" r:id="rId6srkffbnx-ok0bdyfcmez">
+            <w:hyperlink w:history="1" r:id="rIdqaizud-ryhae2ddbpgln4">
               <w:r>
                 <w:rPr>
                   <w:rFonts w:ascii="Arial" w:cs="Arial" w:eastAsia="Arial" w:hAnsi="Arial"/>
@@ -15519,7 +15519,7 @@
             <w:pPr>
               <w:spacing w:after="20" w:before="0"/>
             </w:pPr>
-            <w:hyperlink w:history="1" r:id="rIdeuwcsdo_kkfdbam3tawm9">
+            <w:hyperlink w:history="1" r:id="rIdn9mnefi90vznjult4q1wt">
               <w:r>
                 <w:rPr>
                   <w:rFonts w:ascii="Arial" w:cs="Arial" w:eastAsia="Arial" w:hAnsi="Arial"/>
@@ -15552,7 +15552,7 @@
               <w:spacing w:after="10" w:before="0"/>
               <w:ind w:left="120"/>
             </w:pPr>
-            <w:hyperlink w:history="1" r:id="rIdae7ihbtjcqmmdrjulueiq">
+            <w:hyperlink w:history="1" r:id="rIdhy1ocynxlfa9jsxurwwhd">
               <w:r>
                 <w:rPr>
                   <w:rFonts w:ascii="Arial" w:cs="Arial" w:eastAsia="Arial" w:hAnsi="Arial"/>
@@ -15597,7 +15597,7 @@
             <w:pPr>
               <w:spacing w:after="20" w:before="0"/>
             </w:pPr>
-            <w:hyperlink w:history="1" r:id="rIdotfunidywwjuuspatshn6">
+            <w:hyperlink w:history="1" r:id="rId_f5qguhrhu88rwtxc0a8y">
               <w:r>
                 <w:rPr>
                   <w:rFonts w:ascii="Arial" w:cs="Arial" w:eastAsia="Arial" w:hAnsi="Arial"/>
@@ -15630,7 +15630,7 @@
               <w:spacing w:after="10" w:before="0"/>
               <w:ind w:left="120"/>
             </w:pPr>
-            <w:hyperlink w:history="1" r:id="rIdvt108wnqz_arg8kccbf8a">
+            <w:hyperlink w:history="1" r:id="rIdsdrpq71tab7cmyzcbtiih">
               <w:r>
                 <w:rPr>
                   <w:rFonts w:ascii="Arial" w:cs="Arial" w:eastAsia="Arial" w:hAnsi="Arial"/>
@@ -17117,7 +17117,7 @@
             <w:pPr>
               <w:spacing w:after="20" w:before="0"/>
             </w:pPr>
-            <w:hyperlink w:history="1" r:id="rIdr8o-_jje7acqlxytcbkta">
+            <w:hyperlink w:history="1" r:id="rIdkmqwbawkc2gmwqohuuzvx">
               <w:r>
                 <w:rPr>
                   <w:rFonts w:ascii="Arial" w:cs="Arial" w:eastAsia="Arial" w:hAnsi="Arial"/>
@@ -17150,7 +17150,7 @@
               <w:spacing w:after="10" w:before="0"/>
               <w:ind w:left="120"/>
             </w:pPr>
-            <w:hyperlink w:history="1" r:id="rIdgepa3i2hgycfytdrkt2xg">
+            <w:hyperlink w:history="1" r:id="rId_z7nlvcrjrwjlrushejfa">
               <w:r>
                 <w:rPr>
                   <w:rFonts w:ascii="Arial" w:cs="Arial" w:eastAsia="Arial" w:hAnsi="Arial"/>
@@ -17195,7 +17195,7 @@
             <w:pPr>
               <w:spacing w:after="20" w:before="0"/>
             </w:pPr>
-            <w:hyperlink w:history="1" r:id="rIdjv9kc02maraes5yssu_7k">
+            <w:hyperlink w:history="1" r:id="rIdsvyz5o6j5_2ovvzeytdcp">
               <w:r>
                 <w:rPr>
                   <w:rFonts w:ascii="Arial" w:cs="Arial" w:eastAsia="Arial" w:hAnsi="Arial"/>
@@ -17228,7 +17228,7 @@
               <w:spacing w:after="10" w:before="0"/>
               <w:ind w:left="120"/>
             </w:pPr>
-            <w:hyperlink w:history="1" r:id="rId0upnfcifg7narkuu3bmda">
+            <w:hyperlink w:history="1" r:id="rIdlgsei1kn3ekew-dgqmxht">
               <w:r>
                 <w:rPr>
                   <w:rFonts w:ascii="Arial" w:cs="Arial" w:eastAsia="Arial" w:hAnsi="Arial"/>
@@ -17423,7 +17423,7 @@
             <w:pPr>
               <w:spacing w:after="20" w:before="0"/>
             </w:pPr>
-            <w:hyperlink w:history="1" r:id="rIdmmbnb_ios6otf8rk85aey">
+            <w:hyperlink w:history="1" r:id="rIdzdqapdsm53_ek1wski1d1">
               <w:r>
                 <w:rPr>
                   <w:rFonts w:ascii="Arial" w:cs="Arial" w:eastAsia="Arial" w:hAnsi="Arial"/>
@@ -17456,7 +17456,7 @@
               <w:spacing w:after="10" w:before="0"/>
               <w:ind w:left="120"/>
             </w:pPr>
-            <w:hyperlink w:history="1" r:id="rIddo3ghdtlk_hidehplgd6n">
+            <w:hyperlink w:history="1" r:id="rIde6xkozsmxf6eolkqnz4i7">
               <w:r>
                 <w:rPr>
                   <w:rFonts w:ascii="Arial" w:cs="Arial" w:eastAsia="Arial" w:hAnsi="Arial"/>
@@ -17501,7 +17501,7 @@
             <w:pPr>
               <w:spacing w:after="20" w:before="0"/>
             </w:pPr>
-            <w:hyperlink w:history="1" r:id="rIdv7wg2vvok9tncr4e5vljb">
+            <w:hyperlink w:history="1" r:id="rIdej1cv0hnuaxat-pouzi2o">
               <w:r>
                 <w:rPr>
                   <w:rFonts w:ascii="Arial" w:cs="Arial" w:eastAsia="Arial" w:hAnsi="Arial"/>
@@ -17534,7 +17534,7 @@
               <w:spacing w:after="10" w:before="0"/>
               <w:ind w:left="120"/>
             </w:pPr>
-            <w:hyperlink w:history="1" r:id="rIdxdhvksdt0t0m95ipx7tkk">
+            <w:hyperlink w:history="1" r:id="rId58ce7wjd-px1fa_sfg8pe">
               <w:r>
                 <w:rPr>
                   <w:rFonts w:ascii="Arial" w:cs="Arial" w:eastAsia="Arial" w:hAnsi="Arial"/>
@@ -17729,7 +17729,7 @@
             <w:pPr>
               <w:spacing w:after="20" w:before="0"/>
             </w:pPr>
-            <w:hyperlink w:history="1" r:id="rIds_pjko0lgwzyqfhl1rd4j">
+            <w:hyperlink w:history="1" r:id="rIdsz-92sg5vzl_cfgxcw8si">
               <w:r>
                 <w:rPr>
                   <w:rFonts w:ascii="Arial" w:cs="Arial" w:eastAsia="Arial" w:hAnsi="Arial"/>
@@ -17762,7 +17762,7 @@
               <w:spacing w:after="10" w:before="0"/>
               <w:ind w:left="120"/>
             </w:pPr>
-            <w:hyperlink w:history="1" r:id="rIdlvaf4jxr-jaegxgnm5zhg">
+            <w:hyperlink w:history="1" r:id="rId618i7idtlyqxvnij-gycj">
               <w:r>
                 <w:rPr>
                   <w:rFonts w:ascii="Arial" w:cs="Arial" w:eastAsia="Arial" w:hAnsi="Arial"/>
@@ -17807,7 +17807,7 @@
             <w:pPr>
               <w:spacing w:after="20" w:before="0"/>
             </w:pPr>
-            <w:hyperlink w:history="1" r:id="rIdzeuj5irbhjoq8j_jeqsyc">
+            <w:hyperlink w:history="1" r:id="rIdfokgy00gcxfstboj1iu8c">
               <w:r>
                 <w:rPr>
                   <w:rFonts w:ascii="Arial" w:cs="Arial" w:eastAsia="Arial" w:hAnsi="Arial"/>
@@ -17840,7 +17840,7 @@
               <w:spacing w:after="10" w:before="0"/>
               <w:ind w:left="120"/>
             </w:pPr>
-            <w:hyperlink w:history="1" r:id="rIdrsxwlnd0dtcr6he_oowfk">
+            <w:hyperlink w:history="1" r:id="rIdpg2zvymcyrse2j-uebgg6">
               <w:r>
                 <w:rPr>
                   <w:rFonts w:ascii="Arial" w:cs="Arial" w:eastAsia="Arial" w:hAnsi="Arial"/>
@@ -18035,7 +18035,7 @@
             <w:pPr>
               <w:spacing w:after="20" w:before="0"/>
             </w:pPr>
-            <w:hyperlink w:history="1" r:id="rIdzltdakfix8qb2hzy8dlyu">
+            <w:hyperlink w:history="1" r:id="rIddke_f9so-3almhv7qzpkm">
               <w:r>
                 <w:rPr>
                   <w:rFonts w:ascii="Arial" w:cs="Arial" w:eastAsia="Arial" w:hAnsi="Arial"/>
@@ -18068,7 +18068,7 @@
               <w:spacing w:after="10" w:before="0"/>
               <w:ind w:left="120"/>
             </w:pPr>
-            <w:hyperlink w:history="1" r:id="rIdayfm3nobb1syvag57hjbt">
+            <w:hyperlink w:history="1" r:id="rId18ikzw3mat0fpks4ikirh">
               <w:r>
                 <w:rPr>
                   <w:rFonts w:ascii="Arial" w:cs="Arial" w:eastAsia="Arial" w:hAnsi="Arial"/>
@@ -18113,7 +18113,7 @@
             <w:pPr>
               <w:spacing w:after="20" w:before="0"/>
             </w:pPr>
-            <w:hyperlink w:history="1" r:id="rIdyxqt5tolfrombcywaa1yv">
+            <w:hyperlink w:history="1" r:id="rIdv5mvaqwwmim5oxxw9z3xa">
               <w:r>
                 <w:rPr>
                   <w:rFonts w:ascii="Arial" w:cs="Arial" w:eastAsia="Arial" w:hAnsi="Arial"/>
@@ -18146,7 +18146,7 @@
               <w:spacing w:after="10" w:before="0"/>
               <w:ind w:left="120"/>
             </w:pPr>
-            <w:hyperlink w:history="1" r:id="rId6s2uej4cyg-1uuexcvzj9">
+            <w:hyperlink w:history="1" r:id="rIdqdi4xusrmqqdtorej3ulh">
               <w:r>
                 <w:rPr>
                   <w:rFonts w:ascii="Arial" w:cs="Arial" w:eastAsia="Arial" w:hAnsi="Arial"/>
@@ -18341,7 +18341,7 @@
             <w:pPr>
               <w:spacing w:after="20" w:before="0"/>
             </w:pPr>
-            <w:hyperlink w:history="1" r:id="rIdiigregz8cdxgan_9lq3vj">
+            <w:hyperlink w:history="1" r:id="rIddih-pnh_b4umslpkmzqh_">
               <w:r>
                 <w:rPr>
                   <w:rFonts w:ascii="Arial" w:cs="Arial" w:eastAsia="Arial" w:hAnsi="Arial"/>
@@ -18374,7 +18374,7 @@
               <w:spacing w:after="10" w:before="0"/>
               <w:ind w:left="120"/>
             </w:pPr>
-            <w:hyperlink w:history="1" r:id="rIdwskgh9c8gjrisdy4feqaq">
+            <w:hyperlink w:history="1" r:id="rIdfy_9qgwojznuxu4-5t1px">
               <w:r>
                 <w:rPr>
                   <w:rFonts w:ascii="Arial" w:cs="Arial" w:eastAsia="Arial" w:hAnsi="Arial"/>
@@ -18419,7 +18419,7 @@
             <w:pPr>
               <w:spacing w:after="20" w:before="0"/>
             </w:pPr>
-            <w:hyperlink w:history="1" r:id="rId_vqgur_wqtf6qxoy3gv2a">
+            <w:hyperlink w:history="1" r:id="rIdbwhgwlg1iesqwbfzspxls">
               <w:r>
                 <w:rPr>
                   <w:rFonts w:ascii="Arial" w:cs="Arial" w:eastAsia="Arial" w:hAnsi="Arial"/>
@@ -18452,7 +18452,7 @@
               <w:spacing w:after="10" w:before="0"/>
               <w:ind w:left="120"/>
             </w:pPr>
-            <w:hyperlink w:history="1" r:id="rIdtpffxyeagq8b1ht9ipiu2">
+            <w:hyperlink w:history="1" r:id="rIdwuhqqxuzrdeceffiwxyji">
               <w:r>
                 <w:rPr>
                   <w:rFonts w:ascii="Arial" w:cs="Arial" w:eastAsia="Arial" w:hAnsi="Arial"/>
@@ -19939,7 +19939,7 @@
             <w:pPr>
               <w:spacing w:after="20" w:before="0"/>
             </w:pPr>
-            <w:hyperlink w:history="1" r:id="rId9itm_kexve2jyq8xdyvxd">
+            <w:hyperlink w:history="1" r:id="rId46fju9ubapzmrja5q6a5i">
               <w:r>
                 <w:rPr>
                   <w:rFonts w:ascii="Arial" w:cs="Arial" w:eastAsia="Arial" w:hAnsi="Arial"/>
@@ -19972,7 +19972,7 @@
               <w:spacing w:after="10" w:before="0"/>
               <w:ind w:left="120"/>
             </w:pPr>
-            <w:hyperlink w:history="1" r:id="rIdle-fyghbipynuclyjsb-e">
+            <w:hyperlink w:history="1" r:id="rIdyuxk9sqbjir9k5suiib8d">
               <w:r>
                 <w:rPr>
                   <w:rFonts w:ascii="Arial" w:cs="Arial" w:eastAsia="Arial" w:hAnsi="Arial"/>
@@ -20017,7 +20017,7 @@
             <w:pPr>
               <w:spacing w:after="20" w:before="0"/>
             </w:pPr>
-            <w:hyperlink w:history="1" r:id="rIdb15wyqelmg4ewxqq5qru2">
+            <w:hyperlink w:history="1" r:id="rIdbmewknmn94jcb_gpn5buz">
               <w:r>
                 <w:rPr>
                   <w:rFonts w:ascii="Arial" w:cs="Arial" w:eastAsia="Arial" w:hAnsi="Arial"/>
@@ -20050,7 +20050,7 @@
               <w:spacing w:after="10" w:before="0"/>
               <w:ind w:left="120"/>
             </w:pPr>
-            <w:hyperlink w:history="1" r:id="rIdilmgf8-mmfkc52n4olr-v">
+            <w:hyperlink w:history="1" r:id="rId-vbve0qclwemqqvayhawv">
               <w:r>
                 <w:rPr>
                   <w:rFonts w:ascii="Arial" w:cs="Arial" w:eastAsia="Arial" w:hAnsi="Arial"/>
@@ -20245,7 +20245,7 @@
             <w:pPr>
               <w:spacing w:after="20" w:before="0"/>
             </w:pPr>
-            <w:hyperlink w:history="1" r:id="rIdnoql_kojmct0itike1kht">
+            <w:hyperlink w:history="1" r:id="rIdt4kmxpaqulsvzi0kcv8bg">
               <w:r>
                 <w:rPr>
                   <w:rFonts w:ascii="Arial" w:cs="Arial" w:eastAsia="Arial" w:hAnsi="Arial"/>
@@ -20278,7 +20278,7 @@
               <w:spacing w:after="10" w:before="0"/>
               <w:ind w:left="120"/>
             </w:pPr>
-            <w:hyperlink w:history="1" r:id="rIdq-haqwzra-qx_cujr6p89">
+            <w:hyperlink w:history="1" r:id="rIdrn2lvhjymohci7wwoo38h">
               <w:r>
                 <w:rPr>
                   <w:rFonts w:ascii="Arial" w:cs="Arial" w:eastAsia="Arial" w:hAnsi="Arial"/>
@@ -20323,7 +20323,7 @@
             <w:pPr>
               <w:spacing w:after="20" w:before="0"/>
             </w:pPr>
-            <w:hyperlink w:history="1" r:id="rIdzm6ngcbppc6giagdkdql8">
+            <w:hyperlink w:history="1" r:id="rIdkpcqiryeui7vkqocyrtfm">
               <w:r>
                 <w:rPr>
                   <w:rFonts w:ascii="Arial" w:cs="Arial" w:eastAsia="Arial" w:hAnsi="Arial"/>
@@ -20356,7 +20356,7 @@
               <w:spacing w:after="10" w:before="0"/>
               <w:ind w:left="120"/>
             </w:pPr>
-            <w:hyperlink w:history="1" r:id="rIdb-snfryrwczbcway8z7kr">
+            <w:hyperlink w:history="1" r:id="rIdnogyuc-dgeawy_cfvfy3i">
               <w:r>
                 <w:rPr>
                   <w:rFonts w:ascii="Arial" w:cs="Arial" w:eastAsia="Arial" w:hAnsi="Arial"/>
@@ -20551,7 +20551,7 @@
             <w:pPr>
               <w:spacing w:after="20" w:before="0"/>
             </w:pPr>
-            <w:hyperlink w:history="1" r:id="rIdqwdd9rk8mamw5frakhf_l">
+            <w:hyperlink w:history="1" r:id="rIdsr09o_ehtq-eo-8lmfink">
               <w:r>
                 <w:rPr>
                   <w:rFonts w:ascii="Arial" w:cs="Arial" w:eastAsia="Arial" w:hAnsi="Arial"/>
@@ -20584,7 +20584,7 @@
               <w:spacing w:after="10" w:before="0"/>
               <w:ind w:left="120"/>
             </w:pPr>
-            <w:hyperlink w:history="1" r:id="rIdm2lb7dzhcvdqglx5h-nvd">
+            <w:hyperlink w:history="1" r:id="rId7pv698vp_3kytwdynkwjs">
               <w:r>
                 <w:rPr>
                   <w:rFonts w:ascii="Arial" w:cs="Arial" w:eastAsia="Arial" w:hAnsi="Arial"/>
@@ -20629,7 +20629,7 @@
             <w:pPr>
               <w:spacing w:after="20" w:before="0"/>
             </w:pPr>
-            <w:hyperlink w:history="1" r:id="rId5kyyjy6p-fr2i7w3p5mfu">
+            <w:hyperlink w:history="1" r:id="rIdrxc6ltfqo_ibgqrqlu3k2">
               <w:r>
                 <w:rPr>
                   <w:rFonts w:ascii="Arial" w:cs="Arial" w:eastAsia="Arial" w:hAnsi="Arial"/>
@@ -20662,7 +20662,7 @@
               <w:spacing w:after="10" w:before="0"/>
               <w:ind w:left="120"/>
             </w:pPr>
-            <w:hyperlink w:history="1" r:id="rIdphttsqvkjzlzulp_ufxvf">
+            <w:hyperlink w:history="1" r:id="rIdk7ubd4pyiwrbgh9pbm7ty">
               <w:r>
                 <w:rPr>
                   <w:rFonts w:ascii="Arial" w:cs="Arial" w:eastAsia="Arial" w:hAnsi="Arial"/>
@@ -20857,7 +20857,7 @@
             <w:pPr>
               <w:spacing w:after="20" w:before="0"/>
             </w:pPr>
-            <w:hyperlink w:history="1" r:id="rIdx7oo6llhc5rhaqyfm3mqh">
+            <w:hyperlink w:history="1" r:id="rIdc4yynafs5nyoj75-dbnfe">
               <w:r>
                 <w:rPr>
                   <w:rFonts w:ascii="Arial" w:cs="Arial" w:eastAsia="Arial" w:hAnsi="Arial"/>
@@ -20890,7 +20890,7 @@
               <w:spacing w:after="10" w:before="0"/>
               <w:ind w:left="120"/>
             </w:pPr>
-            <w:hyperlink w:history="1" r:id="rIdjzt5gytwxkuvf_zschmq_">
+            <w:hyperlink w:history="1" r:id="rIdsb_0kcqsqcxkdhxlnt3r-">
               <w:r>
                 <w:rPr>
                   <w:rFonts w:ascii="Arial" w:cs="Arial" w:eastAsia="Arial" w:hAnsi="Arial"/>
@@ -20935,7 +20935,7 @@
             <w:pPr>
               <w:spacing w:after="20" w:before="0"/>
             </w:pPr>
-            <w:hyperlink w:history="1" r:id="rIdepwuslzaf-j_m8-bhno0x">
+            <w:hyperlink w:history="1" r:id="rId4oo1vwsqcoj-ja0dtgk6t">
               <w:r>
                 <w:rPr>
                   <w:rFonts w:ascii="Arial" w:cs="Arial" w:eastAsia="Arial" w:hAnsi="Arial"/>
@@ -20968,7 +20968,7 @@
               <w:spacing w:after="10" w:before="0"/>
               <w:ind w:left="120"/>
             </w:pPr>
-            <w:hyperlink w:history="1" r:id="rIdqtfdjwcuxfnrivwceqygf">
+            <w:hyperlink w:history="1" r:id="rIdb1y_cvlvchrmr3fiujz7h">
               <w:r>
                 <w:rPr>
                   <w:rFonts w:ascii="Arial" w:cs="Arial" w:eastAsia="Arial" w:hAnsi="Arial"/>
@@ -21163,7 +21163,7 @@
             <w:pPr>
               <w:spacing w:after="20" w:before="0"/>
             </w:pPr>
-            <w:hyperlink w:history="1" r:id="rIdhd0zqg8wjnadrp6ldg2um">
+            <w:hyperlink w:history="1" r:id="rIddc1blrowwlmpgkkxkr_2p">
               <w:r>
                 <w:rPr>
                   <w:rFonts w:ascii="Arial" w:cs="Arial" w:eastAsia="Arial" w:hAnsi="Arial"/>
@@ -21196,7 +21196,7 @@
               <w:spacing w:after="10" w:before="0"/>
               <w:ind w:left="120"/>
             </w:pPr>
-            <w:hyperlink w:history="1" r:id="rIdjqamhuwb9qohzqbu-feag">
+            <w:hyperlink w:history="1" r:id="rId3_lb8_eipeesd5jiembo3">
               <w:r>
                 <w:rPr>
                   <w:rFonts w:ascii="Arial" w:cs="Arial" w:eastAsia="Arial" w:hAnsi="Arial"/>
@@ -21241,7 +21241,7 @@
             <w:pPr>
               <w:spacing w:after="20" w:before="0"/>
             </w:pPr>
-            <w:hyperlink w:history="1" r:id="rIdygxqmsshygazedmjs9cew">
+            <w:hyperlink w:history="1" r:id="rId8dhyxuoci1cigjaq8fhe3">
               <w:r>
                 <w:rPr>
                   <w:rFonts w:ascii="Arial" w:cs="Arial" w:eastAsia="Arial" w:hAnsi="Arial"/>
@@ -21274,7 +21274,7 @@
               <w:spacing w:after="10" w:before="0"/>
               <w:ind w:left="120"/>
             </w:pPr>
-            <w:hyperlink w:history="1" r:id="rIdqgh5vgnocmryhzobc-whi">
+            <w:hyperlink w:history="1" r:id="rId4zkt0oqzuow3se1yvqn1y">
               <w:r>
                 <w:rPr>
                   <w:rFonts w:ascii="Arial" w:cs="Arial" w:eastAsia="Arial" w:hAnsi="Arial"/>
@@ -22761,7 +22761,7 @@
             <w:pPr>
               <w:spacing w:after="20" w:before="0"/>
             </w:pPr>
-            <w:hyperlink w:history="1" r:id="rIdqhqgqa1nfyywdx4enpe4p">
+            <w:hyperlink w:history="1" r:id="rIdjuz4rwwgkko3p9w9xyzo2">
               <w:r>
                 <w:rPr>
                   <w:rFonts w:ascii="Arial" w:cs="Arial" w:eastAsia="Arial" w:hAnsi="Arial"/>
@@ -22794,7 +22794,7 @@
               <w:spacing w:after="10" w:before="0"/>
               <w:ind w:left="120"/>
             </w:pPr>
-            <w:hyperlink w:history="1" r:id="rIdauxfys_wnu7dgvqz8ebbd">
+            <w:hyperlink w:history="1" r:id="rIdu6ml6rlgn-vrnfjhfrtmc">
               <w:r>
                 <w:rPr>
                   <w:rFonts w:ascii="Arial" w:cs="Arial" w:eastAsia="Arial" w:hAnsi="Arial"/>
@@ -22839,7 +22839,7 @@
             <w:pPr>
               <w:spacing w:after="20" w:before="0"/>
             </w:pPr>
-            <w:hyperlink w:history="1" r:id="rIdcedr82qhg7zjre9aqsmkg">
+            <w:hyperlink w:history="1" r:id="rIdutsfiyqkr--izlueyu6qj">
               <w:r>
                 <w:rPr>
                   <w:rFonts w:ascii="Arial" w:cs="Arial" w:eastAsia="Arial" w:hAnsi="Arial"/>
@@ -22872,7 +22872,7 @@
               <w:spacing w:after="10" w:before="0"/>
               <w:ind w:left="120"/>
             </w:pPr>
-            <w:hyperlink w:history="1" r:id="rIdmukt4tnuummnq_5x9g-ll">
+            <w:hyperlink w:history="1" r:id="rIdtda3phan8jdv-c1ubisou">
               <w:r>
                 <w:rPr>
                   <w:rFonts w:ascii="Arial" w:cs="Arial" w:eastAsia="Arial" w:hAnsi="Arial"/>
@@ -23067,7 +23067,7 @@
             <w:pPr>
               <w:spacing w:after="20" w:before="0"/>
             </w:pPr>
-            <w:hyperlink w:history="1" r:id="rIddr-yfrffpf3uuzsjxfum9">
+            <w:hyperlink w:history="1" r:id="rIdacpwzh7phmehprkvoi5du">
               <w:r>
                 <w:rPr>
                   <w:rFonts w:ascii="Arial" w:cs="Arial" w:eastAsia="Arial" w:hAnsi="Arial"/>
@@ -23100,7 +23100,7 @@
               <w:spacing w:after="10" w:before="0"/>
               <w:ind w:left="120"/>
             </w:pPr>
-            <w:hyperlink w:history="1" r:id="rIdsgvduxczjmgjlam98ymb1">
+            <w:hyperlink w:history="1" r:id="rIdthlhe3lrodklwifigcqnj">
               <w:r>
                 <w:rPr>
                   <w:rFonts w:ascii="Arial" w:cs="Arial" w:eastAsia="Arial" w:hAnsi="Arial"/>
@@ -23145,7 +23145,7 @@
             <w:pPr>
               <w:spacing w:after="20" w:before="0"/>
             </w:pPr>
-            <w:hyperlink w:history="1" r:id="rIdpld6s_we6xp0y7u8h7ymj">
+            <w:hyperlink w:history="1" r:id="rIdpbkhpsejmnxz8r2dgp1mn">
               <w:r>
                 <w:rPr>
                   <w:rFonts w:ascii="Arial" w:cs="Arial" w:eastAsia="Arial" w:hAnsi="Arial"/>
@@ -23178,7 +23178,7 @@
               <w:spacing w:after="10" w:before="0"/>
               <w:ind w:left="120"/>
             </w:pPr>
-            <w:hyperlink w:history="1" r:id="rId1nnodum_tyhmd00kgrx9v">
+            <w:hyperlink w:history="1" r:id="rIdy8b_ggtpdryqesc5ejnex">
               <w:r>
                 <w:rPr>
                   <w:rFonts w:ascii="Arial" w:cs="Arial" w:eastAsia="Arial" w:hAnsi="Arial"/>
@@ -23601,7 +23601,7 @@
             <w:pPr>
               <w:spacing w:after="20" w:before="0"/>
             </w:pPr>
-            <w:hyperlink w:history="1" r:id="rId7cm-4wk-z5h2tllln_95i">
+            <w:hyperlink w:history="1" r:id="rId7y_mumepeza__x0pv-zif">
               <w:r>
                 <w:rPr>
                   <w:rFonts w:ascii="Arial" w:cs="Arial" w:eastAsia="Arial" w:hAnsi="Arial"/>
@@ -23634,7 +23634,7 @@
               <w:spacing w:after="10" w:before="0"/>
               <w:ind w:left="120"/>
             </w:pPr>
-            <w:hyperlink w:history="1" r:id="rIdpm-jth5pc00j7jf46kg7m">
+            <w:hyperlink w:history="1" r:id="rIdpxzyqbsat8y9_rpzxtoax">
               <w:r>
                 <w:rPr>
                   <w:rFonts w:ascii="Arial" w:cs="Arial" w:eastAsia="Arial" w:hAnsi="Arial"/>
@@ -23679,7 +23679,7 @@
             <w:pPr>
               <w:spacing w:after="20" w:before="0"/>
             </w:pPr>
-            <w:hyperlink w:history="1" r:id="rId3ye5n_ev97mg90xl6nyew">
+            <w:hyperlink w:history="1" r:id="rIdr2tybmqyrodxmgog--gc2">
               <w:r>
                 <w:rPr>
                   <w:rFonts w:ascii="Arial" w:cs="Arial" w:eastAsia="Arial" w:hAnsi="Arial"/>
@@ -23712,7 +23712,7 @@
               <w:spacing w:after="10" w:before="0"/>
               <w:ind w:left="120"/>
             </w:pPr>
-            <w:hyperlink w:history="1" r:id="rIdy-j4naxnkebvo2vzq1ooo">
+            <w:hyperlink w:history="1" r:id="rIdrgvuwzvgc2g3tfkunvhli">
               <w:r>
                 <w:rPr>
                   <w:rFonts w:ascii="Arial" w:cs="Arial" w:eastAsia="Arial" w:hAnsi="Arial"/>
@@ -23907,7 +23907,7 @@
             <w:pPr>
               <w:spacing w:after="20" w:before="0"/>
             </w:pPr>
-            <w:hyperlink w:history="1" r:id="rIdzoira3caumbx-do9dzqxh">
+            <w:hyperlink w:history="1" r:id="rIdqaqvuzqgsn8paiesp1w1r">
               <w:r>
                 <w:rPr>
                   <w:rFonts w:ascii="Arial" w:cs="Arial" w:eastAsia="Arial" w:hAnsi="Arial"/>
@@ -23940,7 +23940,7 @@
               <w:spacing w:after="10" w:before="0"/>
               <w:ind w:left="120"/>
             </w:pPr>
-            <w:hyperlink w:history="1" r:id="rIdun2j7ddvybg9bh-_gcivr">
+            <w:hyperlink w:history="1" r:id="rIdenwsleb9cjuvfvwbdy0ny">
               <w:r>
                 <w:rPr>
                   <w:rFonts w:ascii="Arial" w:cs="Arial" w:eastAsia="Arial" w:hAnsi="Arial"/>
@@ -23985,7 +23985,7 @@
             <w:pPr>
               <w:spacing w:after="20" w:before="0"/>
             </w:pPr>
-            <w:hyperlink w:history="1" r:id="rId6g2nf1iwtf1ejt_qn6kbi">
+            <w:hyperlink w:history="1" r:id="rIdwhsgohwkogbsqhnljzk6w">
               <w:r>
                 <w:rPr>
                   <w:rFonts w:ascii="Arial" w:cs="Arial" w:eastAsia="Arial" w:hAnsi="Arial"/>
@@ -24018,7 +24018,7 @@
               <w:spacing w:after="10" w:before="0"/>
               <w:ind w:left="120"/>
             </w:pPr>
-            <w:hyperlink w:history="1" r:id="rIditulw-hghz8ivvsmnws2k">
+            <w:hyperlink w:history="1" r:id="rIdhvci1wuds7zir6lxthd6h">
               <w:r>
                 <w:rPr>
                   <w:rFonts w:ascii="Arial" w:cs="Arial" w:eastAsia="Arial" w:hAnsi="Arial"/>
@@ -24213,7 +24213,7 @@
             <w:pPr>
               <w:spacing w:after="20" w:before="0"/>
             </w:pPr>
-            <w:hyperlink w:history="1" r:id="rIdlztqneom1togyskkgrzml">
+            <w:hyperlink w:history="1" r:id="rId1ghvmauc6hhkggtzjblpc">
               <w:r>
                 <w:rPr>
                   <w:rFonts w:ascii="Arial" w:cs="Arial" w:eastAsia="Arial" w:hAnsi="Arial"/>
@@ -24246,7 +24246,7 @@
               <w:spacing w:after="10" w:before="0"/>
               <w:ind w:left="120"/>
             </w:pPr>
-            <w:hyperlink w:history="1" r:id="rId6ltauiplvbb5twfj5wesu">
+            <w:hyperlink w:history="1" r:id="rIdwj-phy9bnmtfw0ydrezxw">
               <w:r>
                 <w:rPr>
                   <w:rFonts w:ascii="Arial" w:cs="Arial" w:eastAsia="Arial" w:hAnsi="Arial"/>
@@ -24291,7 +24291,7 @@
             <w:pPr>
               <w:spacing w:after="20" w:before="0"/>
             </w:pPr>
-            <w:hyperlink w:history="1" r:id="rIdtpkou5i6epuywszaxgpqf">
+            <w:hyperlink w:history="1" r:id="rIdvd2qjeu9sptlfkyxsth0k">
               <w:r>
                 <w:rPr>
                   <w:rFonts w:ascii="Arial" w:cs="Arial" w:eastAsia="Arial" w:hAnsi="Arial"/>
@@ -24324,7 +24324,7 @@
               <w:spacing w:after="10" w:before="0"/>
               <w:ind w:left="120"/>
             </w:pPr>
-            <w:hyperlink w:history="1" r:id="rId00othmnon2zrus78hafgz">
+            <w:hyperlink w:history="1" r:id="rIdlpp72groeg93fng7lpo73">
               <w:r>
                 <w:rPr>
                   <w:rFonts w:ascii="Arial" w:cs="Arial" w:eastAsia="Arial" w:hAnsi="Arial"/>
